--- a/Моделювання систем/лаб15/Horetskyi_lab#.docx
+++ b/Моделювання систем/лаб15/Horetskyi_lab#.docx
@@ -147,18 +147,29 @@
           <w:rFonts w:ascii="Times New Roman" w:hAnsi="Times New Roman" w:cs="Times New Roman"/>
           <w:sz w:val="28"/>
           <w:szCs w:val="28"/>
-        </w:rPr>
-        <w:t xml:space="preserve">Студент: </w:t>
-      </w:r>
+          <w:lang w:val="uk-UA"/>
+        </w:rPr>
+        <w:t xml:space="preserve">Студенти: Горецький Максим, </w:t>
+      </w:r>
+      <w:proofErr w:type="spellStart"/>
       <w:r>
         <w:rPr>
           <w:rFonts w:ascii="Times New Roman" w:hAnsi="Times New Roman" w:cs="Times New Roman"/>
           <w:sz w:val="28"/>
           <w:szCs w:val="28"/>
-          <w:highlight w:val="yellow"/>
-          <w:lang w:val="uk-UA"/>
-        </w:rPr>
-        <w:t>Команда 1</w:t>
+          <w:lang w:val="uk-UA"/>
+        </w:rPr>
+        <w:t>Дарманський</w:t>
+      </w:r>
+      <w:proofErr w:type="spellEnd"/>
+      <w:r>
+        <w:rPr>
+          <w:rFonts w:ascii="Times New Roman" w:hAnsi="Times New Roman" w:cs="Times New Roman"/>
+          <w:sz w:val="28"/>
+          <w:szCs w:val="28"/>
+          <w:lang w:val="uk-UA"/>
+        </w:rPr>
+        <w:t xml:space="preserve"> Максим, Веретко Сергій, Осадчук Владислав</w:t>
       </w:r>
     </w:p>
     <w:p>
@@ -252,193 +263,8517 @@
     </w:p>
     <w:p>
       <w:pPr>
+        <w:pStyle w:val="3"/>
+        <w:rPr>
+          <w:b/>
+          <w:bCs/>
+        </w:rPr>
+      </w:pPr>
+      <w:r>
+        <w:rPr>
+          <w:b/>
+          <w:bCs/>
+        </w:rPr>
+        <w:t>Завдання 1.</w:t>
+      </w:r>
+    </w:p>
+    <w:p>
+      <w:pPr>
+        <w:pStyle w:val="4"/>
+        <w:rPr>
+          <w:b/>
+          <w:bCs/>
+          <w:color w:val="auto"/>
+        </w:rPr>
+      </w:pPr>
+      <w:r>
+        <w:rPr>
+          <w:b/>
+          <w:bCs/>
+          <w:color w:val="auto"/>
+        </w:rPr>
+        <w:t>Умова завдання</w:t>
+      </w:r>
+    </w:p>
+    <w:p>
+      <w:r>
+        <w:rPr>
+          <w:noProof/>
+        </w:rPr>
+        <w:drawing>
+          <wp:inline distT="0" distB="0" distL="0" distR="0" wp14:anchorId="1E2397EE" wp14:editId="3146A35D">
+            <wp:extent cx="6237290" cy="809625"/>
+            <wp:effectExtent l="0" t="0" r="0" b="0"/>
+            <wp:docPr id="1" name="Рисунок 1"/>
+            <wp:cNvGraphicFramePr>
+              <a:graphicFrameLocks xmlns:a="http://schemas.openxmlformats.org/drawingml/2006/main" noChangeAspect="1"/>
+            </wp:cNvGraphicFramePr>
+            <a:graphic xmlns:a="http://schemas.openxmlformats.org/drawingml/2006/main">
+              <a:graphicData uri="http://schemas.openxmlformats.org/drawingml/2006/picture">
+                <pic:pic xmlns:pic="http://schemas.openxmlformats.org/drawingml/2006/picture">
+                  <pic:nvPicPr>
+                    <pic:cNvPr id="1" name=""/>
+                    <pic:cNvPicPr/>
+                  </pic:nvPicPr>
+                  <pic:blipFill>
+                    <a:blip r:embed="rId4"/>
+                    <a:stretch>
+                      <a:fillRect/>
+                    </a:stretch>
+                  </pic:blipFill>
+                  <pic:spPr>
+                    <a:xfrm>
+                      <a:off x="0" y="0"/>
+                      <a:ext cx="6242668" cy="810323"/>
+                    </a:xfrm>
+                    <a:prstGeom prst="rect">
+                      <a:avLst/>
+                    </a:prstGeom>
+                  </pic:spPr>
+                </pic:pic>
+              </a:graphicData>
+            </a:graphic>
+          </wp:inline>
+        </w:drawing>
+      </w:r>
+    </w:p>
+    <w:p>
+      <w:pPr>
+        <w:pStyle w:val="4"/>
+        <w:rPr>
+          <w:b/>
+          <w:bCs/>
+          <w:color w:val="auto"/>
+          <w:lang w:val="ru-RU"/>
+        </w:rPr>
+      </w:pPr>
+      <w:bookmarkStart w:id="6" w:name="_xpk9bbeo4k3q" w:colFirst="0" w:colLast="0"/>
+      <w:bookmarkEnd w:id="6"/>
+      <w:r>
+        <w:rPr>
+          <w:b/>
+          <w:bCs/>
+          <w:color w:val="auto"/>
+        </w:rPr>
+        <w:t>Програмна реалізація</w:t>
+      </w:r>
+      <w:bookmarkStart w:id="7" w:name="_p5ssbc7ned6l" w:colFirst="0" w:colLast="0"/>
+      <w:bookmarkEnd w:id="7"/>
+      <w:r>
+        <w:rPr>
+          <w:b/>
+          <w:bCs/>
+          <w:color w:val="auto"/>
+          <w:lang w:val="ru-RU"/>
+        </w:rPr>
+        <w:t xml:space="preserve"> </w:t>
+      </w:r>
+    </w:p>
+    <w:p>
+      <w:proofErr w:type="spellStart"/>
+      <w:r>
+        <w:t>pkg</w:t>
+      </w:r>
+      <w:proofErr w:type="spellEnd"/>
+      <w:r>
+        <w:t xml:space="preserve"> </w:t>
+      </w:r>
+      <w:proofErr w:type="spellStart"/>
+      <w:r>
+        <w:t>load</w:t>
+      </w:r>
+      <w:proofErr w:type="spellEnd"/>
+      <w:r>
+        <w:t xml:space="preserve"> </w:t>
+      </w:r>
+      <w:proofErr w:type="spellStart"/>
+      <w:r>
+        <w:t>optim</w:t>
+      </w:r>
+      <w:proofErr w:type="spellEnd"/>
+      <w:r>
+        <w:t xml:space="preserve"> </w:t>
+      </w:r>
+    </w:p>
+    <w:p/>
+    <w:p>
+      <w:r>
+        <w:t>% Вартість перевезення (матриця 2x3)</w:t>
+      </w:r>
+    </w:p>
+    <w:p>
+      <w:r>
+        <w:t xml:space="preserve">C = [60 10 40; </w:t>
+      </w:r>
+    </w:p>
+    <w:p>
+      <w:r>
+        <w:t xml:space="preserve">     120 20 80];</w:t>
+      </w:r>
+    </w:p>
+    <w:p/>
+    <w:p>
+      <w:r>
+        <w:t>% Перетворення вектору витрат у стовпчик</w:t>
+      </w:r>
+    </w:p>
+    <w:p>
+      <w:r>
+        <w:t>f = C(:);  % [60; 10; 40; 120; 20; 80]</w:t>
+      </w:r>
+    </w:p>
+    <w:p/>
+    <w:p>
+      <w:proofErr w:type="spellStart"/>
+      <w:r>
+        <w:t>A_supply</w:t>
+      </w:r>
+      <w:proofErr w:type="spellEnd"/>
+      <w:r>
+        <w:t xml:space="preserve"> = [1 1 1 0 0 0;</w:t>
+      </w:r>
+    </w:p>
+    <w:p>
+      <w:r>
+        <w:t xml:space="preserve">            0 0 0 1 1 1];</w:t>
+      </w:r>
+    </w:p>
+    <w:p>
+      <w:proofErr w:type="spellStart"/>
+      <w:r>
+        <w:t>b_supply</w:t>
+      </w:r>
+      <w:proofErr w:type="spellEnd"/>
+      <w:r>
+        <w:t xml:space="preserve"> = [150; 90];</w:t>
+      </w:r>
+    </w:p>
+    <w:p/>
+    <w:p>
+      <w:proofErr w:type="spellStart"/>
+      <w:r>
+        <w:t>A_demand</w:t>
+      </w:r>
+      <w:proofErr w:type="spellEnd"/>
+      <w:r>
+        <w:t xml:space="preserve"> = [1 0 0 1 0 0;  % пункт 1</w:t>
+      </w:r>
+    </w:p>
+    <w:p>
+      <w:r>
+        <w:t xml:space="preserve">            0 1 0 0 1 0;  % пункт 2</w:t>
+      </w:r>
+    </w:p>
+    <w:p>
+      <w:r>
+        <w:t xml:space="preserve">            0 0 1 0 0 1]; % пункт 3</w:t>
+      </w:r>
+    </w:p>
+    <w:p>
+      <w:proofErr w:type="spellStart"/>
+      <w:r>
+        <w:t>b_demand</w:t>
+      </w:r>
+      <w:proofErr w:type="spellEnd"/>
+      <w:r>
+        <w:t xml:space="preserve"> = [60; 70; 40];</w:t>
+      </w:r>
+    </w:p>
+    <w:p/>
+    <w:p>
+      <w:proofErr w:type="spellStart"/>
+      <w:r>
+        <w:t>lb</w:t>
+      </w:r>
+      <w:proofErr w:type="spellEnd"/>
+      <w:r>
+        <w:t xml:space="preserve"> = </w:t>
+      </w:r>
+      <w:proofErr w:type="spellStart"/>
+      <w:r>
+        <w:t>zeros</w:t>
+      </w:r>
+      <w:proofErr w:type="spellEnd"/>
+      <w:r>
+        <w:t xml:space="preserve">(6, 1);  % </w:t>
+      </w:r>
+      <w:proofErr w:type="spellStart"/>
+      <w:r>
+        <w:t>lower</w:t>
+      </w:r>
+      <w:proofErr w:type="spellEnd"/>
+      <w:r>
+        <w:t xml:space="preserve"> </w:t>
+      </w:r>
+      <w:proofErr w:type="spellStart"/>
+      <w:r>
+        <w:t>bound</w:t>
+      </w:r>
+      <w:proofErr w:type="spellEnd"/>
+    </w:p>
+    <w:p>
+      <w:proofErr w:type="spellStart"/>
+      <w:r>
+        <w:t>ub</w:t>
+      </w:r>
+      <w:proofErr w:type="spellEnd"/>
+      <w:r>
+        <w:t xml:space="preserve"> = [];           % </w:t>
+      </w:r>
+      <w:proofErr w:type="spellStart"/>
+      <w:r>
+        <w:t>upper</w:t>
+      </w:r>
+      <w:proofErr w:type="spellEnd"/>
+      <w:r>
+        <w:t xml:space="preserve"> bound не обмежена</w:t>
+      </w:r>
+    </w:p>
+    <w:p/>
+    <w:p>
+      <w:r>
+        <w:t>% Вирішуємо задачу лінійного програмування</w:t>
+      </w:r>
+    </w:p>
+    <w:p>
+      <w:r>
+        <w:t xml:space="preserve">[x, </w:t>
+      </w:r>
+      <w:proofErr w:type="spellStart"/>
+      <w:r>
+        <w:t>fval</w:t>
+      </w:r>
+      <w:proofErr w:type="spellEnd"/>
+      <w:r>
+        <w:t xml:space="preserve">] = </w:t>
+      </w:r>
+      <w:proofErr w:type="spellStart"/>
+      <w:r>
+        <w:t>linprog</w:t>
+      </w:r>
+      <w:proofErr w:type="spellEnd"/>
+      <w:r>
+        <w:t xml:space="preserve">(f, </w:t>
+      </w:r>
+      <w:proofErr w:type="spellStart"/>
+      <w:r>
+        <w:t>A_supply</w:t>
+      </w:r>
+      <w:proofErr w:type="spellEnd"/>
+      <w:r>
+        <w:t xml:space="preserve">, </w:t>
+      </w:r>
+      <w:proofErr w:type="spellStart"/>
+      <w:r>
+        <w:t>b_supply</w:t>
+      </w:r>
+      <w:proofErr w:type="spellEnd"/>
+      <w:r>
+        <w:t xml:space="preserve">, </w:t>
+      </w:r>
+      <w:proofErr w:type="spellStart"/>
+      <w:r>
+        <w:t>A_demand</w:t>
+      </w:r>
+      <w:proofErr w:type="spellEnd"/>
+      <w:r>
+        <w:t xml:space="preserve">, </w:t>
+      </w:r>
+      <w:proofErr w:type="spellStart"/>
+      <w:r>
+        <w:t>b_demand</w:t>
+      </w:r>
+      <w:proofErr w:type="spellEnd"/>
+      <w:r>
+        <w:t xml:space="preserve">, </w:t>
+      </w:r>
+      <w:proofErr w:type="spellStart"/>
+      <w:r>
+        <w:t>lb</w:t>
+      </w:r>
+      <w:proofErr w:type="spellEnd"/>
+      <w:r>
+        <w:t xml:space="preserve">, </w:t>
+      </w:r>
+      <w:proofErr w:type="spellStart"/>
+      <w:r>
+        <w:t>ub</w:t>
+      </w:r>
+      <w:proofErr w:type="spellEnd"/>
+      <w:r>
+        <w:t>);</w:t>
+      </w:r>
+    </w:p>
+    <w:p/>
+    <w:p>
+      <w:r>
+        <w:t>% Виведення результатів</w:t>
+      </w:r>
+    </w:p>
+    <w:p>
+      <w:proofErr w:type="spellStart"/>
+      <w:r>
+        <w:t>disp</w:t>
+      </w:r>
+      <w:proofErr w:type="spellEnd"/>
+      <w:r>
+        <w:t>('План перевезення пального (</w:t>
+      </w:r>
+      <w:proofErr w:type="spellStart"/>
+      <w:r>
+        <w:t>тонн</w:t>
+      </w:r>
+      <w:proofErr w:type="spellEnd"/>
+      <w:r>
+        <w:t>):');</w:t>
+      </w:r>
+    </w:p>
+    <w:p>
+      <w:proofErr w:type="spellStart"/>
+      <w:r>
+        <w:t>disp</w:t>
+      </w:r>
+      <w:proofErr w:type="spellEnd"/>
+      <w:r>
+        <w:t>(</w:t>
+      </w:r>
+      <w:proofErr w:type="spellStart"/>
+      <w:r>
+        <w:t>reshape</w:t>
+      </w:r>
+      <w:proofErr w:type="spellEnd"/>
+      <w:r>
+        <w:t>(x, 3, 2)');  % Перетворюємо назад у 2x3</w:t>
+      </w:r>
+    </w:p>
+    <w:p/>
+    <w:p>
+      <w:proofErr w:type="spellStart"/>
+      <w:r>
+        <w:t>disp</w:t>
+      </w:r>
+      <w:proofErr w:type="spellEnd"/>
+      <w:r>
+        <w:t>(['Мінімальні транспортні витрати: ', num2str(</w:t>
+      </w:r>
+      <w:proofErr w:type="spellStart"/>
+      <w:r>
+        <w:t>fval</w:t>
+      </w:r>
+      <w:proofErr w:type="spellEnd"/>
+      <w:r>
+        <w:t>), ' тис. грн']);</w:t>
+      </w:r>
+    </w:p>
+    <w:p/>
+    <w:p>
+      <w:pPr>
+        <w:pStyle w:val="4"/>
+        <w:rPr>
+          <w:b/>
+          <w:bCs/>
+          <w:color w:val="auto"/>
+        </w:rPr>
+      </w:pPr>
+      <w:r>
+        <w:rPr>
+          <w:b/>
+          <w:bCs/>
+          <w:color w:val="auto"/>
+        </w:rPr>
+        <w:t>Результати виконання та їх аналіз</w:t>
+      </w:r>
+    </w:p>
+    <w:p>
+      <w:pPr>
+        <w:rPr>
+          <w:rFonts w:ascii="Courier New" w:eastAsia="Courier New" w:hAnsi="Courier New" w:cs="Courier New"/>
+          <w:b/>
+          <w:sz w:val="21"/>
+          <w:szCs w:val="21"/>
+        </w:rPr>
+      </w:pPr>
+      <w:r>
+        <w:rPr>
+          <w:rFonts w:ascii="Courier New" w:eastAsia="Courier New" w:hAnsi="Courier New" w:cs="Courier New"/>
+          <w:b/>
+          <w:sz w:val="21"/>
+          <w:szCs w:val="21"/>
+        </w:rPr>
+        <w:t xml:space="preserve">octave:1&gt; </w:t>
+      </w:r>
+      <w:proofErr w:type="spellStart"/>
+      <w:r>
+        <w:rPr>
+          <w:rFonts w:ascii="Courier New" w:eastAsia="Courier New" w:hAnsi="Courier New" w:cs="Courier New"/>
+          <w:b/>
+          <w:sz w:val="21"/>
+          <w:szCs w:val="21"/>
+        </w:rPr>
+        <w:t>pkg</w:t>
+      </w:r>
+      <w:proofErr w:type="spellEnd"/>
+      <w:r>
+        <w:rPr>
+          <w:rFonts w:ascii="Courier New" w:eastAsia="Courier New" w:hAnsi="Courier New" w:cs="Courier New"/>
+          <w:b/>
+          <w:sz w:val="21"/>
+          <w:szCs w:val="21"/>
+        </w:rPr>
+        <w:t xml:space="preserve"> </w:t>
+      </w:r>
+      <w:proofErr w:type="spellStart"/>
+      <w:r>
+        <w:rPr>
+          <w:rFonts w:ascii="Courier New" w:eastAsia="Courier New" w:hAnsi="Courier New" w:cs="Courier New"/>
+          <w:b/>
+          <w:sz w:val="21"/>
+          <w:szCs w:val="21"/>
+        </w:rPr>
+        <w:t>load</w:t>
+      </w:r>
+      <w:proofErr w:type="spellEnd"/>
+      <w:r>
+        <w:rPr>
+          <w:rFonts w:ascii="Courier New" w:eastAsia="Courier New" w:hAnsi="Courier New" w:cs="Courier New"/>
+          <w:b/>
+          <w:sz w:val="21"/>
+          <w:szCs w:val="21"/>
+        </w:rPr>
+        <w:t xml:space="preserve"> </w:t>
+      </w:r>
+      <w:proofErr w:type="spellStart"/>
+      <w:r>
+        <w:rPr>
+          <w:rFonts w:ascii="Courier New" w:eastAsia="Courier New" w:hAnsi="Courier New" w:cs="Courier New"/>
+          <w:b/>
+          <w:sz w:val="21"/>
+          <w:szCs w:val="21"/>
+        </w:rPr>
+        <w:t>optim</w:t>
+      </w:r>
+      <w:proofErr w:type="spellEnd"/>
+    </w:p>
+    <w:p>
+      <w:pPr>
+        <w:rPr>
+          <w:rFonts w:ascii="Courier New" w:eastAsia="Courier New" w:hAnsi="Courier New" w:cs="Courier New"/>
+          <w:b/>
+          <w:sz w:val="21"/>
+          <w:szCs w:val="21"/>
+        </w:rPr>
+      </w:pPr>
+    </w:p>
+    <w:p>
+      <w:pPr>
+        <w:rPr>
+          <w:rFonts w:ascii="Courier New" w:eastAsia="Courier New" w:hAnsi="Courier New" w:cs="Courier New"/>
+          <w:b/>
+          <w:sz w:val="21"/>
+          <w:szCs w:val="21"/>
+        </w:rPr>
+      </w:pPr>
+      <w:r>
+        <w:rPr>
+          <w:rFonts w:ascii="Courier New" w:eastAsia="Courier New" w:hAnsi="Courier New" w:cs="Courier New"/>
+          <w:b/>
+          <w:sz w:val="21"/>
+          <w:szCs w:val="21"/>
+        </w:rPr>
+        <w:t>% Вартість перевезення (матриця 2x3)</w:t>
+      </w:r>
+    </w:p>
+    <w:p>
+      <w:pPr>
+        <w:rPr>
+          <w:rFonts w:ascii="Courier New" w:eastAsia="Courier New" w:hAnsi="Courier New" w:cs="Courier New"/>
+          <w:b/>
+          <w:sz w:val="21"/>
+          <w:szCs w:val="21"/>
+        </w:rPr>
+      </w:pPr>
+      <w:r>
+        <w:rPr>
+          <w:rFonts w:ascii="Courier New" w:eastAsia="Courier New" w:hAnsi="Courier New" w:cs="Courier New"/>
+          <w:b/>
+          <w:sz w:val="21"/>
+          <w:szCs w:val="21"/>
+        </w:rPr>
+        <w:t xml:space="preserve">C = [60 10 40; </w:t>
+      </w:r>
+    </w:p>
+    <w:p>
+      <w:pPr>
+        <w:rPr>
+          <w:rFonts w:ascii="Courier New" w:eastAsia="Courier New" w:hAnsi="Courier New" w:cs="Courier New"/>
+          <w:b/>
+          <w:sz w:val="21"/>
+          <w:szCs w:val="21"/>
+        </w:rPr>
+      </w:pPr>
+      <w:r>
+        <w:rPr>
+          <w:rFonts w:ascii="Courier New" w:eastAsia="Courier New" w:hAnsi="Courier New" w:cs="Courier New"/>
+          <w:b/>
+          <w:sz w:val="21"/>
+          <w:szCs w:val="21"/>
+        </w:rPr>
+        <w:t xml:space="preserve">     120 20 80];</w:t>
+      </w:r>
+    </w:p>
+    <w:p>
+      <w:pPr>
+        <w:rPr>
+          <w:rFonts w:ascii="Courier New" w:eastAsia="Courier New" w:hAnsi="Courier New" w:cs="Courier New"/>
+          <w:b/>
+          <w:sz w:val="21"/>
+          <w:szCs w:val="21"/>
+        </w:rPr>
+      </w:pPr>
+    </w:p>
+    <w:p>
+      <w:pPr>
+        <w:rPr>
+          <w:rFonts w:ascii="Courier New" w:eastAsia="Courier New" w:hAnsi="Courier New" w:cs="Courier New"/>
+          <w:b/>
+          <w:sz w:val="21"/>
+          <w:szCs w:val="21"/>
+        </w:rPr>
+      </w:pPr>
+      <w:r>
+        <w:rPr>
+          <w:rFonts w:ascii="Courier New" w:eastAsia="Courier New" w:hAnsi="Courier New" w:cs="Courier New"/>
+          <w:b/>
+          <w:sz w:val="21"/>
+          <w:szCs w:val="21"/>
+        </w:rPr>
+        <w:t>% Перетворення вектору витрат у стовпчик</w:t>
+      </w:r>
+    </w:p>
+    <w:p>
+      <w:pPr>
+        <w:rPr>
+          <w:rFonts w:ascii="Courier New" w:eastAsia="Courier New" w:hAnsi="Courier New" w:cs="Courier New"/>
+          <w:b/>
+          <w:sz w:val="21"/>
+          <w:szCs w:val="21"/>
+        </w:rPr>
+      </w:pPr>
+      <w:r>
+        <w:rPr>
+          <w:rFonts w:ascii="Courier New" w:eastAsia="Courier New" w:hAnsi="Courier New" w:cs="Courier New"/>
+          <w:b/>
+          <w:sz w:val="21"/>
+          <w:szCs w:val="21"/>
+        </w:rPr>
+        <w:t>f = C(:);  % [60; 10; 40; 120; 20; 80]</w:t>
+      </w:r>
+    </w:p>
+    <w:p>
+      <w:pPr>
+        <w:rPr>
+          <w:rFonts w:ascii="Courier New" w:eastAsia="Courier New" w:hAnsi="Courier New" w:cs="Courier New"/>
+          <w:b/>
+          <w:sz w:val="21"/>
+          <w:szCs w:val="21"/>
+        </w:rPr>
+      </w:pPr>
+    </w:p>
+    <w:p>
+      <w:pPr>
+        <w:rPr>
+          <w:rFonts w:ascii="Courier New" w:eastAsia="Courier New" w:hAnsi="Courier New" w:cs="Courier New"/>
+          <w:b/>
+          <w:sz w:val="21"/>
+          <w:szCs w:val="21"/>
+        </w:rPr>
+      </w:pPr>
+      <w:proofErr w:type="spellStart"/>
+      <w:r>
+        <w:rPr>
+          <w:rFonts w:ascii="Courier New" w:eastAsia="Courier New" w:hAnsi="Courier New" w:cs="Courier New"/>
+          <w:b/>
+          <w:sz w:val="21"/>
+          <w:szCs w:val="21"/>
+        </w:rPr>
+        <w:t>A_supply</w:t>
+      </w:r>
+      <w:proofErr w:type="spellEnd"/>
+      <w:r>
+        <w:rPr>
+          <w:rFonts w:ascii="Courier New" w:eastAsia="Courier New" w:hAnsi="Courier New" w:cs="Courier New"/>
+          <w:b/>
+          <w:sz w:val="21"/>
+          <w:szCs w:val="21"/>
+        </w:rPr>
+        <w:t xml:space="preserve"> = [1 1 1 0 0 0;</w:t>
+      </w:r>
+    </w:p>
+    <w:p>
+      <w:pPr>
+        <w:rPr>
+          <w:rFonts w:ascii="Courier New" w:eastAsia="Courier New" w:hAnsi="Courier New" w:cs="Courier New"/>
+          <w:b/>
+          <w:sz w:val="21"/>
+          <w:szCs w:val="21"/>
+        </w:rPr>
+      </w:pPr>
+      <w:r>
+        <w:rPr>
+          <w:rFonts w:ascii="Courier New" w:eastAsia="Courier New" w:hAnsi="Courier New" w:cs="Courier New"/>
+          <w:b/>
+          <w:sz w:val="21"/>
+          <w:szCs w:val="21"/>
+        </w:rPr>
+        <w:t xml:space="preserve">            0 0 0 1 1 1];</w:t>
+      </w:r>
+    </w:p>
+    <w:p>
+      <w:pPr>
+        <w:rPr>
+          <w:rFonts w:ascii="Courier New" w:eastAsia="Courier New" w:hAnsi="Courier New" w:cs="Courier New"/>
+          <w:b/>
+          <w:sz w:val="21"/>
+          <w:szCs w:val="21"/>
+        </w:rPr>
+      </w:pPr>
+      <w:proofErr w:type="spellStart"/>
+      <w:r>
+        <w:rPr>
+          <w:rFonts w:ascii="Courier New" w:eastAsia="Courier New" w:hAnsi="Courier New" w:cs="Courier New"/>
+          <w:b/>
+          <w:sz w:val="21"/>
+          <w:szCs w:val="21"/>
+        </w:rPr>
+        <w:t>b_supply</w:t>
+      </w:r>
+      <w:proofErr w:type="spellEnd"/>
+      <w:r>
+        <w:rPr>
+          <w:rFonts w:ascii="Courier New" w:eastAsia="Courier New" w:hAnsi="Courier New" w:cs="Courier New"/>
+          <w:b/>
+          <w:sz w:val="21"/>
+          <w:szCs w:val="21"/>
+        </w:rPr>
+        <w:t xml:space="preserve"> = [150; 90];</w:t>
+      </w:r>
+    </w:p>
+    <w:p>
+      <w:pPr>
+        <w:rPr>
+          <w:rFonts w:ascii="Courier New" w:eastAsia="Courier New" w:hAnsi="Courier New" w:cs="Courier New"/>
+          <w:b/>
+          <w:sz w:val="21"/>
+          <w:szCs w:val="21"/>
+        </w:rPr>
+      </w:pPr>
+    </w:p>
+    <w:p>
+      <w:pPr>
+        <w:rPr>
+          <w:rFonts w:ascii="Courier New" w:eastAsia="Courier New" w:hAnsi="Courier New" w:cs="Courier New"/>
+          <w:b/>
+          <w:sz w:val="21"/>
+          <w:szCs w:val="21"/>
+        </w:rPr>
+      </w:pPr>
+      <w:proofErr w:type="spellStart"/>
+      <w:r>
+        <w:rPr>
+          <w:rFonts w:ascii="Courier New" w:eastAsia="Courier New" w:hAnsi="Courier New" w:cs="Courier New"/>
+          <w:b/>
+          <w:sz w:val="21"/>
+          <w:szCs w:val="21"/>
+        </w:rPr>
+        <w:t>A_demand</w:t>
+      </w:r>
+      <w:proofErr w:type="spellEnd"/>
+      <w:r>
+        <w:rPr>
+          <w:rFonts w:ascii="Courier New" w:eastAsia="Courier New" w:hAnsi="Courier New" w:cs="Courier New"/>
+          <w:b/>
+          <w:sz w:val="21"/>
+          <w:szCs w:val="21"/>
+        </w:rPr>
+        <w:t xml:space="preserve"> = [1 0 0 1 0 0;  % пункт 1</w:t>
+      </w:r>
+    </w:p>
+    <w:p>
+      <w:pPr>
+        <w:rPr>
+          <w:rFonts w:ascii="Courier New" w:eastAsia="Courier New" w:hAnsi="Courier New" w:cs="Courier New"/>
+          <w:b/>
+          <w:sz w:val="21"/>
+          <w:szCs w:val="21"/>
+        </w:rPr>
+      </w:pPr>
+      <w:r>
+        <w:rPr>
+          <w:rFonts w:ascii="Courier New" w:eastAsia="Courier New" w:hAnsi="Courier New" w:cs="Courier New"/>
+          <w:b/>
+          <w:sz w:val="21"/>
+          <w:szCs w:val="21"/>
+        </w:rPr>
+        <w:t xml:space="preserve">            0 1 0 0 1 0;  % пункт 2</w:t>
+      </w:r>
+    </w:p>
+    <w:p>
+      <w:pPr>
+        <w:rPr>
+          <w:rFonts w:ascii="Courier New" w:eastAsia="Courier New" w:hAnsi="Courier New" w:cs="Courier New"/>
+          <w:b/>
+          <w:sz w:val="21"/>
+          <w:szCs w:val="21"/>
+        </w:rPr>
+      </w:pPr>
+      <w:r>
+        <w:rPr>
+          <w:rFonts w:ascii="Courier New" w:eastAsia="Courier New" w:hAnsi="Courier New" w:cs="Courier New"/>
+          <w:b/>
+          <w:sz w:val="21"/>
+          <w:szCs w:val="21"/>
+        </w:rPr>
+        <w:t xml:space="preserve">            0 0 1 0 0 1]; % пункт 3</w:t>
+      </w:r>
+    </w:p>
+    <w:p>
+      <w:pPr>
+        <w:rPr>
+          <w:rFonts w:ascii="Courier New" w:eastAsia="Courier New" w:hAnsi="Courier New" w:cs="Courier New"/>
+          <w:b/>
+          <w:sz w:val="21"/>
+          <w:szCs w:val="21"/>
+        </w:rPr>
+      </w:pPr>
+      <w:proofErr w:type="spellStart"/>
+      <w:r>
+        <w:rPr>
+          <w:rFonts w:ascii="Courier New" w:eastAsia="Courier New" w:hAnsi="Courier New" w:cs="Courier New"/>
+          <w:b/>
+          <w:sz w:val="21"/>
+          <w:szCs w:val="21"/>
+        </w:rPr>
+        <w:t>b_demand</w:t>
+      </w:r>
+      <w:proofErr w:type="spellEnd"/>
+      <w:r>
+        <w:rPr>
+          <w:rFonts w:ascii="Courier New" w:eastAsia="Courier New" w:hAnsi="Courier New" w:cs="Courier New"/>
+          <w:b/>
+          <w:sz w:val="21"/>
+          <w:szCs w:val="21"/>
+        </w:rPr>
+        <w:t xml:space="preserve"> = [60; 70; 40];</w:t>
+      </w:r>
+    </w:p>
+    <w:p>
+      <w:pPr>
+        <w:rPr>
+          <w:rFonts w:ascii="Courier New" w:eastAsia="Courier New" w:hAnsi="Courier New" w:cs="Courier New"/>
+          <w:b/>
+          <w:sz w:val="21"/>
+          <w:szCs w:val="21"/>
+        </w:rPr>
+      </w:pPr>
+    </w:p>
+    <w:p>
+      <w:pPr>
+        <w:rPr>
+          <w:rFonts w:ascii="Courier New" w:eastAsia="Courier New" w:hAnsi="Courier New" w:cs="Courier New"/>
+          <w:b/>
+          <w:sz w:val="21"/>
+          <w:szCs w:val="21"/>
+        </w:rPr>
+      </w:pPr>
+      <w:r>
+        <w:rPr>
+          <w:rFonts w:ascii="Courier New" w:eastAsia="Courier New" w:hAnsi="Courier New" w:cs="Courier New"/>
+          <w:b/>
+          <w:sz w:val="21"/>
+          <w:szCs w:val="21"/>
+        </w:rPr>
+        <w:t>% Всі змінні повинні бути невід’ємні</w:t>
+      </w:r>
+    </w:p>
+    <w:p>
+      <w:pPr>
+        <w:rPr>
+          <w:rFonts w:ascii="Courier New" w:eastAsia="Courier New" w:hAnsi="Courier New" w:cs="Courier New"/>
+          <w:b/>
+          <w:sz w:val="21"/>
+          <w:szCs w:val="21"/>
+        </w:rPr>
+      </w:pPr>
+      <w:proofErr w:type="spellStart"/>
+      <w:r>
+        <w:rPr>
+          <w:rFonts w:ascii="Courier New" w:eastAsia="Courier New" w:hAnsi="Courier New" w:cs="Courier New"/>
+          <w:b/>
+          <w:sz w:val="21"/>
+          <w:szCs w:val="21"/>
+        </w:rPr>
+        <w:t>lb</w:t>
+      </w:r>
+      <w:proofErr w:type="spellEnd"/>
+      <w:r>
+        <w:rPr>
+          <w:rFonts w:ascii="Courier New" w:eastAsia="Courier New" w:hAnsi="Courier New" w:cs="Courier New"/>
+          <w:b/>
+          <w:sz w:val="21"/>
+          <w:szCs w:val="21"/>
+        </w:rPr>
+        <w:t xml:space="preserve"> = </w:t>
+      </w:r>
+      <w:proofErr w:type="spellStart"/>
+      <w:r>
+        <w:rPr>
+          <w:rFonts w:ascii="Courier New" w:eastAsia="Courier New" w:hAnsi="Courier New" w:cs="Courier New"/>
+          <w:b/>
+          <w:sz w:val="21"/>
+          <w:szCs w:val="21"/>
+        </w:rPr>
+        <w:t>zeros</w:t>
+      </w:r>
+      <w:proofErr w:type="spellEnd"/>
+      <w:r>
+        <w:rPr>
+          <w:rFonts w:ascii="Courier New" w:eastAsia="Courier New" w:hAnsi="Courier New" w:cs="Courier New"/>
+          <w:b/>
+          <w:sz w:val="21"/>
+          <w:szCs w:val="21"/>
+        </w:rPr>
+        <w:t>(6, 1);</w:t>
+      </w:r>
+    </w:p>
+    <w:p>
+      <w:pPr>
+        <w:rPr>
+          <w:rFonts w:ascii="Courier New" w:eastAsia="Courier New" w:hAnsi="Courier New" w:cs="Courier New"/>
+          <w:b/>
+          <w:sz w:val="21"/>
+          <w:szCs w:val="21"/>
+        </w:rPr>
+      </w:pPr>
+      <w:proofErr w:type="spellStart"/>
+      <w:r>
+        <w:rPr>
+          <w:rFonts w:ascii="Courier New" w:eastAsia="Courier New" w:hAnsi="Courier New" w:cs="Courier New"/>
+          <w:b/>
+          <w:sz w:val="21"/>
+          <w:szCs w:val="21"/>
+        </w:rPr>
+        <w:t>ub</w:t>
+      </w:r>
+      <w:proofErr w:type="spellEnd"/>
+      <w:r>
+        <w:rPr>
+          <w:rFonts w:ascii="Courier New" w:eastAsia="Courier New" w:hAnsi="Courier New" w:cs="Courier New"/>
+          <w:b/>
+          <w:sz w:val="21"/>
+          <w:szCs w:val="21"/>
+        </w:rPr>
+        <w:t xml:space="preserve"> = [];</w:t>
+      </w:r>
+    </w:p>
+    <w:p>
+      <w:pPr>
+        <w:rPr>
+          <w:rFonts w:ascii="Courier New" w:eastAsia="Courier New" w:hAnsi="Courier New" w:cs="Courier New"/>
+          <w:b/>
+          <w:sz w:val="21"/>
+          <w:szCs w:val="21"/>
+        </w:rPr>
+      </w:pPr>
+    </w:p>
+    <w:p>
+      <w:pPr>
+        <w:rPr>
+          <w:rFonts w:ascii="Courier New" w:eastAsia="Courier New" w:hAnsi="Courier New" w:cs="Courier New"/>
+          <w:b/>
+          <w:sz w:val="21"/>
+          <w:szCs w:val="21"/>
+        </w:rPr>
+      </w:pPr>
+      <w:r>
+        <w:rPr>
+          <w:rFonts w:ascii="Courier New" w:eastAsia="Courier New" w:hAnsi="Courier New" w:cs="Courier New"/>
+          <w:b/>
+          <w:sz w:val="21"/>
+          <w:szCs w:val="21"/>
+        </w:rPr>
+        <w:t>% Вирішуємо задачу лінійного програмування</w:t>
+      </w:r>
+    </w:p>
+    <w:p>
+      <w:pPr>
+        <w:rPr>
+          <w:rFonts w:ascii="Courier New" w:eastAsia="Courier New" w:hAnsi="Courier New" w:cs="Courier New"/>
+          <w:b/>
+          <w:sz w:val="21"/>
+          <w:szCs w:val="21"/>
+        </w:rPr>
+      </w:pPr>
+      <w:r>
+        <w:rPr>
+          <w:rFonts w:ascii="Courier New" w:eastAsia="Courier New" w:hAnsi="Courier New" w:cs="Courier New"/>
+          <w:b/>
+          <w:sz w:val="21"/>
+          <w:szCs w:val="21"/>
+        </w:rPr>
+        <w:t xml:space="preserve">[x, </w:t>
+      </w:r>
+      <w:proofErr w:type="spellStart"/>
+      <w:r>
+        <w:rPr>
+          <w:rFonts w:ascii="Courier New" w:eastAsia="Courier New" w:hAnsi="Courier New" w:cs="Courier New"/>
+          <w:b/>
+          <w:sz w:val="21"/>
+          <w:szCs w:val="21"/>
+        </w:rPr>
+        <w:t>fval</w:t>
+      </w:r>
+      <w:proofErr w:type="spellEnd"/>
+      <w:r>
+        <w:rPr>
+          <w:rFonts w:ascii="Courier New" w:eastAsia="Courier New" w:hAnsi="Courier New" w:cs="Courier New"/>
+          <w:b/>
+          <w:sz w:val="21"/>
+          <w:szCs w:val="21"/>
+        </w:rPr>
+        <w:t xml:space="preserve">] = </w:t>
+      </w:r>
+      <w:proofErr w:type="spellStart"/>
+      <w:r>
+        <w:rPr>
+          <w:rFonts w:ascii="Courier New" w:eastAsia="Courier New" w:hAnsi="Courier New" w:cs="Courier New"/>
+          <w:b/>
+          <w:sz w:val="21"/>
+          <w:szCs w:val="21"/>
+        </w:rPr>
+        <w:t>linprog</w:t>
+      </w:r>
+      <w:proofErr w:type="spellEnd"/>
+      <w:r>
+        <w:rPr>
+          <w:rFonts w:ascii="Courier New" w:eastAsia="Courier New" w:hAnsi="Courier New" w:cs="Courier New"/>
+          <w:b/>
+          <w:sz w:val="21"/>
+          <w:szCs w:val="21"/>
+        </w:rPr>
+        <w:t xml:space="preserve">(f, </w:t>
+      </w:r>
+      <w:proofErr w:type="spellStart"/>
+      <w:r>
+        <w:rPr>
+          <w:rFonts w:ascii="Courier New" w:eastAsia="Courier New" w:hAnsi="Courier New" w:cs="Courier New"/>
+          <w:b/>
+          <w:sz w:val="21"/>
+          <w:szCs w:val="21"/>
+        </w:rPr>
+        <w:t>A_supply</w:t>
+      </w:r>
+      <w:proofErr w:type="spellEnd"/>
+      <w:r>
+        <w:rPr>
+          <w:rFonts w:ascii="Courier New" w:eastAsia="Courier New" w:hAnsi="Courier New" w:cs="Courier New"/>
+          <w:b/>
+          <w:sz w:val="21"/>
+          <w:szCs w:val="21"/>
+        </w:rPr>
+        <w:t xml:space="preserve">, </w:t>
+      </w:r>
+      <w:proofErr w:type="spellStart"/>
+      <w:r>
+        <w:rPr>
+          <w:rFonts w:ascii="Courier New" w:eastAsia="Courier New" w:hAnsi="Courier New" w:cs="Courier New"/>
+          <w:b/>
+          <w:sz w:val="21"/>
+          <w:szCs w:val="21"/>
+        </w:rPr>
+        <w:t>b_supply</w:t>
+      </w:r>
+      <w:proofErr w:type="spellEnd"/>
+      <w:r>
+        <w:rPr>
+          <w:rFonts w:ascii="Courier New" w:eastAsia="Courier New" w:hAnsi="Courier New" w:cs="Courier New"/>
+          <w:b/>
+          <w:sz w:val="21"/>
+          <w:szCs w:val="21"/>
+        </w:rPr>
+        <w:t xml:space="preserve">, </w:t>
+      </w:r>
+      <w:proofErr w:type="spellStart"/>
+      <w:r>
+        <w:rPr>
+          <w:rFonts w:ascii="Courier New" w:eastAsia="Courier New" w:hAnsi="Courier New" w:cs="Courier New"/>
+          <w:b/>
+          <w:sz w:val="21"/>
+          <w:szCs w:val="21"/>
+        </w:rPr>
+        <w:t>A_demand</w:t>
+      </w:r>
+      <w:proofErr w:type="spellEnd"/>
+      <w:r>
+        <w:rPr>
+          <w:rFonts w:ascii="Courier New" w:eastAsia="Courier New" w:hAnsi="Courier New" w:cs="Courier New"/>
+          <w:b/>
+          <w:sz w:val="21"/>
+          <w:szCs w:val="21"/>
+        </w:rPr>
+        <w:t xml:space="preserve">, </w:t>
+      </w:r>
+      <w:proofErr w:type="spellStart"/>
+      <w:r>
+        <w:rPr>
+          <w:rFonts w:ascii="Courier New" w:eastAsia="Courier New" w:hAnsi="Courier New" w:cs="Courier New"/>
+          <w:b/>
+          <w:sz w:val="21"/>
+          <w:szCs w:val="21"/>
+        </w:rPr>
+        <w:t>b_demand</w:t>
+      </w:r>
+      <w:proofErr w:type="spellEnd"/>
+      <w:r>
+        <w:rPr>
+          <w:rFonts w:ascii="Courier New" w:eastAsia="Courier New" w:hAnsi="Courier New" w:cs="Courier New"/>
+          <w:b/>
+          <w:sz w:val="21"/>
+          <w:szCs w:val="21"/>
+        </w:rPr>
+        <w:t xml:space="preserve">, </w:t>
+      </w:r>
+      <w:proofErr w:type="spellStart"/>
+      <w:r>
+        <w:rPr>
+          <w:rFonts w:ascii="Courier New" w:eastAsia="Courier New" w:hAnsi="Courier New" w:cs="Courier New"/>
+          <w:b/>
+          <w:sz w:val="21"/>
+          <w:szCs w:val="21"/>
+        </w:rPr>
+        <w:t>lb</w:t>
+      </w:r>
+      <w:proofErr w:type="spellEnd"/>
+      <w:r>
+        <w:rPr>
+          <w:rFonts w:ascii="Courier New" w:eastAsia="Courier New" w:hAnsi="Courier New" w:cs="Courier New"/>
+          <w:b/>
+          <w:sz w:val="21"/>
+          <w:szCs w:val="21"/>
+        </w:rPr>
+        <w:t xml:space="preserve">, </w:t>
+      </w:r>
+      <w:proofErr w:type="spellStart"/>
+      <w:r>
+        <w:rPr>
+          <w:rFonts w:ascii="Courier New" w:eastAsia="Courier New" w:hAnsi="Courier New" w:cs="Courier New"/>
+          <w:b/>
+          <w:sz w:val="21"/>
+          <w:szCs w:val="21"/>
+        </w:rPr>
+        <w:t>ub</w:t>
+      </w:r>
+      <w:proofErr w:type="spellEnd"/>
+      <w:r>
+        <w:rPr>
+          <w:rFonts w:ascii="Courier New" w:eastAsia="Courier New" w:hAnsi="Courier New" w:cs="Courier New"/>
+          <w:b/>
+          <w:sz w:val="21"/>
+          <w:szCs w:val="21"/>
+        </w:rPr>
+        <w:t>);</w:t>
+      </w:r>
+    </w:p>
+    <w:p>
+      <w:pPr>
+        <w:rPr>
+          <w:rFonts w:ascii="Courier New" w:eastAsia="Courier New" w:hAnsi="Courier New" w:cs="Courier New"/>
+          <w:b/>
+          <w:sz w:val="21"/>
+          <w:szCs w:val="21"/>
+        </w:rPr>
+      </w:pPr>
+    </w:p>
+    <w:p>
+      <w:pPr>
+        <w:rPr>
+          <w:rFonts w:ascii="Courier New" w:eastAsia="Courier New" w:hAnsi="Courier New" w:cs="Courier New"/>
+          <w:b/>
+          <w:sz w:val="21"/>
+          <w:szCs w:val="21"/>
+        </w:rPr>
+      </w:pPr>
+      <w:r>
+        <w:rPr>
+          <w:rFonts w:ascii="Courier New" w:eastAsia="Courier New" w:hAnsi="Courier New" w:cs="Courier New"/>
+          <w:b/>
+          <w:sz w:val="21"/>
+          <w:szCs w:val="21"/>
+        </w:rPr>
+        <w:t>% Виведення результатів</w:t>
+      </w:r>
+    </w:p>
+    <w:p>
+      <w:pPr>
+        <w:rPr>
+          <w:rFonts w:ascii="Courier New" w:eastAsia="Courier New" w:hAnsi="Courier New" w:cs="Courier New"/>
+          <w:b/>
+          <w:sz w:val="21"/>
+          <w:szCs w:val="21"/>
+        </w:rPr>
+      </w:pPr>
+      <w:proofErr w:type="spellStart"/>
+      <w:r>
+        <w:rPr>
+          <w:rFonts w:ascii="Courier New" w:eastAsia="Courier New" w:hAnsi="Courier New" w:cs="Courier New"/>
+          <w:b/>
+          <w:sz w:val="21"/>
+          <w:szCs w:val="21"/>
+        </w:rPr>
+        <w:t>disp</w:t>
+      </w:r>
+      <w:proofErr w:type="spellEnd"/>
+      <w:r>
+        <w:rPr>
+          <w:rFonts w:ascii="Courier New" w:eastAsia="Courier New" w:hAnsi="Courier New" w:cs="Courier New"/>
+          <w:b/>
+          <w:sz w:val="21"/>
+          <w:szCs w:val="21"/>
+        </w:rPr>
+        <w:t>('План перевезення пального (</w:t>
+      </w:r>
+      <w:proofErr w:type="spellStart"/>
+      <w:r>
+        <w:rPr>
+          <w:rFonts w:ascii="Courier New" w:eastAsia="Courier New" w:hAnsi="Courier New" w:cs="Courier New"/>
+          <w:b/>
+          <w:sz w:val="21"/>
+          <w:szCs w:val="21"/>
+        </w:rPr>
+        <w:t>тонн</w:t>
+      </w:r>
+      <w:proofErr w:type="spellEnd"/>
+      <w:r>
+        <w:rPr>
+          <w:rFonts w:ascii="Courier New" w:eastAsia="Courier New" w:hAnsi="Courier New" w:cs="Courier New"/>
+          <w:b/>
+          <w:sz w:val="21"/>
+          <w:szCs w:val="21"/>
+        </w:rPr>
+        <w:t>):');</w:t>
+      </w:r>
+    </w:p>
+    <w:p>
+      <w:pPr>
+        <w:rPr>
+          <w:rFonts w:ascii="Courier New" w:eastAsia="Courier New" w:hAnsi="Courier New" w:cs="Courier New"/>
+          <w:b/>
+          <w:sz w:val="21"/>
+          <w:szCs w:val="21"/>
+        </w:rPr>
+      </w:pPr>
+      <w:proofErr w:type="spellStart"/>
+      <w:r>
+        <w:rPr>
+          <w:rFonts w:ascii="Courier New" w:eastAsia="Courier New" w:hAnsi="Courier New" w:cs="Courier New"/>
+          <w:b/>
+          <w:sz w:val="21"/>
+          <w:szCs w:val="21"/>
+        </w:rPr>
+        <w:t>disp</w:t>
+      </w:r>
+      <w:proofErr w:type="spellEnd"/>
+      <w:r>
+        <w:rPr>
+          <w:rFonts w:ascii="Courier New" w:eastAsia="Courier New" w:hAnsi="Courier New" w:cs="Courier New"/>
+          <w:b/>
+          <w:sz w:val="21"/>
+          <w:szCs w:val="21"/>
+        </w:rPr>
+        <w:t>(</w:t>
+      </w:r>
+      <w:proofErr w:type="spellStart"/>
+      <w:r>
+        <w:rPr>
+          <w:rFonts w:ascii="Courier New" w:eastAsia="Courier New" w:hAnsi="Courier New" w:cs="Courier New"/>
+          <w:b/>
+          <w:sz w:val="21"/>
+          <w:szCs w:val="21"/>
+        </w:rPr>
+        <w:t>reshape</w:t>
+      </w:r>
+      <w:proofErr w:type="spellEnd"/>
+      <w:r>
+        <w:rPr>
+          <w:rFonts w:ascii="Courier New" w:eastAsia="Courier New" w:hAnsi="Courier New" w:cs="Courier New"/>
+          <w:b/>
+          <w:sz w:val="21"/>
+          <w:szCs w:val="21"/>
+        </w:rPr>
+        <w:t>(x, 3, 2)');  % Перетворюємо назад у 2x3</w:t>
+      </w:r>
+    </w:p>
+    <w:p>
+      <w:pPr>
+        <w:rPr>
+          <w:rFonts w:ascii="Courier New" w:eastAsia="Courier New" w:hAnsi="Courier New" w:cs="Courier New"/>
+          <w:b/>
+          <w:sz w:val="21"/>
+          <w:szCs w:val="21"/>
+        </w:rPr>
+      </w:pPr>
+    </w:p>
+    <w:p>
+      <w:pPr>
+        <w:rPr>
+          <w:rFonts w:ascii="Courier New" w:eastAsia="Courier New" w:hAnsi="Courier New" w:cs="Courier New"/>
+          <w:b/>
+          <w:sz w:val="21"/>
+          <w:szCs w:val="21"/>
+        </w:rPr>
+      </w:pPr>
+      <w:proofErr w:type="spellStart"/>
+      <w:r>
+        <w:rPr>
+          <w:rFonts w:ascii="Courier New" w:eastAsia="Courier New" w:hAnsi="Courier New" w:cs="Courier New"/>
+          <w:b/>
+          <w:sz w:val="21"/>
+          <w:szCs w:val="21"/>
+        </w:rPr>
+        <w:t>disp</w:t>
+      </w:r>
+      <w:proofErr w:type="spellEnd"/>
+      <w:r>
+        <w:rPr>
+          <w:rFonts w:ascii="Courier New" w:eastAsia="Courier New" w:hAnsi="Courier New" w:cs="Courier New"/>
+          <w:b/>
+          <w:sz w:val="21"/>
+          <w:szCs w:val="21"/>
+        </w:rPr>
+        <w:t>(['Мінімальні транспортні витрати: ', num2str(</w:t>
+      </w:r>
+      <w:proofErr w:type="spellStart"/>
+      <w:r>
+        <w:rPr>
+          <w:rFonts w:ascii="Courier New" w:eastAsia="Courier New" w:hAnsi="Courier New" w:cs="Courier New"/>
+          <w:b/>
+          <w:sz w:val="21"/>
+          <w:szCs w:val="21"/>
+        </w:rPr>
+        <w:t>fval</w:t>
+      </w:r>
+      <w:proofErr w:type="spellEnd"/>
+      <w:r>
+        <w:rPr>
+          <w:rFonts w:ascii="Courier New" w:eastAsia="Courier New" w:hAnsi="Courier New" w:cs="Courier New"/>
+          <w:b/>
+          <w:sz w:val="21"/>
+          <w:szCs w:val="21"/>
+        </w:rPr>
+        <w:t>), ' тис. грн']);</w:t>
+      </w:r>
+    </w:p>
+    <w:p>
+      <w:pPr>
+        <w:rPr>
+          <w:rFonts w:ascii="Courier New" w:eastAsia="Courier New" w:hAnsi="Courier New" w:cs="Courier New"/>
+          <w:b/>
+          <w:sz w:val="21"/>
+          <w:szCs w:val="21"/>
+        </w:rPr>
+      </w:pPr>
+    </w:p>
+    <w:p>
+      <w:pPr>
+        <w:rPr>
+          <w:rFonts w:ascii="Courier New" w:eastAsia="Courier New" w:hAnsi="Courier New" w:cs="Courier New"/>
+          <w:b/>
+          <w:sz w:val="21"/>
+          <w:szCs w:val="21"/>
+        </w:rPr>
+      </w:pPr>
+      <w:r>
+        <w:rPr>
+          <w:rFonts w:ascii="Courier New" w:eastAsia="Courier New" w:hAnsi="Courier New" w:cs="Courier New"/>
+          <w:b/>
+          <w:sz w:val="21"/>
+          <w:szCs w:val="21"/>
+        </w:rPr>
+        <w:t>План перевезення пального (</w:t>
+      </w:r>
+      <w:proofErr w:type="spellStart"/>
+      <w:r>
+        <w:rPr>
+          <w:rFonts w:ascii="Courier New" w:eastAsia="Courier New" w:hAnsi="Courier New" w:cs="Courier New"/>
+          <w:b/>
+          <w:sz w:val="21"/>
+          <w:szCs w:val="21"/>
+        </w:rPr>
+        <w:t>тонн</w:t>
+      </w:r>
+      <w:proofErr w:type="spellEnd"/>
+      <w:r>
+        <w:rPr>
+          <w:rFonts w:ascii="Courier New" w:eastAsia="Courier New" w:hAnsi="Courier New" w:cs="Courier New"/>
+          <w:b/>
+          <w:sz w:val="21"/>
+          <w:szCs w:val="21"/>
+        </w:rPr>
+        <w:t>):</w:t>
+      </w:r>
+    </w:p>
+    <w:p>
+      <w:pPr>
+        <w:rPr>
+          <w:rFonts w:ascii="Courier New" w:eastAsia="Courier New" w:hAnsi="Courier New" w:cs="Courier New"/>
+          <w:b/>
+          <w:sz w:val="21"/>
+          <w:szCs w:val="21"/>
+        </w:rPr>
+      </w:pPr>
+      <w:r>
+        <w:rPr>
+          <w:rFonts w:ascii="Courier New" w:eastAsia="Courier New" w:hAnsi="Courier New" w:cs="Courier New"/>
+          <w:b/>
+          <w:sz w:val="21"/>
+          <w:szCs w:val="21"/>
+        </w:rPr>
+        <w:t xml:space="preserve">   40    0   40</w:t>
+      </w:r>
+    </w:p>
+    <w:p>
+      <w:pPr>
+        <w:rPr>
+          <w:rFonts w:ascii="Courier New" w:eastAsia="Courier New" w:hAnsi="Courier New" w:cs="Courier New"/>
+          <w:b/>
+          <w:sz w:val="21"/>
+          <w:szCs w:val="21"/>
+        </w:rPr>
+      </w:pPr>
+      <w:r>
+        <w:rPr>
+          <w:rFonts w:ascii="Courier New" w:eastAsia="Courier New" w:hAnsi="Courier New" w:cs="Courier New"/>
+          <w:b/>
+          <w:sz w:val="21"/>
+          <w:szCs w:val="21"/>
+        </w:rPr>
+        <w:t xml:space="preserve">   20   70    0</w:t>
+      </w:r>
+    </w:p>
+    <w:p>
+      <w:pPr>
+        <w:rPr>
+          <w:rFonts w:ascii="Courier New" w:eastAsia="Courier New" w:hAnsi="Courier New" w:cs="Courier New"/>
+          <w:b/>
+          <w:sz w:val="21"/>
+          <w:szCs w:val="21"/>
+        </w:rPr>
+      </w:pPr>
+      <w:r>
+        <w:rPr>
+          <w:rFonts w:ascii="Courier New" w:eastAsia="Courier New" w:hAnsi="Courier New" w:cs="Courier New"/>
+          <w:b/>
+          <w:sz w:val="21"/>
+          <w:szCs w:val="21"/>
+        </w:rPr>
+        <w:t>Мінімальні транспортні витрати: 6000 тис. грн</w:t>
+      </w:r>
+    </w:p>
+    <w:p/>
+    <w:p/>
+    <w:p>
+      <w:pPr>
+        <w:pStyle w:val="3"/>
+        <w:rPr>
+          <w:b/>
+          <w:bCs/>
+        </w:rPr>
+      </w:pPr>
+      <w:r>
+        <w:rPr>
+          <w:b/>
+          <w:bCs/>
+        </w:rPr>
+        <w:lastRenderedPageBreak/>
+        <w:t>Завдання 2.</w:t>
+      </w:r>
+    </w:p>
+    <w:p>
+      <w:pPr>
+        <w:pStyle w:val="4"/>
+      </w:pPr>
+      <w:bookmarkStart w:id="8" w:name="_vqe406215xlz" w:colFirst="0" w:colLast="0"/>
+      <w:bookmarkEnd w:id="8"/>
+      <w:r>
+        <w:t>Умова завдання</w:t>
+      </w:r>
+    </w:p>
+    <w:p>
+      <w:r>
+        <w:rPr>
+          <w:noProof/>
+        </w:rPr>
+        <w:drawing>
+          <wp:inline distT="0" distB="0" distL="0" distR="0" wp14:anchorId="5BCA95D1" wp14:editId="6FB00E81">
+            <wp:extent cx="5733415" cy="3142615"/>
+            <wp:effectExtent l="0" t="0" r="635" b="635"/>
+            <wp:docPr id="3" name="Рисунок 3"/>
+            <wp:cNvGraphicFramePr>
+              <a:graphicFrameLocks xmlns:a="http://schemas.openxmlformats.org/drawingml/2006/main" noChangeAspect="1"/>
+            </wp:cNvGraphicFramePr>
+            <a:graphic xmlns:a="http://schemas.openxmlformats.org/drawingml/2006/main">
+              <a:graphicData uri="http://schemas.openxmlformats.org/drawingml/2006/picture">
+                <pic:pic xmlns:pic="http://schemas.openxmlformats.org/drawingml/2006/picture">
+                  <pic:nvPicPr>
+                    <pic:cNvPr id="1" name=""/>
+                    <pic:cNvPicPr/>
+                  </pic:nvPicPr>
+                  <pic:blipFill>
+                    <a:blip r:embed="rId5"/>
+                    <a:stretch>
+                      <a:fillRect/>
+                    </a:stretch>
+                  </pic:blipFill>
+                  <pic:spPr>
+                    <a:xfrm>
+                      <a:off x="0" y="0"/>
+                      <a:ext cx="5733415" cy="3142615"/>
+                    </a:xfrm>
+                    <a:prstGeom prst="rect">
+                      <a:avLst/>
+                    </a:prstGeom>
+                  </pic:spPr>
+                </pic:pic>
+              </a:graphicData>
+            </a:graphic>
+          </wp:inline>
+        </w:drawing>
+      </w:r>
+    </w:p>
+    <w:p>
+      <w:pPr>
+        <w:pStyle w:val="4"/>
+      </w:pPr>
+      <w:r>
+        <w:t>Програмна реалізація</w:t>
+      </w:r>
+    </w:p>
+    <w:p>
+      <w:pPr>
+        <w:spacing w:line="240" w:lineRule="auto"/>
+        <w:rPr>
+          <w:rFonts w:ascii="Consolas" w:eastAsia="Times New Roman" w:hAnsi="Consolas" w:cs="Times New Roman"/>
+          <w:sz w:val="20"/>
+          <w:szCs w:val="20"/>
+          <w:lang w:val="uk-UA"/>
+        </w:rPr>
+      </w:pPr>
+      <w:r>
+        <w:rPr>
+          <w:rFonts w:ascii="Consolas" w:eastAsia="Times New Roman" w:hAnsi="Consolas" w:cs="Times New Roman"/>
+          <w:color w:val="008013"/>
+          <w:sz w:val="20"/>
+          <w:szCs w:val="20"/>
+          <w:lang w:val="uk-UA"/>
+        </w:rPr>
+        <w:t>%% Задача 2 – оптимальне розміщення капіталу</w:t>
+      </w:r>
+    </w:p>
+    <w:p>
+      <w:pPr>
+        <w:spacing w:line="240" w:lineRule="auto"/>
+        <w:rPr>
+          <w:rFonts w:ascii="Consolas" w:eastAsia="Times New Roman" w:hAnsi="Consolas" w:cs="Times New Roman"/>
+          <w:sz w:val="20"/>
+          <w:szCs w:val="20"/>
+          <w:lang w:val="uk-UA"/>
+        </w:rPr>
+      </w:pPr>
+      <w:proofErr w:type="spellStart"/>
+      <w:r>
+        <w:rPr>
+          <w:rFonts w:ascii="Consolas" w:eastAsia="Times New Roman" w:hAnsi="Consolas" w:cs="Times New Roman"/>
+          <w:sz w:val="20"/>
+          <w:szCs w:val="20"/>
+          <w:lang w:val="uk-UA"/>
+        </w:rPr>
+        <w:t>clear</w:t>
+      </w:r>
+      <w:proofErr w:type="spellEnd"/>
+      <w:r>
+        <w:rPr>
+          <w:rFonts w:ascii="Consolas" w:eastAsia="Times New Roman" w:hAnsi="Consolas" w:cs="Times New Roman"/>
+          <w:sz w:val="20"/>
+          <w:szCs w:val="20"/>
+          <w:lang w:val="uk-UA"/>
+        </w:rPr>
+        <w:t xml:space="preserve">;  </w:t>
+      </w:r>
+      <w:proofErr w:type="spellStart"/>
+      <w:r>
+        <w:rPr>
+          <w:rFonts w:ascii="Consolas" w:eastAsia="Times New Roman" w:hAnsi="Consolas" w:cs="Times New Roman"/>
+          <w:sz w:val="20"/>
+          <w:szCs w:val="20"/>
+          <w:lang w:val="uk-UA"/>
+        </w:rPr>
+        <w:t>clc</w:t>
+      </w:r>
+      <w:proofErr w:type="spellEnd"/>
+      <w:r>
+        <w:rPr>
+          <w:rFonts w:ascii="Consolas" w:eastAsia="Times New Roman" w:hAnsi="Consolas" w:cs="Times New Roman"/>
+          <w:sz w:val="20"/>
+          <w:szCs w:val="20"/>
+          <w:lang w:val="uk-UA"/>
+        </w:rPr>
+        <w:t>;</w:t>
+      </w:r>
+    </w:p>
+    <w:p>
+      <w:pPr>
+        <w:spacing w:line="240" w:lineRule="auto"/>
+        <w:rPr>
+          <w:rFonts w:ascii="Consolas" w:eastAsia="Times New Roman" w:hAnsi="Consolas" w:cs="Times New Roman"/>
+          <w:sz w:val="20"/>
+          <w:szCs w:val="20"/>
+          <w:lang w:val="uk-UA"/>
+        </w:rPr>
+      </w:pPr>
+    </w:p>
+    <w:p>
+      <w:pPr>
+        <w:spacing w:line="240" w:lineRule="auto"/>
+        <w:rPr>
+          <w:rFonts w:ascii="Consolas" w:eastAsia="Times New Roman" w:hAnsi="Consolas" w:cs="Times New Roman"/>
+          <w:sz w:val="20"/>
+          <w:szCs w:val="20"/>
+          <w:lang w:val="uk-UA"/>
+        </w:rPr>
+      </w:pPr>
+      <w:r>
+        <w:rPr>
+          <w:rFonts w:ascii="Consolas" w:eastAsia="Times New Roman" w:hAnsi="Consolas" w:cs="Times New Roman"/>
+          <w:color w:val="008013"/>
+          <w:sz w:val="20"/>
+          <w:szCs w:val="20"/>
+          <w:lang w:val="uk-UA"/>
+        </w:rPr>
+        <w:t>% 1. Дані</w:t>
+      </w:r>
+    </w:p>
+    <w:p>
+      <w:pPr>
+        <w:spacing w:line="240" w:lineRule="auto"/>
+        <w:rPr>
+          <w:rFonts w:ascii="Consolas" w:eastAsia="Times New Roman" w:hAnsi="Consolas" w:cs="Times New Roman"/>
+          <w:sz w:val="20"/>
+          <w:szCs w:val="20"/>
+          <w:lang w:val="uk-UA"/>
+        </w:rPr>
+      </w:pPr>
+      <w:proofErr w:type="spellStart"/>
+      <w:r>
+        <w:rPr>
+          <w:rFonts w:ascii="Consolas" w:eastAsia="Times New Roman" w:hAnsi="Consolas" w:cs="Times New Roman"/>
+          <w:sz w:val="20"/>
+          <w:szCs w:val="20"/>
+          <w:lang w:val="uk-UA"/>
+        </w:rPr>
+        <w:t>rate</w:t>
+      </w:r>
+      <w:proofErr w:type="spellEnd"/>
+      <w:r>
+        <w:rPr>
+          <w:rFonts w:ascii="Consolas" w:eastAsia="Times New Roman" w:hAnsi="Consolas" w:cs="Times New Roman"/>
+          <w:sz w:val="20"/>
+          <w:szCs w:val="20"/>
+          <w:lang w:val="uk-UA"/>
+        </w:rPr>
+        <w:t xml:space="preserve"> = [5.5 6.0 8.0 7.5 5.5 7.0];      </w:t>
+      </w:r>
+      <w:r>
+        <w:rPr>
+          <w:rFonts w:ascii="Consolas" w:eastAsia="Times New Roman" w:hAnsi="Consolas" w:cs="Times New Roman"/>
+          <w:color w:val="008013"/>
+          <w:sz w:val="20"/>
+          <w:szCs w:val="20"/>
+          <w:lang w:val="uk-UA"/>
+        </w:rPr>
+        <w:t>% % річних (A … F)</w:t>
+      </w:r>
+    </w:p>
+    <w:p>
+      <w:pPr>
+        <w:spacing w:line="240" w:lineRule="auto"/>
+        <w:rPr>
+          <w:rFonts w:ascii="Consolas" w:eastAsia="Times New Roman" w:hAnsi="Consolas" w:cs="Times New Roman"/>
+          <w:sz w:val="20"/>
+          <w:szCs w:val="20"/>
+          <w:lang w:val="uk-UA"/>
+        </w:rPr>
+      </w:pPr>
+      <w:r>
+        <w:rPr>
+          <w:rFonts w:ascii="Consolas" w:eastAsia="Times New Roman" w:hAnsi="Consolas" w:cs="Times New Roman"/>
+          <w:sz w:val="20"/>
+          <w:szCs w:val="20"/>
+          <w:lang w:val="uk-UA"/>
+        </w:rPr>
+        <w:t xml:space="preserve">n     = </w:t>
+      </w:r>
+      <w:proofErr w:type="spellStart"/>
+      <w:r>
+        <w:rPr>
+          <w:rFonts w:ascii="Consolas" w:eastAsia="Times New Roman" w:hAnsi="Consolas" w:cs="Times New Roman"/>
+          <w:sz w:val="20"/>
+          <w:szCs w:val="20"/>
+          <w:lang w:val="uk-UA"/>
+        </w:rPr>
+        <w:t>numel</w:t>
+      </w:r>
+      <w:proofErr w:type="spellEnd"/>
+      <w:r>
+        <w:rPr>
+          <w:rFonts w:ascii="Consolas" w:eastAsia="Times New Roman" w:hAnsi="Consolas" w:cs="Times New Roman"/>
+          <w:sz w:val="20"/>
+          <w:szCs w:val="20"/>
+          <w:lang w:val="uk-UA"/>
+        </w:rPr>
+        <w:t>(</w:t>
+      </w:r>
+      <w:proofErr w:type="spellStart"/>
+      <w:r>
+        <w:rPr>
+          <w:rFonts w:ascii="Consolas" w:eastAsia="Times New Roman" w:hAnsi="Consolas" w:cs="Times New Roman"/>
+          <w:sz w:val="20"/>
+          <w:szCs w:val="20"/>
+          <w:lang w:val="uk-UA"/>
+        </w:rPr>
+        <w:t>rate</w:t>
+      </w:r>
+      <w:proofErr w:type="spellEnd"/>
+      <w:r>
+        <w:rPr>
+          <w:rFonts w:ascii="Consolas" w:eastAsia="Times New Roman" w:hAnsi="Consolas" w:cs="Times New Roman"/>
+          <w:sz w:val="20"/>
+          <w:szCs w:val="20"/>
+          <w:lang w:val="uk-UA"/>
+        </w:rPr>
+        <w:t>);</w:t>
+      </w:r>
+    </w:p>
+    <w:p>
+      <w:pPr>
+        <w:spacing w:line="240" w:lineRule="auto"/>
+        <w:rPr>
+          <w:rFonts w:ascii="Consolas" w:eastAsia="Times New Roman" w:hAnsi="Consolas" w:cs="Times New Roman"/>
+          <w:sz w:val="20"/>
+          <w:szCs w:val="20"/>
+          <w:lang w:val="uk-UA"/>
+        </w:rPr>
+      </w:pPr>
+    </w:p>
+    <w:p>
+      <w:pPr>
+        <w:spacing w:line="240" w:lineRule="auto"/>
+        <w:rPr>
+          <w:rFonts w:ascii="Consolas" w:eastAsia="Times New Roman" w:hAnsi="Consolas" w:cs="Times New Roman"/>
+          <w:sz w:val="20"/>
+          <w:szCs w:val="20"/>
+          <w:lang w:val="uk-UA"/>
+        </w:rPr>
+      </w:pPr>
+      <w:proofErr w:type="spellStart"/>
+      <w:r>
+        <w:rPr>
+          <w:rFonts w:ascii="Consolas" w:eastAsia="Times New Roman" w:hAnsi="Consolas" w:cs="Times New Roman"/>
+          <w:sz w:val="20"/>
+          <w:szCs w:val="20"/>
+          <w:lang w:val="uk-UA"/>
+        </w:rPr>
+        <w:t>budget</w:t>
+      </w:r>
+      <w:proofErr w:type="spellEnd"/>
+      <w:r>
+        <w:rPr>
+          <w:rFonts w:ascii="Consolas" w:eastAsia="Times New Roman" w:hAnsi="Consolas" w:cs="Times New Roman"/>
+          <w:sz w:val="20"/>
+          <w:szCs w:val="20"/>
+          <w:lang w:val="uk-UA"/>
+        </w:rPr>
+        <w:t xml:space="preserve">      = 1e5;                     </w:t>
+      </w:r>
+      <w:r>
+        <w:rPr>
+          <w:rFonts w:ascii="Consolas" w:eastAsia="Times New Roman" w:hAnsi="Consolas" w:cs="Times New Roman"/>
+          <w:color w:val="008013"/>
+          <w:sz w:val="20"/>
+          <w:szCs w:val="20"/>
+          <w:lang w:val="uk-UA"/>
+        </w:rPr>
+        <w:t>% 100 000 грн</w:t>
+      </w:r>
+    </w:p>
+    <w:p>
+      <w:pPr>
+        <w:spacing w:line="240" w:lineRule="auto"/>
+        <w:rPr>
+          <w:rFonts w:ascii="Consolas" w:eastAsia="Times New Roman" w:hAnsi="Consolas" w:cs="Times New Roman"/>
+          <w:sz w:val="20"/>
+          <w:szCs w:val="20"/>
+          <w:lang w:val="uk-UA"/>
+        </w:rPr>
+      </w:pPr>
+      <w:proofErr w:type="spellStart"/>
+      <w:r>
+        <w:rPr>
+          <w:rFonts w:ascii="Consolas" w:eastAsia="Times New Roman" w:hAnsi="Consolas" w:cs="Times New Roman"/>
+          <w:sz w:val="20"/>
+          <w:szCs w:val="20"/>
+          <w:lang w:val="uk-UA"/>
+        </w:rPr>
+        <w:t>quarterCap</w:t>
+      </w:r>
+      <w:proofErr w:type="spellEnd"/>
+      <w:r>
+        <w:rPr>
+          <w:rFonts w:ascii="Consolas" w:eastAsia="Times New Roman" w:hAnsi="Consolas" w:cs="Times New Roman"/>
+          <w:sz w:val="20"/>
+          <w:szCs w:val="20"/>
+          <w:lang w:val="uk-UA"/>
+        </w:rPr>
+        <w:t xml:space="preserve">  = 0.25*</w:t>
+      </w:r>
+      <w:proofErr w:type="spellStart"/>
+      <w:r>
+        <w:rPr>
+          <w:rFonts w:ascii="Consolas" w:eastAsia="Times New Roman" w:hAnsi="Consolas" w:cs="Times New Roman"/>
+          <w:sz w:val="20"/>
+          <w:szCs w:val="20"/>
+          <w:lang w:val="uk-UA"/>
+        </w:rPr>
+        <w:t>budget</w:t>
+      </w:r>
+      <w:proofErr w:type="spellEnd"/>
+      <w:r>
+        <w:rPr>
+          <w:rFonts w:ascii="Consolas" w:eastAsia="Times New Roman" w:hAnsi="Consolas" w:cs="Times New Roman"/>
+          <w:sz w:val="20"/>
+          <w:szCs w:val="20"/>
+          <w:lang w:val="uk-UA"/>
+        </w:rPr>
+        <w:t xml:space="preserve">;             </w:t>
+      </w:r>
+      <w:r>
+        <w:rPr>
+          <w:rFonts w:ascii="Consolas" w:eastAsia="Times New Roman" w:hAnsi="Consolas" w:cs="Times New Roman"/>
+          <w:color w:val="008013"/>
+          <w:sz w:val="20"/>
+          <w:szCs w:val="20"/>
+          <w:lang w:val="uk-UA"/>
+        </w:rPr>
+        <w:t>% 25 000 грн</w:t>
+      </w:r>
+    </w:p>
+    <w:p>
+      <w:pPr>
+        <w:spacing w:line="240" w:lineRule="auto"/>
+        <w:rPr>
+          <w:rFonts w:ascii="Consolas" w:eastAsia="Times New Roman" w:hAnsi="Consolas" w:cs="Times New Roman"/>
+          <w:sz w:val="20"/>
+          <w:szCs w:val="20"/>
+          <w:lang w:val="uk-UA"/>
+        </w:rPr>
+      </w:pPr>
+      <w:proofErr w:type="spellStart"/>
+      <w:r>
+        <w:rPr>
+          <w:rFonts w:ascii="Consolas" w:eastAsia="Times New Roman" w:hAnsi="Consolas" w:cs="Times New Roman"/>
+          <w:sz w:val="20"/>
+          <w:szCs w:val="20"/>
+          <w:lang w:val="uk-UA"/>
+        </w:rPr>
+        <w:t>longMin</w:t>
+      </w:r>
+      <w:proofErr w:type="spellEnd"/>
+      <w:r>
+        <w:rPr>
+          <w:rFonts w:ascii="Consolas" w:eastAsia="Times New Roman" w:hAnsi="Consolas" w:cs="Times New Roman"/>
+          <w:sz w:val="20"/>
+          <w:szCs w:val="20"/>
+          <w:lang w:val="uk-UA"/>
+        </w:rPr>
+        <w:t xml:space="preserve">     = 0.50*</w:t>
+      </w:r>
+      <w:proofErr w:type="spellStart"/>
+      <w:r>
+        <w:rPr>
+          <w:rFonts w:ascii="Consolas" w:eastAsia="Times New Roman" w:hAnsi="Consolas" w:cs="Times New Roman"/>
+          <w:sz w:val="20"/>
+          <w:szCs w:val="20"/>
+          <w:lang w:val="uk-UA"/>
+        </w:rPr>
+        <w:t>budget</w:t>
+      </w:r>
+      <w:proofErr w:type="spellEnd"/>
+      <w:r>
+        <w:rPr>
+          <w:rFonts w:ascii="Consolas" w:eastAsia="Times New Roman" w:hAnsi="Consolas" w:cs="Times New Roman"/>
+          <w:sz w:val="20"/>
+          <w:szCs w:val="20"/>
+          <w:lang w:val="uk-UA"/>
+        </w:rPr>
+        <w:t xml:space="preserve">;             </w:t>
+      </w:r>
+      <w:r>
+        <w:rPr>
+          <w:rFonts w:ascii="Consolas" w:eastAsia="Times New Roman" w:hAnsi="Consolas" w:cs="Times New Roman"/>
+          <w:color w:val="008013"/>
+          <w:sz w:val="20"/>
+          <w:szCs w:val="20"/>
+          <w:lang w:val="uk-UA"/>
+        </w:rPr>
+        <w:t>% ≥ 50 000 у B та C</w:t>
+      </w:r>
+    </w:p>
+    <w:p>
+      <w:pPr>
+        <w:spacing w:line="240" w:lineRule="auto"/>
+        <w:rPr>
+          <w:rFonts w:ascii="Consolas" w:eastAsia="Times New Roman" w:hAnsi="Consolas" w:cs="Times New Roman"/>
+          <w:sz w:val="20"/>
+          <w:szCs w:val="20"/>
+          <w:lang w:val="uk-UA"/>
+        </w:rPr>
+      </w:pPr>
+      <w:proofErr w:type="spellStart"/>
+      <w:r>
+        <w:rPr>
+          <w:rFonts w:ascii="Consolas" w:eastAsia="Times New Roman" w:hAnsi="Consolas" w:cs="Times New Roman"/>
+          <w:sz w:val="20"/>
+          <w:szCs w:val="20"/>
+          <w:lang w:val="uk-UA"/>
+        </w:rPr>
+        <w:t>lowRelMax</w:t>
+      </w:r>
+      <w:proofErr w:type="spellEnd"/>
+      <w:r>
+        <w:rPr>
+          <w:rFonts w:ascii="Consolas" w:eastAsia="Times New Roman" w:hAnsi="Consolas" w:cs="Times New Roman"/>
+          <w:sz w:val="20"/>
+          <w:szCs w:val="20"/>
+          <w:lang w:val="uk-UA"/>
+        </w:rPr>
+        <w:t xml:space="preserve">   = 1/3 *</w:t>
+      </w:r>
+      <w:proofErr w:type="spellStart"/>
+      <w:r>
+        <w:rPr>
+          <w:rFonts w:ascii="Consolas" w:eastAsia="Times New Roman" w:hAnsi="Consolas" w:cs="Times New Roman"/>
+          <w:sz w:val="20"/>
+          <w:szCs w:val="20"/>
+          <w:lang w:val="uk-UA"/>
+        </w:rPr>
+        <w:t>budget</w:t>
+      </w:r>
+      <w:proofErr w:type="spellEnd"/>
+      <w:r>
+        <w:rPr>
+          <w:rFonts w:ascii="Consolas" w:eastAsia="Times New Roman" w:hAnsi="Consolas" w:cs="Times New Roman"/>
+          <w:sz w:val="20"/>
+          <w:szCs w:val="20"/>
+          <w:lang w:val="uk-UA"/>
+        </w:rPr>
+        <w:t xml:space="preserve">;             </w:t>
+      </w:r>
+      <w:r>
+        <w:rPr>
+          <w:rFonts w:ascii="Consolas" w:eastAsia="Times New Roman" w:hAnsi="Consolas" w:cs="Times New Roman"/>
+          <w:color w:val="008013"/>
+          <w:sz w:val="20"/>
+          <w:szCs w:val="20"/>
+          <w:lang w:val="uk-UA"/>
+        </w:rPr>
+        <w:t>% ≤ 33 333,33 у C та D</w:t>
+      </w:r>
+    </w:p>
+    <w:p>
+      <w:pPr>
+        <w:spacing w:line="240" w:lineRule="auto"/>
+        <w:rPr>
+          <w:rFonts w:ascii="Consolas" w:eastAsia="Times New Roman" w:hAnsi="Consolas" w:cs="Times New Roman"/>
+          <w:sz w:val="20"/>
+          <w:szCs w:val="20"/>
+          <w:lang w:val="uk-UA"/>
+        </w:rPr>
+      </w:pPr>
+    </w:p>
+    <w:p>
+      <w:pPr>
+        <w:spacing w:line="240" w:lineRule="auto"/>
+        <w:rPr>
+          <w:rFonts w:ascii="Consolas" w:eastAsia="Times New Roman" w:hAnsi="Consolas" w:cs="Times New Roman"/>
+          <w:sz w:val="20"/>
+          <w:szCs w:val="20"/>
+          <w:lang w:val="uk-UA"/>
+        </w:rPr>
+      </w:pPr>
+      <w:r>
+        <w:rPr>
+          <w:rFonts w:ascii="Consolas" w:eastAsia="Times New Roman" w:hAnsi="Consolas" w:cs="Times New Roman"/>
+          <w:color w:val="008013"/>
+          <w:sz w:val="20"/>
+          <w:szCs w:val="20"/>
+          <w:lang w:val="uk-UA"/>
+        </w:rPr>
+        <w:t>% 2. Коефіцієнти лінійного програмування</w:t>
+      </w:r>
+    </w:p>
+    <w:p>
+      <w:pPr>
+        <w:spacing w:line="240" w:lineRule="auto"/>
+        <w:rPr>
+          <w:rFonts w:ascii="Consolas" w:eastAsia="Times New Roman" w:hAnsi="Consolas" w:cs="Times New Roman"/>
+          <w:sz w:val="20"/>
+          <w:szCs w:val="20"/>
+          <w:lang w:val="uk-UA"/>
+        </w:rPr>
+      </w:pPr>
+      <w:r>
+        <w:rPr>
+          <w:rFonts w:ascii="Consolas" w:eastAsia="Times New Roman" w:hAnsi="Consolas" w:cs="Times New Roman"/>
+          <w:sz w:val="20"/>
+          <w:szCs w:val="20"/>
+          <w:lang w:val="uk-UA"/>
+        </w:rPr>
+        <w:t>f   = -(</w:t>
+      </w:r>
+      <w:proofErr w:type="spellStart"/>
+      <w:r>
+        <w:rPr>
+          <w:rFonts w:ascii="Consolas" w:eastAsia="Times New Roman" w:hAnsi="Consolas" w:cs="Times New Roman"/>
+          <w:sz w:val="20"/>
+          <w:szCs w:val="20"/>
+          <w:lang w:val="uk-UA"/>
+        </w:rPr>
+        <w:t>rate</w:t>
+      </w:r>
+      <w:proofErr w:type="spellEnd"/>
+      <w:r>
+        <w:rPr>
+          <w:rFonts w:ascii="Consolas" w:eastAsia="Times New Roman" w:hAnsi="Consolas" w:cs="Times New Roman"/>
+          <w:sz w:val="20"/>
+          <w:szCs w:val="20"/>
+          <w:lang w:val="uk-UA"/>
+        </w:rPr>
+        <w:t xml:space="preserve">/100)';                    </w:t>
+      </w:r>
+      <w:r>
+        <w:rPr>
+          <w:rFonts w:ascii="Consolas" w:eastAsia="Times New Roman" w:hAnsi="Consolas" w:cs="Times New Roman"/>
+          <w:color w:val="008013"/>
+          <w:sz w:val="20"/>
+          <w:szCs w:val="20"/>
+          <w:lang w:val="uk-UA"/>
+        </w:rPr>
+        <w:t>% мінімізуємо –прибуток</w:t>
+      </w:r>
+    </w:p>
+    <w:p>
+      <w:pPr>
+        <w:spacing w:line="240" w:lineRule="auto"/>
+        <w:rPr>
+          <w:rFonts w:ascii="Consolas" w:eastAsia="Times New Roman" w:hAnsi="Consolas" w:cs="Times New Roman"/>
+          <w:sz w:val="20"/>
+          <w:szCs w:val="20"/>
+          <w:lang w:val="uk-UA"/>
+        </w:rPr>
+      </w:pPr>
+    </w:p>
+    <w:p>
+      <w:pPr>
+        <w:spacing w:line="240" w:lineRule="auto"/>
+        <w:rPr>
+          <w:rFonts w:ascii="Consolas" w:eastAsia="Times New Roman" w:hAnsi="Consolas" w:cs="Times New Roman"/>
+          <w:sz w:val="20"/>
+          <w:szCs w:val="20"/>
+          <w:lang w:val="uk-UA"/>
+        </w:rPr>
+      </w:pPr>
+      <w:r>
+        <w:rPr>
+          <w:rFonts w:ascii="Consolas" w:eastAsia="Times New Roman" w:hAnsi="Consolas" w:cs="Times New Roman"/>
+          <w:color w:val="008013"/>
+          <w:sz w:val="20"/>
+          <w:szCs w:val="20"/>
+          <w:lang w:val="uk-UA"/>
+        </w:rPr>
+        <w:t xml:space="preserve">% --- </w:t>
+      </w:r>
+      <w:proofErr w:type="spellStart"/>
+      <w:r>
+        <w:rPr>
+          <w:rFonts w:ascii="Consolas" w:eastAsia="Times New Roman" w:hAnsi="Consolas" w:cs="Times New Roman"/>
+          <w:color w:val="008013"/>
+          <w:sz w:val="20"/>
+          <w:szCs w:val="20"/>
+          <w:lang w:val="uk-UA"/>
+        </w:rPr>
+        <w:t>A·x</w:t>
+      </w:r>
+      <w:proofErr w:type="spellEnd"/>
+      <w:r>
+        <w:rPr>
+          <w:rFonts w:ascii="Consolas" w:eastAsia="Times New Roman" w:hAnsi="Consolas" w:cs="Times New Roman"/>
+          <w:color w:val="008013"/>
+          <w:sz w:val="20"/>
+          <w:szCs w:val="20"/>
+          <w:lang w:val="uk-UA"/>
+        </w:rPr>
+        <w:t xml:space="preserve"> ≤ b ---</w:t>
+      </w:r>
+    </w:p>
+    <w:p>
+      <w:pPr>
+        <w:spacing w:line="240" w:lineRule="auto"/>
+        <w:rPr>
+          <w:rFonts w:ascii="Consolas" w:eastAsia="Times New Roman" w:hAnsi="Consolas" w:cs="Times New Roman"/>
+          <w:sz w:val="20"/>
+          <w:szCs w:val="20"/>
+          <w:lang w:val="uk-UA"/>
+        </w:rPr>
+      </w:pPr>
+      <w:r>
+        <w:rPr>
+          <w:rFonts w:ascii="Consolas" w:eastAsia="Times New Roman" w:hAnsi="Consolas" w:cs="Times New Roman"/>
+          <w:sz w:val="20"/>
+          <w:szCs w:val="20"/>
+          <w:lang w:val="uk-UA"/>
+        </w:rPr>
+        <w:t xml:space="preserve">A = [ </w:t>
+      </w:r>
+      <w:proofErr w:type="spellStart"/>
+      <w:r>
+        <w:rPr>
+          <w:rFonts w:ascii="Consolas" w:eastAsia="Times New Roman" w:hAnsi="Consolas" w:cs="Times New Roman"/>
+          <w:sz w:val="20"/>
+          <w:szCs w:val="20"/>
+          <w:lang w:val="uk-UA"/>
+        </w:rPr>
+        <w:t>eye</w:t>
+      </w:r>
+      <w:proofErr w:type="spellEnd"/>
+      <w:r>
+        <w:rPr>
+          <w:rFonts w:ascii="Consolas" w:eastAsia="Times New Roman" w:hAnsi="Consolas" w:cs="Times New Roman"/>
+          <w:sz w:val="20"/>
+          <w:szCs w:val="20"/>
+          <w:lang w:val="uk-UA"/>
+        </w:rPr>
+        <w:t xml:space="preserve">(n) * 1               ;       </w:t>
+      </w:r>
+      <w:r>
+        <w:rPr>
+          <w:rFonts w:ascii="Consolas" w:eastAsia="Times New Roman" w:hAnsi="Consolas" w:cs="Times New Roman"/>
+          <w:color w:val="008013"/>
+          <w:sz w:val="20"/>
+          <w:szCs w:val="20"/>
+          <w:lang w:val="uk-UA"/>
+        </w:rPr>
+        <w:t xml:space="preserve">% 1) </w:t>
+      </w:r>
+      <w:proofErr w:type="spellStart"/>
+      <w:r>
+        <w:rPr>
+          <w:rFonts w:ascii="Consolas" w:eastAsia="Times New Roman" w:hAnsi="Consolas" w:cs="Times New Roman"/>
+          <w:color w:val="008013"/>
+          <w:sz w:val="20"/>
+          <w:szCs w:val="20"/>
+          <w:lang w:val="uk-UA"/>
+        </w:rPr>
+        <w:t>x_i</w:t>
+      </w:r>
+      <w:proofErr w:type="spellEnd"/>
+      <w:r>
+        <w:rPr>
+          <w:rFonts w:ascii="Consolas" w:eastAsia="Times New Roman" w:hAnsi="Consolas" w:cs="Times New Roman"/>
+          <w:color w:val="008013"/>
+          <w:sz w:val="20"/>
+          <w:szCs w:val="20"/>
+          <w:lang w:val="uk-UA"/>
+        </w:rPr>
+        <w:t xml:space="preserve"> ≤ 25 000   (6 рядків)</w:t>
+      </w:r>
+    </w:p>
+    <w:p>
+      <w:pPr>
+        <w:spacing w:line="240" w:lineRule="auto"/>
+        <w:rPr>
+          <w:rFonts w:ascii="Consolas" w:eastAsia="Times New Roman" w:hAnsi="Consolas" w:cs="Times New Roman"/>
+          <w:sz w:val="20"/>
+          <w:szCs w:val="20"/>
+          <w:lang w:val="uk-UA"/>
+        </w:rPr>
+      </w:pPr>
+      <w:r>
+        <w:rPr>
+          <w:rFonts w:ascii="Consolas" w:eastAsia="Times New Roman" w:hAnsi="Consolas" w:cs="Times New Roman"/>
+          <w:sz w:val="20"/>
+          <w:szCs w:val="20"/>
+          <w:lang w:val="uk-UA"/>
+        </w:rPr>
+        <w:t xml:space="preserve">      0 0 1 1 0 0              ;       </w:t>
+      </w:r>
+      <w:r>
+        <w:rPr>
+          <w:rFonts w:ascii="Consolas" w:eastAsia="Times New Roman" w:hAnsi="Consolas" w:cs="Times New Roman"/>
+          <w:color w:val="008013"/>
+          <w:sz w:val="20"/>
+          <w:szCs w:val="20"/>
+          <w:lang w:val="uk-UA"/>
+        </w:rPr>
+        <w:t xml:space="preserve">% 2) C + D ≤ </w:t>
+      </w:r>
+      <w:proofErr w:type="spellStart"/>
+      <w:r>
+        <w:rPr>
+          <w:rFonts w:ascii="Consolas" w:eastAsia="Times New Roman" w:hAnsi="Consolas" w:cs="Times New Roman"/>
+          <w:color w:val="008013"/>
+          <w:sz w:val="20"/>
+          <w:szCs w:val="20"/>
+          <w:lang w:val="uk-UA"/>
+        </w:rPr>
+        <w:t>lowRelMax</w:t>
+      </w:r>
+      <w:proofErr w:type="spellEnd"/>
+    </w:p>
+    <w:p>
+      <w:pPr>
+        <w:spacing w:line="240" w:lineRule="auto"/>
+        <w:rPr>
+          <w:rFonts w:ascii="Consolas" w:eastAsia="Times New Roman" w:hAnsi="Consolas" w:cs="Times New Roman"/>
+          <w:sz w:val="20"/>
+          <w:szCs w:val="20"/>
+          <w:lang w:val="uk-UA"/>
+        </w:rPr>
+      </w:pPr>
+      <w:r>
+        <w:rPr>
+          <w:rFonts w:ascii="Consolas" w:eastAsia="Times New Roman" w:hAnsi="Consolas" w:cs="Times New Roman"/>
+          <w:sz w:val="20"/>
+          <w:szCs w:val="20"/>
+          <w:lang w:val="uk-UA"/>
+        </w:rPr>
+        <w:t xml:space="preserve">     -0  -1 -1  0 0 0 ];               </w:t>
+      </w:r>
+      <w:r>
+        <w:rPr>
+          <w:rFonts w:ascii="Consolas" w:eastAsia="Times New Roman" w:hAnsi="Consolas" w:cs="Times New Roman"/>
+          <w:color w:val="008013"/>
+          <w:sz w:val="20"/>
+          <w:szCs w:val="20"/>
+          <w:lang w:val="uk-UA"/>
+        </w:rPr>
+        <w:t>% 3) -(B + C) ≤ -</w:t>
+      </w:r>
+      <w:proofErr w:type="spellStart"/>
+      <w:r>
+        <w:rPr>
+          <w:rFonts w:ascii="Consolas" w:eastAsia="Times New Roman" w:hAnsi="Consolas" w:cs="Times New Roman"/>
+          <w:color w:val="008013"/>
+          <w:sz w:val="20"/>
+          <w:szCs w:val="20"/>
+          <w:lang w:val="uk-UA"/>
+        </w:rPr>
+        <w:t>longMin</w:t>
+      </w:r>
+      <w:proofErr w:type="spellEnd"/>
+    </w:p>
+    <w:p>
+      <w:pPr>
+        <w:spacing w:line="240" w:lineRule="auto"/>
+        <w:rPr>
+          <w:rFonts w:ascii="Consolas" w:eastAsia="Times New Roman" w:hAnsi="Consolas" w:cs="Times New Roman"/>
+          <w:sz w:val="20"/>
+          <w:szCs w:val="20"/>
+          <w:lang w:val="uk-UA"/>
+        </w:rPr>
+      </w:pPr>
+    </w:p>
+    <w:p>
+      <w:pPr>
+        <w:spacing w:line="240" w:lineRule="auto"/>
+        <w:rPr>
+          <w:rFonts w:ascii="Consolas" w:eastAsia="Times New Roman" w:hAnsi="Consolas" w:cs="Times New Roman"/>
+          <w:sz w:val="20"/>
+          <w:szCs w:val="20"/>
+          <w:lang w:val="uk-UA"/>
+        </w:rPr>
+      </w:pPr>
+      <w:r>
+        <w:rPr>
+          <w:rFonts w:ascii="Consolas" w:eastAsia="Times New Roman" w:hAnsi="Consolas" w:cs="Times New Roman"/>
+          <w:sz w:val="20"/>
+          <w:szCs w:val="20"/>
+          <w:lang w:val="uk-UA"/>
+        </w:rPr>
+        <w:t xml:space="preserve">b = [ </w:t>
+      </w:r>
+      <w:proofErr w:type="spellStart"/>
+      <w:r>
+        <w:rPr>
+          <w:rFonts w:ascii="Consolas" w:eastAsia="Times New Roman" w:hAnsi="Consolas" w:cs="Times New Roman"/>
+          <w:sz w:val="20"/>
+          <w:szCs w:val="20"/>
+          <w:lang w:val="uk-UA"/>
+        </w:rPr>
+        <w:t>quarterCap</w:t>
+      </w:r>
+      <w:proofErr w:type="spellEnd"/>
+      <w:r>
+        <w:rPr>
+          <w:rFonts w:ascii="Consolas" w:eastAsia="Times New Roman" w:hAnsi="Consolas" w:cs="Times New Roman"/>
+          <w:sz w:val="20"/>
+          <w:szCs w:val="20"/>
+          <w:lang w:val="uk-UA"/>
+        </w:rPr>
+        <w:t xml:space="preserve"> * </w:t>
+      </w:r>
+      <w:proofErr w:type="spellStart"/>
+      <w:r>
+        <w:rPr>
+          <w:rFonts w:ascii="Consolas" w:eastAsia="Times New Roman" w:hAnsi="Consolas" w:cs="Times New Roman"/>
+          <w:sz w:val="20"/>
+          <w:szCs w:val="20"/>
+          <w:lang w:val="uk-UA"/>
+        </w:rPr>
+        <w:t>ones</w:t>
+      </w:r>
+      <w:proofErr w:type="spellEnd"/>
+      <w:r>
+        <w:rPr>
+          <w:rFonts w:ascii="Consolas" w:eastAsia="Times New Roman" w:hAnsi="Consolas" w:cs="Times New Roman"/>
+          <w:sz w:val="20"/>
+          <w:szCs w:val="20"/>
+          <w:lang w:val="uk-UA"/>
+        </w:rPr>
+        <w:t xml:space="preserve">(n,1) ;          </w:t>
+      </w:r>
+      <w:r>
+        <w:rPr>
+          <w:rFonts w:ascii="Consolas" w:eastAsia="Times New Roman" w:hAnsi="Consolas" w:cs="Times New Roman"/>
+          <w:color w:val="008013"/>
+          <w:sz w:val="20"/>
+          <w:szCs w:val="20"/>
+          <w:lang w:val="uk-UA"/>
+        </w:rPr>
+        <w:t>% 1)</w:t>
+      </w:r>
+    </w:p>
+    <w:p>
+      <w:pPr>
+        <w:spacing w:line="240" w:lineRule="auto"/>
+        <w:rPr>
+          <w:rFonts w:ascii="Consolas" w:eastAsia="Times New Roman" w:hAnsi="Consolas" w:cs="Times New Roman"/>
+          <w:sz w:val="20"/>
+          <w:szCs w:val="20"/>
+          <w:lang w:val="uk-UA"/>
+        </w:rPr>
+      </w:pPr>
+      <w:r>
+        <w:rPr>
+          <w:rFonts w:ascii="Consolas" w:eastAsia="Times New Roman" w:hAnsi="Consolas" w:cs="Times New Roman"/>
+          <w:sz w:val="20"/>
+          <w:szCs w:val="20"/>
+          <w:lang w:val="uk-UA"/>
+        </w:rPr>
+        <w:t xml:space="preserve">      </w:t>
+      </w:r>
+      <w:proofErr w:type="spellStart"/>
+      <w:r>
+        <w:rPr>
+          <w:rFonts w:ascii="Consolas" w:eastAsia="Times New Roman" w:hAnsi="Consolas" w:cs="Times New Roman"/>
+          <w:sz w:val="20"/>
+          <w:szCs w:val="20"/>
+          <w:lang w:val="uk-UA"/>
+        </w:rPr>
+        <w:t>lowRelMax</w:t>
+      </w:r>
+      <w:proofErr w:type="spellEnd"/>
+      <w:r>
+        <w:rPr>
+          <w:rFonts w:ascii="Consolas" w:eastAsia="Times New Roman" w:hAnsi="Consolas" w:cs="Times New Roman"/>
+          <w:sz w:val="20"/>
+          <w:szCs w:val="20"/>
+          <w:lang w:val="uk-UA"/>
+        </w:rPr>
+        <w:t xml:space="preserve">              ;          </w:t>
+      </w:r>
+      <w:r>
+        <w:rPr>
+          <w:rFonts w:ascii="Consolas" w:eastAsia="Times New Roman" w:hAnsi="Consolas" w:cs="Times New Roman"/>
+          <w:color w:val="008013"/>
+          <w:sz w:val="20"/>
+          <w:szCs w:val="20"/>
+          <w:lang w:val="uk-UA"/>
+        </w:rPr>
+        <w:t>% 2)</w:t>
+      </w:r>
+    </w:p>
+    <w:p>
+      <w:pPr>
+        <w:spacing w:line="240" w:lineRule="auto"/>
+        <w:rPr>
+          <w:rFonts w:ascii="Consolas" w:eastAsia="Times New Roman" w:hAnsi="Consolas" w:cs="Times New Roman"/>
+          <w:sz w:val="20"/>
+          <w:szCs w:val="20"/>
+          <w:lang w:val="uk-UA"/>
+        </w:rPr>
+      </w:pPr>
+      <w:r>
+        <w:rPr>
+          <w:rFonts w:ascii="Consolas" w:eastAsia="Times New Roman" w:hAnsi="Consolas" w:cs="Times New Roman"/>
+          <w:sz w:val="20"/>
+          <w:szCs w:val="20"/>
+          <w:lang w:val="uk-UA"/>
+        </w:rPr>
+        <w:t xml:space="preserve">     -</w:t>
+      </w:r>
+      <w:proofErr w:type="spellStart"/>
+      <w:r>
+        <w:rPr>
+          <w:rFonts w:ascii="Consolas" w:eastAsia="Times New Roman" w:hAnsi="Consolas" w:cs="Times New Roman"/>
+          <w:sz w:val="20"/>
+          <w:szCs w:val="20"/>
+          <w:lang w:val="uk-UA"/>
+        </w:rPr>
+        <w:t>longMin</w:t>
+      </w:r>
+      <w:proofErr w:type="spellEnd"/>
+      <w:r>
+        <w:rPr>
+          <w:rFonts w:ascii="Consolas" w:eastAsia="Times New Roman" w:hAnsi="Consolas" w:cs="Times New Roman"/>
+          <w:sz w:val="20"/>
+          <w:szCs w:val="20"/>
+          <w:lang w:val="uk-UA"/>
+        </w:rPr>
+        <w:t xml:space="preserve"> ];                        </w:t>
+      </w:r>
+      <w:r>
+        <w:rPr>
+          <w:rFonts w:ascii="Consolas" w:eastAsia="Times New Roman" w:hAnsi="Consolas" w:cs="Times New Roman"/>
+          <w:color w:val="008013"/>
+          <w:sz w:val="20"/>
+          <w:szCs w:val="20"/>
+          <w:lang w:val="uk-UA"/>
+        </w:rPr>
+        <w:t>% 3)</w:t>
+      </w:r>
+    </w:p>
+    <w:p>
+      <w:pPr>
+        <w:spacing w:line="240" w:lineRule="auto"/>
+        <w:rPr>
+          <w:rFonts w:ascii="Consolas" w:eastAsia="Times New Roman" w:hAnsi="Consolas" w:cs="Times New Roman"/>
+          <w:sz w:val="20"/>
+          <w:szCs w:val="20"/>
+          <w:lang w:val="uk-UA"/>
+        </w:rPr>
+      </w:pPr>
+    </w:p>
+    <w:p>
+      <w:pPr>
+        <w:spacing w:line="240" w:lineRule="auto"/>
+        <w:rPr>
+          <w:rFonts w:ascii="Consolas" w:eastAsia="Times New Roman" w:hAnsi="Consolas" w:cs="Times New Roman"/>
+          <w:sz w:val="20"/>
+          <w:szCs w:val="20"/>
+          <w:lang w:val="uk-UA"/>
+        </w:rPr>
+      </w:pPr>
+      <w:r>
+        <w:rPr>
+          <w:rFonts w:ascii="Consolas" w:eastAsia="Times New Roman" w:hAnsi="Consolas" w:cs="Times New Roman"/>
+          <w:color w:val="008013"/>
+          <w:sz w:val="20"/>
+          <w:szCs w:val="20"/>
+          <w:lang w:val="uk-UA"/>
+        </w:rPr>
+        <w:t xml:space="preserve">% --- </w:t>
+      </w:r>
+      <w:proofErr w:type="spellStart"/>
+      <w:r>
+        <w:rPr>
+          <w:rFonts w:ascii="Consolas" w:eastAsia="Times New Roman" w:hAnsi="Consolas" w:cs="Times New Roman"/>
+          <w:color w:val="008013"/>
+          <w:sz w:val="20"/>
+          <w:szCs w:val="20"/>
+          <w:lang w:val="uk-UA"/>
+        </w:rPr>
+        <w:t>Aeq·x</w:t>
+      </w:r>
+      <w:proofErr w:type="spellEnd"/>
+      <w:r>
+        <w:rPr>
+          <w:rFonts w:ascii="Consolas" w:eastAsia="Times New Roman" w:hAnsi="Consolas" w:cs="Times New Roman"/>
+          <w:color w:val="008013"/>
+          <w:sz w:val="20"/>
+          <w:szCs w:val="20"/>
+          <w:lang w:val="uk-UA"/>
+        </w:rPr>
+        <w:t xml:space="preserve"> = </w:t>
+      </w:r>
+      <w:proofErr w:type="spellStart"/>
+      <w:r>
+        <w:rPr>
+          <w:rFonts w:ascii="Consolas" w:eastAsia="Times New Roman" w:hAnsi="Consolas" w:cs="Times New Roman"/>
+          <w:color w:val="008013"/>
+          <w:sz w:val="20"/>
+          <w:szCs w:val="20"/>
+          <w:lang w:val="uk-UA"/>
+        </w:rPr>
+        <w:t>beq</w:t>
+      </w:r>
+      <w:proofErr w:type="spellEnd"/>
+      <w:r>
+        <w:rPr>
+          <w:rFonts w:ascii="Consolas" w:eastAsia="Times New Roman" w:hAnsi="Consolas" w:cs="Times New Roman"/>
+          <w:color w:val="008013"/>
+          <w:sz w:val="20"/>
+          <w:szCs w:val="20"/>
+          <w:lang w:val="uk-UA"/>
+        </w:rPr>
+        <w:t xml:space="preserve"> ---</w:t>
+      </w:r>
+    </w:p>
+    <w:p>
+      <w:pPr>
+        <w:spacing w:line="240" w:lineRule="auto"/>
+        <w:rPr>
+          <w:rFonts w:ascii="Consolas" w:eastAsia="Times New Roman" w:hAnsi="Consolas" w:cs="Times New Roman"/>
+          <w:sz w:val="20"/>
+          <w:szCs w:val="20"/>
+          <w:lang w:val="uk-UA"/>
+        </w:rPr>
+      </w:pPr>
+      <w:proofErr w:type="spellStart"/>
+      <w:r>
+        <w:rPr>
+          <w:rFonts w:ascii="Consolas" w:eastAsia="Times New Roman" w:hAnsi="Consolas" w:cs="Times New Roman"/>
+          <w:sz w:val="20"/>
+          <w:szCs w:val="20"/>
+          <w:lang w:val="uk-UA"/>
+        </w:rPr>
+        <w:t>Aeq</w:t>
+      </w:r>
+      <w:proofErr w:type="spellEnd"/>
+      <w:r>
+        <w:rPr>
+          <w:rFonts w:ascii="Consolas" w:eastAsia="Times New Roman" w:hAnsi="Consolas" w:cs="Times New Roman"/>
+          <w:sz w:val="20"/>
+          <w:szCs w:val="20"/>
+          <w:lang w:val="uk-UA"/>
+        </w:rPr>
+        <w:t xml:space="preserve"> = </w:t>
+      </w:r>
+      <w:proofErr w:type="spellStart"/>
+      <w:r>
+        <w:rPr>
+          <w:rFonts w:ascii="Consolas" w:eastAsia="Times New Roman" w:hAnsi="Consolas" w:cs="Times New Roman"/>
+          <w:sz w:val="20"/>
+          <w:szCs w:val="20"/>
+          <w:lang w:val="uk-UA"/>
+        </w:rPr>
+        <w:t>ones</w:t>
+      </w:r>
+      <w:proofErr w:type="spellEnd"/>
+      <w:r>
+        <w:rPr>
+          <w:rFonts w:ascii="Consolas" w:eastAsia="Times New Roman" w:hAnsi="Consolas" w:cs="Times New Roman"/>
+          <w:sz w:val="20"/>
+          <w:szCs w:val="20"/>
+          <w:lang w:val="uk-UA"/>
+        </w:rPr>
+        <w:t>(1,n);</w:t>
+      </w:r>
+    </w:p>
+    <w:p>
+      <w:pPr>
+        <w:spacing w:line="240" w:lineRule="auto"/>
+        <w:rPr>
+          <w:rFonts w:ascii="Consolas" w:eastAsia="Times New Roman" w:hAnsi="Consolas" w:cs="Times New Roman"/>
+          <w:sz w:val="20"/>
+          <w:szCs w:val="20"/>
+          <w:lang w:val="uk-UA"/>
+        </w:rPr>
+      </w:pPr>
+      <w:proofErr w:type="spellStart"/>
+      <w:r>
+        <w:rPr>
+          <w:rFonts w:ascii="Consolas" w:eastAsia="Times New Roman" w:hAnsi="Consolas" w:cs="Times New Roman"/>
+          <w:sz w:val="20"/>
+          <w:szCs w:val="20"/>
+          <w:lang w:val="uk-UA"/>
+        </w:rPr>
+        <w:t>beq</w:t>
+      </w:r>
+      <w:proofErr w:type="spellEnd"/>
+      <w:r>
+        <w:rPr>
+          <w:rFonts w:ascii="Consolas" w:eastAsia="Times New Roman" w:hAnsi="Consolas" w:cs="Times New Roman"/>
+          <w:sz w:val="20"/>
+          <w:szCs w:val="20"/>
+          <w:lang w:val="uk-UA"/>
+        </w:rPr>
+        <w:t xml:space="preserve"> = </w:t>
+      </w:r>
+      <w:proofErr w:type="spellStart"/>
+      <w:r>
+        <w:rPr>
+          <w:rFonts w:ascii="Consolas" w:eastAsia="Times New Roman" w:hAnsi="Consolas" w:cs="Times New Roman"/>
+          <w:sz w:val="20"/>
+          <w:szCs w:val="20"/>
+          <w:lang w:val="uk-UA"/>
+        </w:rPr>
+        <w:t>budget</w:t>
+      </w:r>
+      <w:proofErr w:type="spellEnd"/>
+      <w:r>
+        <w:rPr>
+          <w:rFonts w:ascii="Consolas" w:eastAsia="Times New Roman" w:hAnsi="Consolas" w:cs="Times New Roman"/>
+          <w:sz w:val="20"/>
+          <w:szCs w:val="20"/>
+          <w:lang w:val="uk-UA"/>
+        </w:rPr>
+        <w:t>;</w:t>
+      </w:r>
+    </w:p>
+    <w:p>
+      <w:pPr>
+        <w:spacing w:line="240" w:lineRule="auto"/>
+        <w:rPr>
+          <w:rFonts w:ascii="Consolas" w:eastAsia="Times New Roman" w:hAnsi="Consolas" w:cs="Times New Roman"/>
+          <w:sz w:val="20"/>
+          <w:szCs w:val="20"/>
+          <w:lang w:val="uk-UA"/>
+        </w:rPr>
+      </w:pPr>
+    </w:p>
+    <w:p>
+      <w:pPr>
+        <w:spacing w:line="240" w:lineRule="auto"/>
+        <w:rPr>
+          <w:rFonts w:ascii="Consolas" w:eastAsia="Times New Roman" w:hAnsi="Consolas" w:cs="Times New Roman"/>
+          <w:sz w:val="20"/>
+          <w:szCs w:val="20"/>
+          <w:lang w:val="uk-UA"/>
+        </w:rPr>
+      </w:pPr>
+      <w:r>
+        <w:rPr>
+          <w:rFonts w:ascii="Consolas" w:eastAsia="Times New Roman" w:hAnsi="Consolas" w:cs="Times New Roman"/>
+          <w:color w:val="008013"/>
+          <w:sz w:val="20"/>
+          <w:szCs w:val="20"/>
+          <w:lang w:val="uk-UA"/>
+        </w:rPr>
+        <w:t>% --- межі ---</w:t>
+      </w:r>
+    </w:p>
+    <w:p>
+      <w:pPr>
+        <w:spacing w:line="240" w:lineRule="auto"/>
+        <w:rPr>
+          <w:rFonts w:ascii="Consolas" w:eastAsia="Times New Roman" w:hAnsi="Consolas" w:cs="Times New Roman"/>
+          <w:sz w:val="20"/>
+          <w:szCs w:val="20"/>
+          <w:lang w:val="uk-UA"/>
+        </w:rPr>
+      </w:pPr>
+      <w:proofErr w:type="spellStart"/>
+      <w:r>
+        <w:rPr>
+          <w:rFonts w:ascii="Consolas" w:eastAsia="Times New Roman" w:hAnsi="Consolas" w:cs="Times New Roman"/>
+          <w:sz w:val="20"/>
+          <w:szCs w:val="20"/>
+          <w:lang w:val="uk-UA"/>
+        </w:rPr>
+        <w:t>lb</w:t>
+      </w:r>
+      <w:proofErr w:type="spellEnd"/>
+      <w:r>
+        <w:rPr>
+          <w:rFonts w:ascii="Consolas" w:eastAsia="Times New Roman" w:hAnsi="Consolas" w:cs="Times New Roman"/>
+          <w:sz w:val="20"/>
+          <w:szCs w:val="20"/>
+          <w:lang w:val="uk-UA"/>
+        </w:rPr>
+        <w:t xml:space="preserve"> = </w:t>
+      </w:r>
+      <w:proofErr w:type="spellStart"/>
+      <w:r>
+        <w:rPr>
+          <w:rFonts w:ascii="Consolas" w:eastAsia="Times New Roman" w:hAnsi="Consolas" w:cs="Times New Roman"/>
+          <w:sz w:val="20"/>
+          <w:szCs w:val="20"/>
+          <w:lang w:val="uk-UA"/>
+        </w:rPr>
+        <w:t>zeros</w:t>
+      </w:r>
+      <w:proofErr w:type="spellEnd"/>
+      <w:r>
+        <w:rPr>
+          <w:rFonts w:ascii="Consolas" w:eastAsia="Times New Roman" w:hAnsi="Consolas" w:cs="Times New Roman"/>
+          <w:sz w:val="20"/>
+          <w:szCs w:val="20"/>
+          <w:lang w:val="uk-UA"/>
+        </w:rPr>
+        <w:t xml:space="preserve">(n,1);   </w:t>
+      </w:r>
+      <w:proofErr w:type="spellStart"/>
+      <w:r>
+        <w:rPr>
+          <w:rFonts w:ascii="Consolas" w:eastAsia="Times New Roman" w:hAnsi="Consolas" w:cs="Times New Roman"/>
+          <w:sz w:val="20"/>
+          <w:szCs w:val="20"/>
+          <w:lang w:val="uk-UA"/>
+        </w:rPr>
+        <w:t>ub</w:t>
+      </w:r>
+      <w:proofErr w:type="spellEnd"/>
+      <w:r>
+        <w:rPr>
+          <w:rFonts w:ascii="Consolas" w:eastAsia="Times New Roman" w:hAnsi="Consolas" w:cs="Times New Roman"/>
+          <w:sz w:val="20"/>
+          <w:szCs w:val="20"/>
+          <w:lang w:val="uk-UA"/>
+        </w:rPr>
+        <w:t xml:space="preserve"> = [];             </w:t>
+      </w:r>
+      <w:r>
+        <w:rPr>
+          <w:rFonts w:ascii="Consolas" w:eastAsia="Times New Roman" w:hAnsi="Consolas" w:cs="Times New Roman"/>
+          <w:color w:val="008013"/>
+          <w:sz w:val="20"/>
+          <w:szCs w:val="20"/>
+          <w:lang w:val="uk-UA"/>
+        </w:rPr>
+        <w:t>% верхніх немає</w:t>
+      </w:r>
+    </w:p>
+    <w:p>
+      <w:pPr>
+        <w:spacing w:line="240" w:lineRule="auto"/>
+        <w:rPr>
+          <w:rFonts w:ascii="Consolas" w:eastAsia="Times New Roman" w:hAnsi="Consolas" w:cs="Times New Roman"/>
+          <w:sz w:val="20"/>
+          <w:szCs w:val="20"/>
+          <w:lang w:val="uk-UA"/>
+        </w:rPr>
+      </w:pPr>
+    </w:p>
+    <w:p>
+      <w:pPr>
+        <w:spacing w:line="240" w:lineRule="auto"/>
+        <w:rPr>
+          <w:rFonts w:ascii="Consolas" w:eastAsia="Times New Roman" w:hAnsi="Consolas" w:cs="Times New Roman"/>
+          <w:sz w:val="20"/>
+          <w:szCs w:val="20"/>
+          <w:lang w:val="uk-UA"/>
+        </w:rPr>
+      </w:pPr>
+      <w:r>
+        <w:rPr>
+          <w:rFonts w:ascii="Consolas" w:eastAsia="Times New Roman" w:hAnsi="Consolas" w:cs="Times New Roman"/>
+          <w:color w:val="008013"/>
+          <w:sz w:val="20"/>
+          <w:szCs w:val="20"/>
+          <w:lang w:val="uk-UA"/>
+        </w:rPr>
+        <w:t>% 3. Розв’язок</w:t>
+      </w:r>
+    </w:p>
+    <w:p>
+      <w:pPr>
+        <w:spacing w:line="240" w:lineRule="auto"/>
+        <w:rPr>
+          <w:rFonts w:ascii="Consolas" w:eastAsia="Times New Roman" w:hAnsi="Consolas" w:cs="Times New Roman"/>
+          <w:sz w:val="20"/>
+          <w:szCs w:val="20"/>
+          <w:lang w:val="uk-UA"/>
+        </w:rPr>
+      </w:pPr>
+      <w:proofErr w:type="spellStart"/>
+      <w:r>
+        <w:rPr>
+          <w:rFonts w:ascii="Consolas" w:eastAsia="Times New Roman" w:hAnsi="Consolas" w:cs="Times New Roman"/>
+          <w:sz w:val="20"/>
+          <w:szCs w:val="20"/>
+          <w:lang w:val="uk-UA"/>
+        </w:rPr>
+        <w:t>opts</w:t>
+      </w:r>
+      <w:proofErr w:type="spellEnd"/>
+      <w:r>
+        <w:rPr>
+          <w:rFonts w:ascii="Consolas" w:eastAsia="Times New Roman" w:hAnsi="Consolas" w:cs="Times New Roman"/>
+          <w:sz w:val="20"/>
+          <w:szCs w:val="20"/>
+          <w:lang w:val="uk-UA"/>
+        </w:rPr>
+        <w:t xml:space="preserve"> = </w:t>
+      </w:r>
+      <w:proofErr w:type="spellStart"/>
+      <w:r>
+        <w:rPr>
+          <w:rFonts w:ascii="Consolas" w:eastAsia="Times New Roman" w:hAnsi="Consolas" w:cs="Times New Roman"/>
+          <w:sz w:val="20"/>
+          <w:szCs w:val="20"/>
+          <w:lang w:val="uk-UA"/>
+        </w:rPr>
+        <w:t>optimoptions</w:t>
+      </w:r>
+      <w:proofErr w:type="spellEnd"/>
+      <w:r>
+        <w:rPr>
+          <w:rFonts w:ascii="Consolas" w:eastAsia="Times New Roman" w:hAnsi="Consolas" w:cs="Times New Roman"/>
+          <w:sz w:val="20"/>
+          <w:szCs w:val="20"/>
+          <w:lang w:val="uk-UA"/>
+        </w:rPr>
+        <w:t>(</w:t>
+      </w:r>
+      <w:r>
+        <w:rPr>
+          <w:rFonts w:ascii="Consolas" w:eastAsia="Times New Roman" w:hAnsi="Consolas" w:cs="Times New Roman"/>
+          <w:color w:val="A709F5"/>
+          <w:sz w:val="20"/>
+          <w:szCs w:val="20"/>
+          <w:lang w:val="uk-UA"/>
+        </w:rPr>
+        <w:t>'</w:t>
+      </w:r>
+      <w:proofErr w:type="spellStart"/>
+      <w:r>
+        <w:rPr>
+          <w:rFonts w:ascii="Consolas" w:eastAsia="Times New Roman" w:hAnsi="Consolas" w:cs="Times New Roman"/>
+          <w:color w:val="A709F5"/>
+          <w:sz w:val="20"/>
+          <w:szCs w:val="20"/>
+          <w:lang w:val="uk-UA"/>
+        </w:rPr>
+        <w:t>linprog</w:t>
+      </w:r>
+      <w:proofErr w:type="spellEnd"/>
+      <w:r>
+        <w:rPr>
+          <w:rFonts w:ascii="Consolas" w:eastAsia="Times New Roman" w:hAnsi="Consolas" w:cs="Times New Roman"/>
+          <w:color w:val="A709F5"/>
+          <w:sz w:val="20"/>
+          <w:szCs w:val="20"/>
+          <w:lang w:val="uk-UA"/>
+        </w:rPr>
+        <w:t>'</w:t>
+      </w:r>
+      <w:r>
+        <w:rPr>
+          <w:rFonts w:ascii="Consolas" w:eastAsia="Times New Roman" w:hAnsi="Consolas" w:cs="Times New Roman"/>
+          <w:sz w:val="20"/>
+          <w:szCs w:val="20"/>
+          <w:lang w:val="uk-UA"/>
+        </w:rPr>
+        <w:t>,</w:t>
+      </w:r>
+      <w:r>
+        <w:rPr>
+          <w:rFonts w:ascii="Consolas" w:eastAsia="Times New Roman" w:hAnsi="Consolas" w:cs="Times New Roman"/>
+          <w:color w:val="A709F5"/>
+          <w:sz w:val="20"/>
+          <w:szCs w:val="20"/>
+          <w:lang w:val="uk-UA"/>
+        </w:rPr>
+        <w:t>'</w:t>
+      </w:r>
+      <w:proofErr w:type="spellStart"/>
+      <w:r>
+        <w:rPr>
+          <w:rFonts w:ascii="Consolas" w:eastAsia="Times New Roman" w:hAnsi="Consolas" w:cs="Times New Roman"/>
+          <w:color w:val="A709F5"/>
+          <w:sz w:val="20"/>
+          <w:szCs w:val="20"/>
+          <w:lang w:val="uk-UA"/>
+        </w:rPr>
+        <w:t>Display</w:t>
+      </w:r>
+      <w:proofErr w:type="spellEnd"/>
+      <w:r>
+        <w:rPr>
+          <w:rFonts w:ascii="Consolas" w:eastAsia="Times New Roman" w:hAnsi="Consolas" w:cs="Times New Roman"/>
+          <w:color w:val="A709F5"/>
+          <w:sz w:val="20"/>
+          <w:szCs w:val="20"/>
+          <w:lang w:val="uk-UA"/>
+        </w:rPr>
+        <w:t>'</w:t>
+      </w:r>
+      <w:r>
+        <w:rPr>
+          <w:rFonts w:ascii="Consolas" w:eastAsia="Times New Roman" w:hAnsi="Consolas" w:cs="Times New Roman"/>
+          <w:sz w:val="20"/>
+          <w:szCs w:val="20"/>
+          <w:lang w:val="uk-UA"/>
+        </w:rPr>
+        <w:t>,</w:t>
+      </w:r>
+      <w:r>
+        <w:rPr>
+          <w:rFonts w:ascii="Consolas" w:eastAsia="Times New Roman" w:hAnsi="Consolas" w:cs="Times New Roman"/>
+          <w:color w:val="A709F5"/>
+          <w:sz w:val="20"/>
+          <w:szCs w:val="20"/>
+          <w:lang w:val="uk-UA"/>
+        </w:rPr>
+        <w:t>'</w:t>
+      </w:r>
+      <w:proofErr w:type="spellStart"/>
+      <w:r>
+        <w:rPr>
+          <w:rFonts w:ascii="Consolas" w:eastAsia="Times New Roman" w:hAnsi="Consolas" w:cs="Times New Roman"/>
+          <w:color w:val="A709F5"/>
+          <w:sz w:val="20"/>
+          <w:szCs w:val="20"/>
+          <w:lang w:val="uk-UA"/>
+        </w:rPr>
+        <w:t>none</w:t>
+      </w:r>
+      <w:proofErr w:type="spellEnd"/>
+      <w:r>
+        <w:rPr>
+          <w:rFonts w:ascii="Consolas" w:eastAsia="Times New Roman" w:hAnsi="Consolas" w:cs="Times New Roman"/>
+          <w:color w:val="A709F5"/>
+          <w:sz w:val="20"/>
+          <w:szCs w:val="20"/>
+          <w:lang w:val="uk-UA"/>
+        </w:rPr>
+        <w:t>'</w:t>
+      </w:r>
+      <w:r>
+        <w:rPr>
+          <w:rFonts w:ascii="Consolas" w:eastAsia="Times New Roman" w:hAnsi="Consolas" w:cs="Times New Roman"/>
+          <w:sz w:val="20"/>
+          <w:szCs w:val="20"/>
+          <w:lang w:val="uk-UA"/>
+        </w:rPr>
+        <w:t>);</w:t>
+      </w:r>
+    </w:p>
+    <w:p>
+      <w:pPr>
+        <w:spacing w:line="240" w:lineRule="auto"/>
+        <w:rPr>
+          <w:rFonts w:ascii="Consolas" w:eastAsia="Times New Roman" w:hAnsi="Consolas" w:cs="Times New Roman"/>
+          <w:sz w:val="20"/>
+          <w:szCs w:val="20"/>
+          <w:lang w:val="uk-UA"/>
+        </w:rPr>
+      </w:pPr>
+      <w:r>
+        <w:rPr>
+          <w:rFonts w:ascii="Consolas" w:eastAsia="Times New Roman" w:hAnsi="Consolas" w:cs="Times New Roman"/>
+          <w:sz w:val="20"/>
+          <w:szCs w:val="20"/>
+          <w:lang w:val="uk-UA"/>
+        </w:rPr>
+        <w:t xml:space="preserve">[x, </w:t>
+      </w:r>
+      <w:proofErr w:type="spellStart"/>
+      <w:r>
+        <w:rPr>
+          <w:rFonts w:ascii="Consolas" w:eastAsia="Times New Roman" w:hAnsi="Consolas" w:cs="Times New Roman"/>
+          <w:sz w:val="20"/>
+          <w:szCs w:val="20"/>
+          <w:lang w:val="uk-UA"/>
+        </w:rPr>
+        <w:t>fval</w:t>
+      </w:r>
+      <w:proofErr w:type="spellEnd"/>
+      <w:r>
+        <w:rPr>
+          <w:rFonts w:ascii="Consolas" w:eastAsia="Times New Roman" w:hAnsi="Consolas" w:cs="Times New Roman"/>
+          <w:sz w:val="20"/>
+          <w:szCs w:val="20"/>
+          <w:lang w:val="uk-UA"/>
+        </w:rPr>
+        <w:t xml:space="preserve">] = </w:t>
+      </w:r>
+      <w:proofErr w:type="spellStart"/>
+      <w:r>
+        <w:rPr>
+          <w:rFonts w:ascii="Consolas" w:eastAsia="Times New Roman" w:hAnsi="Consolas" w:cs="Times New Roman"/>
+          <w:sz w:val="20"/>
+          <w:szCs w:val="20"/>
+          <w:lang w:val="uk-UA"/>
+        </w:rPr>
+        <w:t>linprog</w:t>
+      </w:r>
+      <w:proofErr w:type="spellEnd"/>
+      <w:r>
+        <w:rPr>
+          <w:rFonts w:ascii="Consolas" w:eastAsia="Times New Roman" w:hAnsi="Consolas" w:cs="Times New Roman"/>
+          <w:sz w:val="20"/>
+          <w:szCs w:val="20"/>
+          <w:lang w:val="uk-UA"/>
+        </w:rPr>
+        <w:t xml:space="preserve">(f, A, b, </w:t>
+      </w:r>
+      <w:proofErr w:type="spellStart"/>
+      <w:r>
+        <w:rPr>
+          <w:rFonts w:ascii="Consolas" w:eastAsia="Times New Roman" w:hAnsi="Consolas" w:cs="Times New Roman"/>
+          <w:sz w:val="20"/>
+          <w:szCs w:val="20"/>
+          <w:lang w:val="uk-UA"/>
+        </w:rPr>
+        <w:t>Aeq</w:t>
+      </w:r>
+      <w:proofErr w:type="spellEnd"/>
+      <w:r>
+        <w:rPr>
+          <w:rFonts w:ascii="Consolas" w:eastAsia="Times New Roman" w:hAnsi="Consolas" w:cs="Times New Roman"/>
+          <w:sz w:val="20"/>
+          <w:szCs w:val="20"/>
+          <w:lang w:val="uk-UA"/>
+        </w:rPr>
+        <w:t xml:space="preserve">, </w:t>
+      </w:r>
+      <w:proofErr w:type="spellStart"/>
+      <w:r>
+        <w:rPr>
+          <w:rFonts w:ascii="Consolas" w:eastAsia="Times New Roman" w:hAnsi="Consolas" w:cs="Times New Roman"/>
+          <w:sz w:val="20"/>
+          <w:szCs w:val="20"/>
+          <w:lang w:val="uk-UA"/>
+        </w:rPr>
+        <w:t>beq</w:t>
+      </w:r>
+      <w:proofErr w:type="spellEnd"/>
+      <w:r>
+        <w:rPr>
+          <w:rFonts w:ascii="Consolas" w:eastAsia="Times New Roman" w:hAnsi="Consolas" w:cs="Times New Roman"/>
+          <w:sz w:val="20"/>
+          <w:szCs w:val="20"/>
+          <w:lang w:val="uk-UA"/>
+        </w:rPr>
+        <w:t xml:space="preserve">, </w:t>
+      </w:r>
+      <w:proofErr w:type="spellStart"/>
+      <w:r>
+        <w:rPr>
+          <w:rFonts w:ascii="Consolas" w:eastAsia="Times New Roman" w:hAnsi="Consolas" w:cs="Times New Roman"/>
+          <w:sz w:val="20"/>
+          <w:szCs w:val="20"/>
+          <w:lang w:val="uk-UA"/>
+        </w:rPr>
+        <w:t>lb</w:t>
+      </w:r>
+      <w:proofErr w:type="spellEnd"/>
+      <w:r>
+        <w:rPr>
+          <w:rFonts w:ascii="Consolas" w:eastAsia="Times New Roman" w:hAnsi="Consolas" w:cs="Times New Roman"/>
+          <w:sz w:val="20"/>
+          <w:szCs w:val="20"/>
+          <w:lang w:val="uk-UA"/>
+        </w:rPr>
+        <w:t xml:space="preserve">, </w:t>
+      </w:r>
+      <w:proofErr w:type="spellStart"/>
+      <w:r>
+        <w:rPr>
+          <w:rFonts w:ascii="Consolas" w:eastAsia="Times New Roman" w:hAnsi="Consolas" w:cs="Times New Roman"/>
+          <w:sz w:val="20"/>
+          <w:szCs w:val="20"/>
+          <w:lang w:val="uk-UA"/>
+        </w:rPr>
+        <w:t>ub</w:t>
+      </w:r>
+      <w:proofErr w:type="spellEnd"/>
+      <w:r>
+        <w:rPr>
+          <w:rFonts w:ascii="Consolas" w:eastAsia="Times New Roman" w:hAnsi="Consolas" w:cs="Times New Roman"/>
+          <w:sz w:val="20"/>
+          <w:szCs w:val="20"/>
+          <w:lang w:val="uk-UA"/>
+        </w:rPr>
+        <w:t xml:space="preserve">, </w:t>
+      </w:r>
+      <w:proofErr w:type="spellStart"/>
+      <w:r>
+        <w:rPr>
+          <w:rFonts w:ascii="Consolas" w:eastAsia="Times New Roman" w:hAnsi="Consolas" w:cs="Times New Roman"/>
+          <w:sz w:val="20"/>
+          <w:szCs w:val="20"/>
+          <w:lang w:val="uk-UA"/>
+        </w:rPr>
+        <w:t>opts</w:t>
+      </w:r>
+      <w:proofErr w:type="spellEnd"/>
+      <w:r>
+        <w:rPr>
+          <w:rFonts w:ascii="Consolas" w:eastAsia="Times New Roman" w:hAnsi="Consolas" w:cs="Times New Roman"/>
+          <w:sz w:val="20"/>
+          <w:szCs w:val="20"/>
+          <w:lang w:val="uk-UA"/>
+        </w:rPr>
+        <w:t>);</w:t>
+      </w:r>
+    </w:p>
+    <w:p>
+      <w:pPr>
+        <w:spacing w:line="240" w:lineRule="auto"/>
+        <w:rPr>
+          <w:rFonts w:ascii="Consolas" w:eastAsia="Times New Roman" w:hAnsi="Consolas" w:cs="Times New Roman"/>
+          <w:sz w:val="20"/>
+          <w:szCs w:val="20"/>
+          <w:lang w:val="uk-UA"/>
+        </w:rPr>
+      </w:pPr>
+    </w:p>
+    <w:p>
+      <w:pPr>
+        <w:spacing w:line="240" w:lineRule="auto"/>
+        <w:rPr>
+          <w:rFonts w:ascii="Consolas" w:eastAsia="Times New Roman" w:hAnsi="Consolas" w:cs="Times New Roman"/>
+          <w:sz w:val="20"/>
+          <w:szCs w:val="20"/>
+          <w:lang w:val="uk-UA"/>
+        </w:rPr>
+      </w:pPr>
+      <w:proofErr w:type="spellStart"/>
+      <w:r>
+        <w:rPr>
+          <w:rFonts w:ascii="Consolas" w:eastAsia="Times New Roman" w:hAnsi="Consolas" w:cs="Times New Roman"/>
+          <w:sz w:val="20"/>
+          <w:szCs w:val="20"/>
+          <w:lang w:val="uk-UA"/>
+        </w:rPr>
+        <w:t>profit</w:t>
+      </w:r>
+      <w:proofErr w:type="spellEnd"/>
+      <w:r>
+        <w:rPr>
+          <w:rFonts w:ascii="Consolas" w:eastAsia="Times New Roman" w:hAnsi="Consolas" w:cs="Times New Roman"/>
+          <w:sz w:val="20"/>
+          <w:szCs w:val="20"/>
+          <w:lang w:val="uk-UA"/>
+        </w:rPr>
+        <w:t xml:space="preserve"> = -</w:t>
+      </w:r>
+      <w:proofErr w:type="spellStart"/>
+      <w:r>
+        <w:rPr>
+          <w:rFonts w:ascii="Consolas" w:eastAsia="Times New Roman" w:hAnsi="Consolas" w:cs="Times New Roman"/>
+          <w:sz w:val="20"/>
+          <w:szCs w:val="20"/>
+          <w:lang w:val="uk-UA"/>
+        </w:rPr>
+        <w:t>fval</w:t>
+      </w:r>
+      <w:proofErr w:type="spellEnd"/>
+      <w:r>
+        <w:rPr>
+          <w:rFonts w:ascii="Consolas" w:eastAsia="Times New Roman" w:hAnsi="Consolas" w:cs="Times New Roman"/>
+          <w:sz w:val="20"/>
+          <w:szCs w:val="20"/>
+          <w:lang w:val="uk-UA"/>
+        </w:rPr>
+        <w:t xml:space="preserve">;                         </w:t>
+      </w:r>
+      <w:r>
+        <w:rPr>
+          <w:rFonts w:ascii="Consolas" w:eastAsia="Times New Roman" w:hAnsi="Consolas" w:cs="Times New Roman"/>
+          <w:color w:val="008013"/>
+          <w:sz w:val="20"/>
+          <w:szCs w:val="20"/>
+          <w:lang w:val="uk-UA"/>
+        </w:rPr>
+        <w:t>% максимальний прибуток, грн</w:t>
+      </w:r>
+    </w:p>
+    <w:p>
+      <w:pPr>
+        <w:spacing w:line="240" w:lineRule="auto"/>
+        <w:rPr>
+          <w:rFonts w:ascii="Consolas" w:eastAsia="Times New Roman" w:hAnsi="Consolas" w:cs="Times New Roman"/>
+          <w:sz w:val="20"/>
+          <w:szCs w:val="20"/>
+          <w:lang w:val="uk-UA"/>
+        </w:rPr>
+      </w:pPr>
+      <w:proofErr w:type="spellStart"/>
+      <w:r>
+        <w:rPr>
+          <w:rFonts w:ascii="Consolas" w:eastAsia="Times New Roman" w:hAnsi="Consolas" w:cs="Times New Roman"/>
+          <w:sz w:val="20"/>
+          <w:szCs w:val="20"/>
+          <w:lang w:val="uk-UA"/>
+        </w:rPr>
+        <w:t>share</w:t>
+      </w:r>
+      <w:proofErr w:type="spellEnd"/>
+      <w:r>
+        <w:rPr>
+          <w:rFonts w:ascii="Consolas" w:eastAsia="Times New Roman" w:hAnsi="Consolas" w:cs="Times New Roman"/>
+          <w:sz w:val="20"/>
+          <w:szCs w:val="20"/>
+          <w:lang w:val="uk-UA"/>
+        </w:rPr>
+        <w:t xml:space="preserve">  = x / </w:t>
+      </w:r>
+      <w:proofErr w:type="spellStart"/>
+      <w:r>
+        <w:rPr>
+          <w:rFonts w:ascii="Consolas" w:eastAsia="Times New Roman" w:hAnsi="Consolas" w:cs="Times New Roman"/>
+          <w:sz w:val="20"/>
+          <w:szCs w:val="20"/>
+          <w:lang w:val="uk-UA"/>
+        </w:rPr>
+        <w:t>budget</w:t>
+      </w:r>
+      <w:proofErr w:type="spellEnd"/>
+      <w:r>
+        <w:rPr>
+          <w:rFonts w:ascii="Consolas" w:eastAsia="Times New Roman" w:hAnsi="Consolas" w:cs="Times New Roman"/>
+          <w:sz w:val="20"/>
+          <w:szCs w:val="20"/>
+          <w:lang w:val="uk-UA"/>
+        </w:rPr>
+        <w:t xml:space="preserve">;                    </w:t>
+      </w:r>
+      <w:r>
+        <w:rPr>
+          <w:rFonts w:ascii="Consolas" w:eastAsia="Times New Roman" w:hAnsi="Consolas" w:cs="Times New Roman"/>
+          <w:color w:val="008013"/>
+          <w:sz w:val="20"/>
+          <w:szCs w:val="20"/>
+          <w:lang w:val="uk-UA"/>
+        </w:rPr>
+        <w:t>% частки інвестицій</w:t>
+      </w:r>
+    </w:p>
+    <w:p>
+      <w:pPr>
+        <w:spacing w:line="240" w:lineRule="auto"/>
+        <w:rPr>
+          <w:rFonts w:ascii="Consolas" w:eastAsia="Times New Roman" w:hAnsi="Consolas" w:cs="Times New Roman"/>
+          <w:sz w:val="20"/>
+          <w:szCs w:val="20"/>
+          <w:lang w:val="uk-UA"/>
+        </w:rPr>
+      </w:pPr>
+    </w:p>
+    <w:p>
+      <w:pPr>
+        <w:spacing w:line="240" w:lineRule="auto"/>
+        <w:rPr>
+          <w:rFonts w:ascii="Consolas" w:eastAsia="Times New Roman" w:hAnsi="Consolas" w:cs="Times New Roman"/>
+          <w:sz w:val="20"/>
+          <w:szCs w:val="20"/>
+          <w:lang w:val="uk-UA"/>
+        </w:rPr>
+      </w:pPr>
+      <w:r>
+        <w:rPr>
+          <w:rFonts w:ascii="Consolas" w:eastAsia="Times New Roman" w:hAnsi="Consolas" w:cs="Times New Roman"/>
+          <w:color w:val="008013"/>
+          <w:sz w:val="20"/>
+          <w:szCs w:val="20"/>
+          <w:lang w:val="uk-UA"/>
+        </w:rPr>
+        <w:t>% 4. Вивід результатів</w:t>
+      </w:r>
+    </w:p>
+    <w:p>
+      <w:pPr>
+        <w:spacing w:line="240" w:lineRule="auto"/>
+        <w:rPr>
+          <w:rFonts w:ascii="Consolas" w:eastAsia="Times New Roman" w:hAnsi="Consolas" w:cs="Times New Roman"/>
+          <w:sz w:val="20"/>
+          <w:szCs w:val="20"/>
+          <w:lang w:val="uk-UA"/>
+        </w:rPr>
+      </w:pPr>
+      <w:proofErr w:type="spellStart"/>
+      <w:r>
+        <w:rPr>
+          <w:rFonts w:ascii="Consolas" w:eastAsia="Times New Roman" w:hAnsi="Consolas" w:cs="Times New Roman"/>
+          <w:sz w:val="20"/>
+          <w:szCs w:val="20"/>
+          <w:lang w:val="uk-UA"/>
+        </w:rPr>
+        <w:t>names</w:t>
+      </w:r>
+      <w:proofErr w:type="spellEnd"/>
+      <w:r>
+        <w:rPr>
+          <w:rFonts w:ascii="Consolas" w:eastAsia="Times New Roman" w:hAnsi="Consolas" w:cs="Times New Roman"/>
+          <w:sz w:val="20"/>
+          <w:szCs w:val="20"/>
+          <w:lang w:val="uk-UA"/>
+        </w:rPr>
+        <w:t xml:space="preserve"> = [</w:t>
+      </w:r>
+      <w:r>
+        <w:rPr>
+          <w:rFonts w:ascii="Consolas" w:eastAsia="Times New Roman" w:hAnsi="Consolas" w:cs="Times New Roman"/>
+          <w:color w:val="A709F5"/>
+          <w:sz w:val="20"/>
+          <w:szCs w:val="20"/>
+          <w:lang w:val="uk-UA"/>
+        </w:rPr>
+        <w:t>"A"</w:t>
+      </w:r>
+      <w:r>
+        <w:rPr>
+          <w:rFonts w:ascii="Consolas" w:eastAsia="Times New Roman" w:hAnsi="Consolas" w:cs="Times New Roman"/>
+          <w:sz w:val="20"/>
+          <w:szCs w:val="20"/>
+          <w:lang w:val="uk-UA"/>
+        </w:rPr>
+        <w:t>,</w:t>
+      </w:r>
+      <w:r>
+        <w:rPr>
+          <w:rFonts w:ascii="Consolas" w:eastAsia="Times New Roman" w:hAnsi="Consolas" w:cs="Times New Roman"/>
+          <w:color w:val="A709F5"/>
+          <w:sz w:val="20"/>
+          <w:szCs w:val="20"/>
+          <w:lang w:val="uk-UA"/>
+        </w:rPr>
+        <w:t>"B"</w:t>
+      </w:r>
+      <w:r>
+        <w:rPr>
+          <w:rFonts w:ascii="Consolas" w:eastAsia="Times New Roman" w:hAnsi="Consolas" w:cs="Times New Roman"/>
+          <w:sz w:val="20"/>
+          <w:szCs w:val="20"/>
+          <w:lang w:val="uk-UA"/>
+        </w:rPr>
+        <w:t>,</w:t>
+      </w:r>
+      <w:r>
+        <w:rPr>
+          <w:rFonts w:ascii="Consolas" w:eastAsia="Times New Roman" w:hAnsi="Consolas" w:cs="Times New Roman"/>
+          <w:color w:val="A709F5"/>
+          <w:sz w:val="20"/>
+          <w:szCs w:val="20"/>
+          <w:lang w:val="uk-UA"/>
+        </w:rPr>
+        <w:t>"C"</w:t>
+      </w:r>
+      <w:r>
+        <w:rPr>
+          <w:rFonts w:ascii="Consolas" w:eastAsia="Times New Roman" w:hAnsi="Consolas" w:cs="Times New Roman"/>
+          <w:sz w:val="20"/>
+          <w:szCs w:val="20"/>
+          <w:lang w:val="uk-UA"/>
+        </w:rPr>
+        <w:t>,</w:t>
+      </w:r>
+      <w:r>
+        <w:rPr>
+          <w:rFonts w:ascii="Consolas" w:eastAsia="Times New Roman" w:hAnsi="Consolas" w:cs="Times New Roman"/>
+          <w:color w:val="A709F5"/>
+          <w:sz w:val="20"/>
+          <w:szCs w:val="20"/>
+          <w:lang w:val="uk-UA"/>
+        </w:rPr>
+        <w:t>"D"</w:t>
+      </w:r>
+      <w:r>
+        <w:rPr>
+          <w:rFonts w:ascii="Consolas" w:eastAsia="Times New Roman" w:hAnsi="Consolas" w:cs="Times New Roman"/>
+          <w:sz w:val="20"/>
+          <w:szCs w:val="20"/>
+          <w:lang w:val="uk-UA"/>
+        </w:rPr>
+        <w:t>,</w:t>
+      </w:r>
+      <w:r>
+        <w:rPr>
+          <w:rFonts w:ascii="Consolas" w:eastAsia="Times New Roman" w:hAnsi="Consolas" w:cs="Times New Roman"/>
+          <w:color w:val="A709F5"/>
+          <w:sz w:val="20"/>
+          <w:szCs w:val="20"/>
+          <w:lang w:val="uk-UA"/>
+        </w:rPr>
+        <w:t>"E"</w:t>
+      </w:r>
+      <w:r>
+        <w:rPr>
+          <w:rFonts w:ascii="Consolas" w:eastAsia="Times New Roman" w:hAnsi="Consolas" w:cs="Times New Roman"/>
+          <w:sz w:val="20"/>
+          <w:szCs w:val="20"/>
+          <w:lang w:val="uk-UA"/>
+        </w:rPr>
+        <w:t>,</w:t>
+      </w:r>
+      <w:r>
+        <w:rPr>
+          <w:rFonts w:ascii="Consolas" w:eastAsia="Times New Roman" w:hAnsi="Consolas" w:cs="Times New Roman"/>
+          <w:color w:val="A709F5"/>
+          <w:sz w:val="20"/>
+          <w:szCs w:val="20"/>
+          <w:lang w:val="uk-UA"/>
+        </w:rPr>
+        <w:t>"F"</w:t>
+      </w:r>
+      <w:r>
+        <w:rPr>
+          <w:rFonts w:ascii="Consolas" w:eastAsia="Times New Roman" w:hAnsi="Consolas" w:cs="Times New Roman"/>
+          <w:sz w:val="20"/>
+          <w:szCs w:val="20"/>
+          <w:lang w:val="uk-UA"/>
+        </w:rPr>
+        <w:t>];</w:t>
+      </w:r>
+    </w:p>
+    <w:p>
+      <w:pPr>
+        <w:spacing w:line="240" w:lineRule="auto"/>
+        <w:rPr>
+          <w:rFonts w:ascii="Consolas" w:eastAsia="Times New Roman" w:hAnsi="Consolas" w:cs="Times New Roman"/>
+          <w:sz w:val="20"/>
+          <w:szCs w:val="20"/>
+          <w:lang w:val="uk-UA"/>
+        </w:rPr>
+      </w:pPr>
+      <w:proofErr w:type="spellStart"/>
+      <w:r>
+        <w:rPr>
+          <w:rFonts w:ascii="Consolas" w:eastAsia="Times New Roman" w:hAnsi="Consolas" w:cs="Times New Roman"/>
+          <w:sz w:val="20"/>
+          <w:szCs w:val="20"/>
+          <w:lang w:val="uk-UA"/>
+        </w:rPr>
+        <w:t>fprintf</w:t>
+      </w:r>
+      <w:proofErr w:type="spellEnd"/>
+      <w:r>
+        <w:rPr>
+          <w:rFonts w:ascii="Consolas" w:eastAsia="Times New Roman" w:hAnsi="Consolas" w:cs="Times New Roman"/>
+          <w:sz w:val="20"/>
+          <w:szCs w:val="20"/>
+          <w:lang w:val="uk-UA"/>
+        </w:rPr>
+        <w:t>(</w:t>
+      </w:r>
+      <w:r>
+        <w:rPr>
+          <w:rFonts w:ascii="Consolas" w:eastAsia="Times New Roman" w:hAnsi="Consolas" w:cs="Times New Roman"/>
+          <w:color w:val="A709F5"/>
+          <w:sz w:val="20"/>
+          <w:szCs w:val="20"/>
+          <w:lang w:val="uk-UA"/>
+        </w:rPr>
+        <w:t>'\n*** Оптимальний розподіл капіталу ***\n'</w:t>
+      </w:r>
+      <w:r>
+        <w:rPr>
+          <w:rFonts w:ascii="Consolas" w:eastAsia="Times New Roman" w:hAnsi="Consolas" w:cs="Times New Roman"/>
+          <w:sz w:val="20"/>
+          <w:szCs w:val="20"/>
+          <w:lang w:val="uk-UA"/>
+        </w:rPr>
+        <w:t>);</w:t>
+      </w:r>
+    </w:p>
+    <w:p>
+      <w:pPr>
+        <w:spacing w:line="240" w:lineRule="auto"/>
+        <w:rPr>
+          <w:rFonts w:ascii="Consolas" w:eastAsia="Times New Roman" w:hAnsi="Consolas" w:cs="Times New Roman"/>
+          <w:sz w:val="20"/>
+          <w:szCs w:val="20"/>
+          <w:lang w:val="uk-UA"/>
+        </w:rPr>
+      </w:pPr>
+      <w:proofErr w:type="spellStart"/>
+      <w:r>
+        <w:rPr>
+          <w:rFonts w:ascii="Consolas" w:eastAsia="Times New Roman" w:hAnsi="Consolas" w:cs="Times New Roman"/>
+          <w:color w:val="0E00FF"/>
+          <w:sz w:val="20"/>
+          <w:szCs w:val="20"/>
+          <w:lang w:val="uk-UA"/>
+        </w:rPr>
+        <w:t>for</w:t>
+      </w:r>
+      <w:proofErr w:type="spellEnd"/>
+      <w:r>
+        <w:rPr>
+          <w:rFonts w:ascii="Consolas" w:eastAsia="Times New Roman" w:hAnsi="Consolas" w:cs="Times New Roman"/>
+          <w:color w:val="0E00FF"/>
+          <w:sz w:val="20"/>
+          <w:szCs w:val="20"/>
+          <w:lang w:val="uk-UA"/>
+        </w:rPr>
+        <w:t xml:space="preserve"> </w:t>
+      </w:r>
+      <w:r>
+        <w:rPr>
+          <w:rFonts w:ascii="Consolas" w:eastAsia="Times New Roman" w:hAnsi="Consolas" w:cs="Times New Roman"/>
+          <w:sz w:val="20"/>
+          <w:szCs w:val="20"/>
+          <w:lang w:val="uk-UA"/>
+        </w:rPr>
+        <w:t>i = 1:n</w:t>
+      </w:r>
+    </w:p>
+    <w:p>
+      <w:pPr>
+        <w:spacing w:line="240" w:lineRule="auto"/>
+        <w:rPr>
+          <w:rFonts w:ascii="Consolas" w:eastAsia="Times New Roman" w:hAnsi="Consolas" w:cs="Times New Roman"/>
+          <w:sz w:val="20"/>
+          <w:szCs w:val="20"/>
+          <w:lang w:val="uk-UA"/>
+        </w:rPr>
+      </w:pPr>
+      <w:r>
+        <w:rPr>
+          <w:rFonts w:ascii="Consolas" w:eastAsia="Times New Roman" w:hAnsi="Consolas" w:cs="Times New Roman"/>
+          <w:sz w:val="20"/>
+          <w:szCs w:val="20"/>
+          <w:lang w:val="uk-UA"/>
+        </w:rPr>
+        <w:t xml:space="preserve">    </w:t>
+      </w:r>
+      <w:proofErr w:type="spellStart"/>
+      <w:r>
+        <w:rPr>
+          <w:rFonts w:ascii="Consolas" w:eastAsia="Times New Roman" w:hAnsi="Consolas" w:cs="Times New Roman"/>
+          <w:sz w:val="20"/>
+          <w:szCs w:val="20"/>
+          <w:lang w:val="uk-UA"/>
+        </w:rPr>
+        <w:t>fprintf</w:t>
+      </w:r>
+      <w:proofErr w:type="spellEnd"/>
+      <w:r>
+        <w:rPr>
+          <w:rFonts w:ascii="Consolas" w:eastAsia="Times New Roman" w:hAnsi="Consolas" w:cs="Times New Roman"/>
+          <w:sz w:val="20"/>
+          <w:szCs w:val="20"/>
+          <w:lang w:val="uk-UA"/>
+        </w:rPr>
+        <w:t>(</w:t>
+      </w:r>
+      <w:r>
+        <w:rPr>
+          <w:rFonts w:ascii="Consolas" w:eastAsia="Times New Roman" w:hAnsi="Consolas" w:cs="Times New Roman"/>
+          <w:color w:val="A709F5"/>
+          <w:sz w:val="20"/>
+          <w:szCs w:val="20"/>
+          <w:lang w:val="uk-UA"/>
+        </w:rPr>
+        <w:t>'  %s: %8.2f грн  (%.2f %% бюджету)\n'</w:t>
+      </w:r>
+      <w:r>
+        <w:rPr>
+          <w:rFonts w:ascii="Consolas" w:eastAsia="Times New Roman" w:hAnsi="Consolas" w:cs="Times New Roman"/>
+          <w:sz w:val="20"/>
+          <w:szCs w:val="20"/>
+          <w:lang w:val="uk-UA"/>
+        </w:rPr>
+        <w:t xml:space="preserve">, </w:t>
+      </w:r>
+      <w:r>
+        <w:rPr>
+          <w:rFonts w:ascii="Consolas" w:eastAsia="Times New Roman" w:hAnsi="Consolas" w:cs="Times New Roman"/>
+          <w:color w:val="0E00FF"/>
+          <w:sz w:val="20"/>
+          <w:szCs w:val="20"/>
+          <w:lang w:val="uk-UA"/>
+        </w:rPr>
+        <w:t>...</w:t>
+      </w:r>
+    </w:p>
+    <w:p>
+      <w:pPr>
+        <w:spacing w:line="240" w:lineRule="auto"/>
+        <w:rPr>
+          <w:rFonts w:ascii="Consolas" w:eastAsia="Times New Roman" w:hAnsi="Consolas" w:cs="Times New Roman"/>
+          <w:sz w:val="20"/>
+          <w:szCs w:val="20"/>
+          <w:lang w:val="uk-UA"/>
+        </w:rPr>
+      </w:pPr>
+      <w:r>
+        <w:rPr>
+          <w:rFonts w:ascii="Consolas" w:eastAsia="Times New Roman" w:hAnsi="Consolas" w:cs="Times New Roman"/>
+          <w:sz w:val="20"/>
+          <w:szCs w:val="20"/>
+          <w:lang w:val="uk-UA"/>
+        </w:rPr>
+        <w:t xml:space="preserve">            </w:t>
+      </w:r>
+      <w:proofErr w:type="spellStart"/>
+      <w:r>
+        <w:rPr>
+          <w:rFonts w:ascii="Consolas" w:eastAsia="Times New Roman" w:hAnsi="Consolas" w:cs="Times New Roman"/>
+          <w:sz w:val="20"/>
+          <w:szCs w:val="20"/>
+          <w:lang w:val="uk-UA"/>
+        </w:rPr>
+        <w:t>names</w:t>
+      </w:r>
+      <w:proofErr w:type="spellEnd"/>
+      <w:r>
+        <w:rPr>
+          <w:rFonts w:ascii="Consolas" w:eastAsia="Times New Roman" w:hAnsi="Consolas" w:cs="Times New Roman"/>
+          <w:sz w:val="20"/>
+          <w:szCs w:val="20"/>
+          <w:lang w:val="uk-UA"/>
+        </w:rPr>
+        <w:t xml:space="preserve">(i), x(i), </w:t>
+      </w:r>
+      <w:proofErr w:type="spellStart"/>
+      <w:r>
+        <w:rPr>
+          <w:rFonts w:ascii="Consolas" w:eastAsia="Times New Roman" w:hAnsi="Consolas" w:cs="Times New Roman"/>
+          <w:sz w:val="20"/>
+          <w:szCs w:val="20"/>
+          <w:lang w:val="uk-UA"/>
+        </w:rPr>
+        <w:t>share</w:t>
+      </w:r>
+      <w:proofErr w:type="spellEnd"/>
+      <w:r>
+        <w:rPr>
+          <w:rFonts w:ascii="Consolas" w:eastAsia="Times New Roman" w:hAnsi="Consolas" w:cs="Times New Roman"/>
+          <w:sz w:val="20"/>
+          <w:szCs w:val="20"/>
+          <w:lang w:val="uk-UA"/>
+        </w:rPr>
+        <w:t>(i)*100);</w:t>
+      </w:r>
+    </w:p>
+    <w:p>
+      <w:pPr>
+        <w:spacing w:line="240" w:lineRule="auto"/>
+        <w:rPr>
+          <w:rFonts w:ascii="Consolas" w:eastAsia="Times New Roman" w:hAnsi="Consolas" w:cs="Times New Roman"/>
+          <w:sz w:val="20"/>
+          <w:szCs w:val="20"/>
+          <w:lang w:val="uk-UA"/>
+        </w:rPr>
+      </w:pPr>
+      <w:proofErr w:type="spellStart"/>
+      <w:r>
+        <w:rPr>
+          <w:rFonts w:ascii="Consolas" w:eastAsia="Times New Roman" w:hAnsi="Consolas" w:cs="Times New Roman"/>
+          <w:color w:val="0E00FF"/>
+          <w:sz w:val="20"/>
+          <w:szCs w:val="20"/>
+          <w:lang w:val="uk-UA"/>
+        </w:rPr>
+        <w:t>end</w:t>
+      </w:r>
+      <w:proofErr w:type="spellEnd"/>
+    </w:p>
+    <w:p>
+      <w:pPr>
+        <w:spacing w:line="240" w:lineRule="auto"/>
+        <w:rPr>
+          <w:rFonts w:ascii="Consolas" w:eastAsia="Times New Roman" w:hAnsi="Consolas" w:cs="Times New Roman"/>
+          <w:sz w:val="20"/>
+          <w:szCs w:val="20"/>
+          <w:lang w:val="uk-UA"/>
+        </w:rPr>
+      </w:pPr>
+      <w:proofErr w:type="spellStart"/>
+      <w:r>
+        <w:rPr>
+          <w:rFonts w:ascii="Consolas" w:eastAsia="Times New Roman" w:hAnsi="Consolas" w:cs="Times New Roman"/>
+          <w:sz w:val="20"/>
+          <w:szCs w:val="20"/>
+          <w:lang w:val="uk-UA"/>
+        </w:rPr>
+        <w:t>fprintf</w:t>
+      </w:r>
+      <w:proofErr w:type="spellEnd"/>
+      <w:r>
+        <w:rPr>
+          <w:rFonts w:ascii="Consolas" w:eastAsia="Times New Roman" w:hAnsi="Consolas" w:cs="Times New Roman"/>
+          <w:sz w:val="20"/>
+          <w:szCs w:val="20"/>
+          <w:lang w:val="uk-UA"/>
+        </w:rPr>
+        <w:t>(</w:t>
+      </w:r>
+      <w:r>
+        <w:rPr>
+          <w:rFonts w:ascii="Consolas" w:eastAsia="Times New Roman" w:hAnsi="Consolas" w:cs="Times New Roman"/>
+          <w:color w:val="A709F5"/>
+          <w:sz w:val="20"/>
+          <w:szCs w:val="20"/>
+          <w:lang w:val="uk-UA"/>
+        </w:rPr>
+        <w:t>'---------------------------------------\n'</w:t>
+      </w:r>
+      <w:r>
+        <w:rPr>
+          <w:rFonts w:ascii="Consolas" w:eastAsia="Times New Roman" w:hAnsi="Consolas" w:cs="Times New Roman"/>
+          <w:sz w:val="20"/>
+          <w:szCs w:val="20"/>
+          <w:lang w:val="uk-UA"/>
+        </w:rPr>
+        <w:t>);</w:t>
+      </w:r>
+    </w:p>
+    <w:p>
+      <w:pPr>
+        <w:spacing w:line="240" w:lineRule="auto"/>
+        <w:rPr>
+          <w:rFonts w:ascii="Consolas" w:eastAsia="Times New Roman" w:hAnsi="Consolas" w:cs="Times New Roman"/>
+          <w:sz w:val="20"/>
+          <w:szCs w:val="20"/>
+          <w:lang w:val="uk-UA"/>
+        </w:rPr>
+      </w:pPr>
+      <w:proofErr w:type="spellStart"/>
+      <w:r>
+        <w:rPr>
+          <w:rFonts w:ascii="Consolas" w:eastAsia="Times New Roman" w:hAnsi="Consolas" w:cs="Times New Roman"/>
+          <w:sz w:val="20"/>
+          <w:szCs w:val="20"/>
+          <w:lang w:val="uk-UA"/>
+        </w:rPr>
+        <w:t>fprintf</w:t>
+      </w:r>
+      <w:proofErr w:type="spellEnd"/>
+      <w:r>
+        <w:rPr>
+          <w:rFonts w:ascii="Consolas" w:eastAsia="Times New Roman" w:hAnsi="Consolas" w:cs="Times New Roman"/>
+          <w:sz w:val="20"/>
+          <w:szCs w:val="20"/>
+          <w:lang w:val="uk-UA"/>
+        </w:rPr>
+        <w:t>(</w:t>
+      </w:r>
+      <w:r>
+        <w:rPr>
+          <w:rFonts w:ascii="Consolas" w:eastAsia="Times New Roman" w:hAnsi="Consolas" w:cs="Times New Roman"/>
+          <w:color w:val="A709F5"/>
+          <w:sz w:val="20"/>
+          <w:szCs w:val="20"/>
+          <w:lang w:val="uk-UA"/>
+        </w:rPr>
+        <w:t>'Максимальний щорічний прибуток: %.2f грн\n'</w:t>
+      </w:r>
+      <w:r>
+        <w:rPr>
+          <w:rFonts w:ascii="Consolas" w:eastAsia="Times New Roman" w:hAnsi="Consolas" w:cs="Times New Roman"/>
+          <w:sz w:val="20"/>
+          <w:szCs w:val="20"/>
+          <w:lang w:val="uk-UA"/>
+        </w:rPr>
+        <w:t xml:space="preserve">, </w:t>
+      </w:r>
+      <w:proofErr w:type="spellStart"/>
+      <w:r>
+        <w:rPr>
+          <w:rFonts w:ascii="Consolas" w:eastAsia="Times New Roman" w:hAnsi="Consolas" w:cs="Times New Roman"/>
+          <w:sz w:val="20"/>
+          <w:szCs w:val="20"/>
+          <w:lang w:val="uk-UA"/>
+        </w:rPr>
+        <w:t>profit</w:t>
+      </w:r>
+      <w:proofErr w:type="spellEnd"/>
+      <w:r>
+        <w:rPr>
+          <w:rFonts w:ascii="Consolas" w:eastAsia="Times New Roman" w:hAnsi="Consolas" w:cs="Times New Roman"/>
+          <w:sz w:val="20"/>
+          <w:szCs w:val="20"/>
+          <w:lang w:val="uk-UA"/>
+        </w:rPr>
+        <w:t>);</w:t>
+      </w:r>
+    </w:p>
+    <w:p>
+      <w:pPr>
+        <w:rPr>
+          <w:lang w:val="uk-UA"/>
+        </w:rPr>
+      </w:pPr>
+    </w:p>
+    <w:p>
+      <w:pPr>
+        <w:pStyle w:val="4"/>
+      </w:pPr>
+      <w:bookmarkStart w:id="9" w:name="_uoi7493p9xjj" w:colFirst="0" w:colLast="0"/>
+      <w:bookmarkEnd w:id="9"/>
+      <w:r>
+        <w:t>Результати виконання та їх аналіз</w:t>
+      </w:r>
+    </w:p>
+    <w:p/>
+    <w:p>
+      <w:pPr>
+        <w:spacing w:line="257" w:lineRule="atLeast"/>
+        <w:rPr>
+          <w:rFonts w:ascii="Consolas" w:eastAsia="Times New Roman" w:hAnsi="Consolas" w:cs="Times New Roman"/>
+          <w:sz w:val="20"/>
+          <w:szCs w:val="20"/>
+          <w:lang w:val="uk-UA"/>
+        </w:rPr>
+      </w:pPr>
+      <w:r>
+        <w:rPr>
+          <w:rFonts w:ascii="Consolas" w:eastAsia="Times New Roman" w:hAnsi="Consolas" w:cs="Times New Roman"/>
+          <w:sz w:val="20"/>
+          <w:szCs w:val="20"/>
+          <w:lang w:val="uk-UA"/>
+        </w:rPr>
+        <w:t>*** Оптимальний розподіл капіталу ***</w:t>
+      </w:r>
+    </w:p>
+    <w:p>
+      <w:pPr>
+        <w:spacing w:line="257" w:lineRule="atLeast"/>
+        <w:rPr>
+          <w:rFonts w:ascii="Consolas" w:eastAsia="Times New Roman" w:hAnsi="Consolas" w:cs="Times New Roman"/>
+          <w:sz w:val="20"/>
+          <w:szCs w:val="20"/>
+          <w:lang w:val="uk-UA"/>
+        </w:rPr>
+      </w:pPr>
+      <w:r>
+        <w:rPr>
+          <w:rFonts w:ascii="Consolas" w:eastAsia="Times New Roman" w:hAnsi="Consolas" w:cs="Times New Roman"/>
+          <w:sz w:val="20"/>
+          <w:szCs w:val="20"/>
+          <w:lang w:val="uk-UA"/>
+        </w:rPr>
+        <w:t xml:space="preserve">  A:     0.00 грн  (0.00 % бюджету)</w:t>
+      </w:r>
+    </w:p>
+    <w:p>
+      <w:pPr>
+        <w:spacing w:line="257" w:lineRule="atLeast"/>
+        <w:rPr>
+          <w:rFonts w:ascii="Consolas" w:eastAsia="Times New Roman" w:hAnsi="Consolas" w:cs="Times New Roman"/>
+          <w:sz w:val="20"/>
+          <w:szCs w:val="20"/>
+          <w:lang w:val="uk-UA"/>
+        </w:rPr>
+      </w:pPr>
+      <w:r>
+        <w:rPr>
+          <w:rFonts w:ascii="Consolas" w:eastAsia="Times New Roman" w:hAnsi="Consolas" w:cs="Times New Roman"/>
+          <w:sz w:val="20"/>
+          <w:szCs w:val="20"/>
+          <w:lang w:val="uk-UA"/>
+        </w:rPr>
+        <w:t xml:space="preserve">  B: 25000.00 грн  (25.00 % бюджету)</w:t>
+      </w:r>
+    </w:p>
+    <w:p>
+      <w:pPr>
+        <w:spacing w:line="257" w:lineRule="atLeast"/>
+        <w:rPr>
+          <w:rFonts w:ascii="Consolas" w:eastAsia="Times New Roman" w:hAnsi="Consolas" w:cs="Times New Roman"/>
+          <w:sz w:val="20"/>
+          <w:szCs w:val="20"/>
+          <w:lang w:val="uk-UA"/>
+        </w:rPr>
+      </w:pPr>
+      <w:r>
+        <w:rPr>
+          <w:rFonts w:ascii="Consolas" w:eastAsia="Times New Roman" w:hAnsi="Consolas" w:cs="Times New Roman"/>
+          <w:sz w:val="20"/>
+          <w:szCs w:val="20"/>
+          <w:lang w:val="uk-UA"/>
+        </w:rPr>
+        <w:t xml:space="preserve">  C: 25000.00 грн  (25.00 % бюджету)</w:t>
+      </w:r>
+    </w:p>
+    <w:p>
+      <w:pPr>
+        <w:spacing w:line="257" w:lineRule="atLeast"/>
+        <w:rPr>
+          <w:rFonts w:ascii="Consolas" w:eastAsia="Times New Roman" w:hAnsi="Consolas" w:cs="Times New Roman"/>
+          <w:sz w:val="20"/>
+          <w:szCs w:val="20"/>
+          <w:lang w:val="uk-UA"/>
+        </w:rPr>
+      </w:pPr>
+      <w:r>
+        <w:rPr>
+          <w:rFonts w:ascii="Consolas" w:eastAsia="Times New Roman" w:hAnsi="Consolas" w:cs="Times New Roman"/>
+          <w:sz w:val="20"/>
+          <w:szCs w:val="20"/>
+          <w:lang w:val="uk-UA"/>
+        </w:rPr>
+        <w:t xml:space="preserve">  D:  8333.33 грн  (8.33 % бюджету)</w:t>
+      </w:r>
+    </w:p>
+    <w:p>
+      <w:pPr>
+        <w:spacing w:line="257" w:lineRule="atLeast"/>
+        <w:rPr>
+          <w:rFonts w:ascii="Consolas" w:eastAsia="Times New Roman" w:hAnsi="Consolas" w:cs="Times New Roman"/>
+          <w:sz w:val="20"/>
+          <w:szCs w:val="20"/>
+          <w:lang w:val="uk-UA"/>
+        </w:rPr>
+      </w:pPr>
+      <w:r>
+        <w:rPr>
+          <w:rFonts w:ascii="Consolas" w:eastAsia="Times New Roman" w:hAnsi="Consolas" w:cs="Times New Roman"/>
+          <w:sz w:val="20"/>
+          <w:szCs w:val="20"/>
+          <w:lang w:val="uk-UA"/>
+        </w:rPr>
+        <w:t xml:space="preserve">  E: 16666.67 грн  (16.67 % бюджету)</w:t>
+      </w:r>
+    </w:p>
+    <w:p>
+      <w:pPr>
+        <w:spacing w:line="257" w:lineRule="atLeast"/>
+        <w:rPr>
+          <w:rFonts w:ascii="Consolas" w:eastAsia="Times New Roman" w:hAnsi="Consolas" w:cs="Times New Roman"/>
+          <w:sz w:val="20"/>
+          <w:szCs w:val="20"/>
+          <w:lang w:val="uk-UA"/>
+        </w:rPr>
+      </w:pPr>
+      <w:r>
+        <w:rPr>
+          <w:rFonts w:ascii="Consolas" w:eastAsia="Times New Roman" w:hAnsi="Consolas" w:cs="Times New Roman"/>
+          <w:sz w:val="20"/>
+          <w:szCs w:val="20"/>
+          <w:lang w:val="uk-UA"/>
+        </w:rPr>
+        <w:t xml:space="preserve">  F: 25000.00 грн  (25.00 % бюджету)</w:t>
+      </w:r>
+    </w:p>
+    <w:p>
+      <w:pPr>
+        <w:spacing w:line="257" w:lineRule="atLeast"/>
+        <w:rPr>
+          <w:rFonts w:ascii="Consolas" w:eastAsia="Times New Roman" w:hAnsi="Consolas" w:cs="Times New Roman"/>
+          <w:sz w:val="20"/>
+          <w:szCs w:val="20"/>
+          <w:lang w:val="uk-UA"/>
+        </w:rPr>
+      </w:pPr>
+      <w:r>
+        <w:rPr>
+          <w:rFonts w:ascii="Consolas" w:eastAsia="Times New Roman" w:hAnsi="Consolas" w:cs="Times New Roman"/>
+          <w:sz w:val="20"/>
+          <w:szCs w:val="20"/>
+          <w:lang w:val="uk-UA"/>
+        </w:rPr>
+        <w:t>---------------------------------------</w:t>
+      </w:r>
+    </w:p>
+    <w:p>
+      <w:pPr>
+        <w:spacing w:line="257" w:lineRule="atLeast"/>
+        <w:rPr>
+          <w:rFonts w:ascii="Consolas" w:eastAsia="Times New Roman" w:hAnsi="Consolas" w:cs="Times New Roman"/>
+          <w:sz w:val="20"/>
+          <w:szCs w:val="20"/>
+          <w:lang w:val="uk-UA"/>
+        </w:rPr>
+      </w:pPr>
+      <w:r>
+        <w:rPr>
+          <w:rFonts w:ascii="Consolas" w:eastAsia="Times New Roman" w:hAnsi="Consolas" w:cs="Times New Roman"/>
+          <w:sz w:val="20"/>
+          <w:szCs w:val="20"/>
+          <w:lang w:val="uk-UA"/>
+        </w:rPr>
+        <w:t>Максимальний щорічний прибуток: 6791.67 грн</w:t>
+      </w:r>
+    </w:p>
+    <w:p/>
+    <w:p>
+      <w:pPr>
+        <w:pStyle w:val="3"/>
+        <w:rPr>
+          <w:b/>
+          <w:bCs/>
+        </w:rPr>
+      </w:pPr>
+      <w:r>
+        <w:rPr>
+          <w:b/>
+          <w:bCs/>
+        </w:rPr>
+        <w:t>Завдання 3.</w:t>
+      </w:r>
+    </w:p>
+    <w:p>
+      <w:pPr>
+        <w:pStyle w:val="4"/>
+      </w:pPr>
+      <w:bookmarkStart w:id="10" w:name="_55c852ga13p3" w:colFirst="0" w:colLast="0"/>
+      <w:bookmarkEnd w:id="10"/>
+      <w:r>
+        <w:t>Умова завдання</w:t>
+      </w:r>
+    </w:p>
+    <w:p>
+      <w:pPr>
         <w:spacing w:line="360" w:lineRule="auto"/>
+        <w:jc w:val="both"/>
         <w:rPr>
           <w:rFonts w:ascii="Times New Roman" w:hAnsi="Times New Roman" w:cs="Times New Roman"/>
           <w:sz w:val="28"/>
           <w:szCs w:val="28"/>
-          <w:lang w:val="uk-UA"/>
-        </w:rPr>
-      </w:pPr>
-    </w:p>
-    <w:p>
-      <w:pPr>
-        <w:pStyle w:val="3"/>
-        <w:rPr>
-          <w:b/>
-          <w:bCs/>
-        </w:rPr>
-      </w:pPr>
-      <w:r>
-        <w:rPr>
-          <w:b/>
-          <w:bCs/>
-        </w:rPr>
-        <w:t>Завдання 1.</w:t>
-      </w:r>
-    </w:p>
-    <w:p>
-      <w:pPr>
-        <w:pStyle w:val="4"/>
-      </w:pPr>
-      <w:r>
-        <w:t>Умова завдання</w:t>
-      </w:r>
-    </w:p>
-    <w:p/>
-    <w:p>
-      <w:pPr>
-        <w:pStyle w:val="4"/>
-        <w:rPr>
-          <w:lang w:val="ru-RU"/>
-        </w:rPr>
-      </w:pPr>
-      <w:bookmarkStart w:id="6" w:name="_xpk9bbeo4k3q" w:colFirst="0" w:colLast="0"/>
-      <w:bookmarkEnd w:id="6"/>
-      <w:r>
-        <w:t>Програмна реалізація</w:t>
-      </w:r>
-      <w:bookmarkStart w:id="7" w:name="_p5ssbc7ned6l" w:colFirst="0" w:colLast="0"/>
-      <w:bookmarkEnd w:id="7"/>
-      <w:r>
-        <w:rPr>
-          <w:lang w:val="ru-RU"/>
-        </w:rPr>
-        <w:t xml:space="preserve"> </w:t>
-      </w:r>
-    </w:p>
-    <w:p>
-      <w:pPr>
-        <w:rPr>
-          <w:lang w:val="ru-RU"/>
-        </w:rPr>
-      </w:pPr>
-    </w:p>
-    <w:p>
-      <w:pPr>
-        <w:pStyle w:val="4"/>
-      </w:pPr>
-      <w:r>
-        <w:t>Результати виконання та їх аналіз</w:t>
-      </w:r>
-    </w:p>
-    <w:p/>
-    <w:p/>
-    <w:p>
-      <w:pPr>
-        <w:pStyle w:val="3"/>
-        <w:rPr>
-          <w:b/>
-          <w:bCs/>
-        </w:rPr>
-      </w:pPr>
-      <w:r>
-        <w:rPr>
-          <w:b/>
-          <w:bCs/>
-        </w:rPr>
-        <w:t>Завдання 2.</w:t>
-      </w:r>
-    </w:p>
-    <w:p>
-      <w:pPr>
-        <w:pStyle w:val="4"/>
-      </w:pPr>
-      <w:bookmarkStart w:id="8" w:name="_vqe406215xlz" w:colFirst="0" w:colLast="0"/>
-      <w:bookmarkEnd w:id="8"/>
-      <w:r>
-        <w:t>Умова завдання</w:t>
-      </w:r>
-    </w:p>
-    <w:p/>
-    <w:p>
-      <w:pPr>
-        <w:pStyle w:val="4"/>
-      </w:pPr>
-      <w:r>
-        <w:t>Програмна реалізація</w:t>
-      </w:r>
-    </w:p>
-    <w:p/>
-    <w:p>
-      <w:pPr>
-        <w:pStyle w:val="4"/>
-      </w:pPr>
-      <w:bookmarkStart w:id="9" w:name="_uoi7493p9xjj" w:colFirst="0" w:colLast="0"/>
-      <w:bookmarkEnd w:id="9"/>
-      <w:r>
-        <w:t>Результати виконання та їх аналіз</w:t>
-      </w:r>
-    </w:p>
-    <w:p/>
-    <w:p/>
-    <w:p>
-      <w:pPr>
-        <w:pStyle w:val="3"/>
-        <w:rPr>
-          <w:b/>
-          <w:bCs/>
-        </w:rPr>
-      </w:pPr>
-      <w:r>
-        <w:rPr>
-          <w:b/>
-          <w:bCs/>
-        </w:rPr>
-        <w:t>Завдання 3.</w:t>
-      </w:r>
-    </w:p>
-    <w:p>
-      <w:pPr>
-        <w:pStyle w:val="4"/>
-      </w:pPr>
-      <w:bookmarkStart w:id="10" w:name="_55c852ga13p3" w:colFirst="0" w:colLast="0"/>
-      <w:bookmarkEnd w:id="10"/>
-      <w:r>
-        <w:t>Умова завдання</w:t>
-      </w:r>
-    </w:p>
-    <w:p/>
-    <w:p>
-      <w:pPr>
-        <w:pStyle w:val="4"/>
-      </w:pPr>
-      <w:r>
-        <w:lastRenderedPageBreak/>
-        <w:t>Програмна реалізація</w:t>
-      </w:r>
-    </w:p>
-    <w:p/>
-    <w:p>
-      <w:pPr>
-        <w:pStyle w:val="4"/>
-      </w:pPr>
-      <w:bookmarkStart w:id="11" w:name="_6gmh3wgny9fj" w:colFirst="0" w:colLast="0"/>
-      <w:bookmarkEnd w:id="11"/>
-      <w:r>
-        <w:t>Результати виконання та їх аналіз</w:t>
-      </w:r>
-    </w:p>
-    <w:p/>
-    <w:p/>
-    <w:p>
-      <w:pPr>
-        <w:spacing w:line="360" w:lineRule="auto"/>
+        </w:rPr>
+      </w:pPr>
+      <w:r>
+        <w:t xml:space="preserve">Управління міським автобусним парком вирішило провести дослідження можливості </w:t>
+      </w:r>
+      <w:r>
         <w:rPr>
           <w:rFonts w:ascii="Times New Roman" w:hAnsi="Times New Roman" w:cs="Times New Roman"/>
           <w:sz w:val="28"/>
           <w:szCs w:val="28"/>
         </w:rPr>
-      </w:pPr>
-    </w:p>
-    <w:p>
-      <w:pPr>
-        <w:pStyle w:val="3"/>
-        <w:rPr>
-          <w:b/>
-          <w:bCs/>
-        </w:rPr>
-      </w:pPr>
+        <w:t xml:space="preserve">більш раціональної організації своєї роботи з метою зниження інтенсивності внутрішньо міського руху. Збір і обробка необхідної інформації дозволили зробити висновок, що необхідне мінімальна кількість автобусів істотно змінюється протягом доби (рис.1). Тривалість безперервного використання автобусів на лінії дорівнює 8 годин на добу (з урахуванням необхідних витрат часу на поточний ремонт і обслуговування). Графік перекриваються змін представлений на рис. 2. Побудуйте математичну модель, що дозволяє дізнатися, яку кількість автобусів необхідно випускати на лінію у кожній зі змін при умові, що </w:t>
+      </w:r>
+      <w:r>
+        <w:rPr>
+          <w:rFonts w:ascii="Times New Roman" w:hAnsi="Times New Roman" w:cs="Times New Roman"/>
+          <w:sz w:val="28"/>
+          <w:szCs w:val="28"/>
+        </w:rPr>
+        <w:lastRenderedPageBreak/>
+        <w:t>загальна кількість автобусів, що виходять на лінію протягом діб, має бути мінімальним.</w:t>
+      </w:r>
+    </w:p>
+    <w:p>
+      <w:pPr>
+        <w:pStyle w:val="4"/>
+      </w:pPr>
+      <w:r>
+        <w:t>Програмна реалізація</w:t>
+      </w:r>
+    </w:p>
+    <w:p>
+      <w:pPr>
+        <w:spacing w:line="240" w:lineRule="auto"/>
+        <w:rPr>
+          <w:rFonts w:ascii="Consolas" w:eastAsia="Times New Roman" w:hAnsi="Consolas" w:cs="Times New Roman"/>
+          <w:sz w:val="20"/>
+          <w:szCs w:val="20"/>
+          <w:lang w:val="uk-UA"/>
+        </w:rPr>
+      </w:pPr>
+      <w:proofErr w:type="spellStart"/>
+      <w:r>
+        <w:rPr>
+          <w:rFonts w:ascii="Consolas" w:eastAsia="Times New Roman" w:hAnsi="Consolas" w:cs="Times New Roman"/>
+          <w:sz w:val="20"/>
+          <w:szCs w:val="20"/>
+          <w:lang w:val="uk-UA"/>
+        </w:rPr>
+        <w:t>requirements</w:t>
+      </w:r>
+      <w:proofErr w:type="spellEnd"/>
+      <w:r>
+        <w:rPr>
+          <w:rFonts w:ascii="Consolas" w:eastAsia="Times New Roman" w:hAnsi="Consolas" w:cs="Times New Roman"/>
+          <w:sz w:val="20"/>
+          <w:szCs w:val="20"/>
+          <w:lang w:val="uk-UA"/>
+        </w:rPr>
+        <w:t xml:space="preserve"> = [4; 8; 10; 7; 12; 4];</w:t>
+      </w:r>
+    </w:p>
+    <w:p>
+      <w:pPr>
+        <w:spacing w:line="240" w:lineRule="auto"/>
+        <w:rPr>
+          <w:rFonts w:ascii="Consolas" w:eastAsia="Times New Roman" w:hAnsi="Consolas" w:cs="Times New Roman"/>
+          <w:sz w:val="20"/>
+          <w:szCs w:val="20"/>
+          <w:lang w:val="uk-UA"/>
+        </w:rPr>
+      </w:pPr>
+      <w:r>
+        <w:rPr>
+          <w:rFonts w:ascii="Consolas" w:eastAsia="Times New Roman" w:hAnsi="Consolas" w:cs="Times New Roman"/>
+          <w:sz w:val="20"/>
+          <w:szCs w:val="20"/>
+          <w:lang w:val="uk-UA"/>
+        </w:rPr>
+        <w:t>f = [1; 1; 1; 1; 1; 1];</w:t>
+      </w:r>
+    </w:p>
+    <w:p>
+      <w:pPr>
+        <w:spacing w:line="240" w:lineRule="auto"/>
+        <w:rPr>
+          <w:rFonts w:ascii="Consolas" w:eastAsia="Times New Roman" w:hAnsi="Consolas" w:cs="Times New Roman"/>
+          <w:sz w:val="20"/>
+          <w:szCs w:val="20"/>
+          <w:lang w:val="uk-UA"/>
+        </w:rPr>
+      </w:pPr>
+    </w:p>
+    <w:p>
+      <w:pPr>
+        <w:spacing w:line="240" w:lineRule="auto"/>
+        <w:rPr>
+          <w:rFonts w:ascii="Consolas" w:eastAsia="Times New Roman" w:hAnsi="Consolas" w:cs="Times New Roman"/>
+          <w:sz w:val="20"/>
+          <w:szCs w:val="20"/>
+          <w:lang w:val="uk-UA"/>
+        </w:rPr>
+      </w:pPr>
+      <w:r>
+        <w:rPr>
+          <w:rFonts w:ascii="Consolas" w:eastAsia="Times New Roman" w:hAnsi="Consolas" w:cs="Times New Roman"/>
+          <w:sz w:val="20"/>
+          <w:szCs w:val="20"/>
+          <w:lang w:val="uk-UA"/>
+        </w:rPr>
+        <w:t>A = [</w:t>
+      </w:r>
+    </w:p>
+    <w:p>
+      <w:pPr>
+        <w:spacing w:line="240" w:lineRule="auto"/>
+        <w:rPr>
+          <w:rFonts w:ascii="Consolas" w:eastAsia="Times New Roman" w:hAnsi="Consolas" w:cs="Times New Roman"/>
+          <w:sz w:val="20"/>
+          <w:szCs w:val="20"/>
+          <w:lang w:val="uk-UA"/>
+        </w:rPr>
+      </w:pPr>
+      <w:r>
+        <w:rPr>
+          <w:rFonts w:ascii="Consolas" w:eastAsia="Times New Roman" w:hAnsi="Consolas" w:cs="Times New Roman"/>
+          <w:sz w:val="20"/>
+          <w:szCs w:val="20"/>
+          <w:lang w:val="uk-UA"/>
+        </w:rPr>
+        <w:t xml:space="preserve">    -1,  0,  0,  0,  0, -1;</w:t>
+      </w:r>
+    </w:p>
+    <w:p>
+      <w:pPr>
+        <w:spacing w:line="240" w:lineRule="auto"/>
+        <w:rPr>
+          <w:rFonts w:ascii="Consolas" w:eastAsia="Times New Roman" w:hAnsi="Consolas" w:cs="Times New Roman"/>
+          <w:sz w:val="20"/>
+          <w:szCs w:val="20"/>
+          <w:lang w:val="uk-UA"/>
+        </w:rPr>
+      </w:pPr>
+      <w:r>
+        <w:rPr>
+          <w:rFonts w:ascii="Consolas" w:eastAsia="Times New Roman" w:hAnsi="Consolas" w:cs="Times New Roman"/>
+          <w:sz w:val="20"/>
+          <w:szCs w:val="20"/>
+          <w:lang w:val="uk-UA"/>
+        </w:rPr>
+        <w:t xml:space="preserve">    -1, -1,  0,  0,  0,  0;</w:t>
+      </w:r>
+    </w:p>
+    <w:p>
+      <w:pPr>
+        <w:spacing w:line="240" w:lineRule="auto"/>
+        <w:rPr>
+          <w:rFonts w:ascii="Consolas" w:eastAsia="Times New Roman" w:hAnsi="Consolas" w:cs="Times New Roman"/>
+          <w:sz w:val="20"/>
+          <w:szCs w:val="20"/>
+          <w:lang w:val="uk-UA"/>
+        </w:rPr>
+      </w:pPr>
+      <w:r>
+        <w:rPr>
+          <w:rFonts w:ascii="Consolas" w:eastAsia="Times New Roman" w:hAnsi="Consolas" w:cs="Times New Roman"/>
+          <w:sz w:val="20"/>
+          <w:szCs w:val="20"/>
+          <w:lang w:val="uk-UA"/>
+        </w:rPr>
+        <w:t xml:space="preserve">     0, -1, -1,  0,  0,  0;</w:t>
+      </w:r>
+    </w:p>
+    <w:p>
+      <w:pPr>
+        <w:spacing w:line="240" w:lineRule="auto"/>
+        <w:rPr>
+          <w:rFonts w:ascii="Consolas" w:eastAsia="Times New Roman" w:hAnsi="Consolas" w:cs="Times New Roman"/>
+          <w:sz w:val="20"/>
+          <w:szCs w:val="20"/>
+          <w:lang w:val="uk-UA"/>
+        </w:rPr>
+      </w:pPr>
+      <w:r>
+        <w:rPr>
+          <w:rFonts w:ascii="Consolas" w:eastAsia="Times New Roman" w:hAnsi="Consolas" w:cs="Times New Roman"/>
+          <w:sz w:val="20"/>
+          <w:szCs w:val="20"/>
+          <w:lang w:val="uk-UA"/>
+        </w:rPr>
+        <w:t xml:space="preserve">     0,  0, -1, -1,  0,  0;</w:t>
+      </w:r>
+    </w:p>
+    <w:p>
+      <w:pPr>
+        <w:spacing w:line="240" w:lineRule="auto"/>
+        <w:rPr>
+          <w:rFonts w:ascii="Consolas" w:eastAsia="Times New Roman" w:hAnsi="Consolas" w:cs="Times New Roman"/>
+          <w:sz w:val="20"/>
+          <w:szCs w:val="20"/>
+          <w:lang w:val="uk-UA"/>
+        </w:rPr>
+      </w:pPr>
+      <w:r>
+        <w:rPr>
+          <w:rFonts w:ascii="Consolas" w:eastAsia="Times New Roman" w:hAnsi="Consolas" w:cs="Times New Roman"/>
+          <w:sz w:val="20"/>
+          <w:szCs w:val="20"/>
+          <w:lang w:val="uk-UA"/>
+        </w:rPr>
+        <w:t xml:space="preserve">     0,  0,  0, -1, -1,  0;</w:t>
+      </w:r>
+    </w:p>
+    <w:p>
+      <w:pPr>
+        <w:spacing w:line="240" w:lineRule="auto"/>
+        <w:rPr>
+          <w:rFonts w:ascii="Consolas" w:eastAsia="Times New Roman" w:hAnsi="Consolas" w:cs="Times New Roman"/>
+          <w:sz w:val="20"/>
+          <w:szCs w:val="20"/>
+          <w:lang w:val="uk-UA"/>
+        </w:rPr>
+      </w:pPr>
+      <w:r>
+        <w:rPr>
+          <w:rFonts w:ascii="Consolas" w:eastAsia="Times New Roman" w:hAnsi="Consolas" w:cs="Times New Roman"/>
+          <w:sz w:val="20"/>
+          <w:szCs w:val="20"/>
+          <w:lang w:val="uk-UA"/>
+        </w:rPr>
+        <w:t xml:space="preserve">     0,  0,  0,  0, -1, -1</w:t>
+      </w:r>
+    </w:p>
+    <w:p>
+      <w:pPr>
+        <w:spacing w:line="240" w:lineRule="auto"/>
+        <w:rPr>
+          <w:rFonts w:ascii="Consolas" w:eastAsia="Times New Roman" w:hAnsi="Consolas" w:cs="Times New Roman"/>
+          <w:sz w:val="20"/>
+          <w:szCs w:val="20"/>
+          <w:lang w:val="uk-UA"/>
+        </w:rPr>
+      </w:pPr>
+      <w:r>
+        <w:rPr>
+          <w:rFonts w:ascii="Consolas" w:eastAsia="Times New Roman" w:hAnsi="Consolas" w:cs="Times New Roman"/>
+          <w:sz w:val="20"/>
+          <w:szCs w:val="20"/>
+          <w:lang w:val="uk-UA"/>
+        </w:rPr>
+        <w:t>];</w:t>
+      </w:r>
+    </w:p>
+    <w:p>
+      <w:pPr>
+        <w:spacing w:line="240" w:lineRule="auto"/>
+        <w:rPr>
+          <w:rFonts w:ascii="Consolas" w:eastAsia="Times New Roman" w:hAnsi="Consolas" w:cs="Times New Roman"/>
+          <w:sz w:val="20"/>
+          <w:szCs w:val="20"/>
+          <w:lang w:val="uk-UA"/>
+        </w:rPr>
+      </w:pPr>
+    </w:p>
+    <w:p>
+      <w:pPr>
+        <w:spacing w:line="240" w:lineRule="auto"/>
+        <w:rPr>
+          <w:rFonts w:ascii="Consolas" w:eastAsia="Times New Roman" w:hAnsi="Consolas" w:cs="Times New Roman"/>
+          <w:sz w:val="20"/>
+          <w:szCs w:val="20"/>
+          <w:lang w:val="uk-UA"/>
+        </w:rPr>
+      </w:pPr>
+      <w:r>
+        <w:rPr>
+          <w:rFonts w:ascii="Consolas" w:eastAsia="Times New Roman" w:hAnsi="Consolas" w:cs="Times New Roman"/>
+          <w:sz w:val="20"/>
+          <w:szCs w:val="20"/>
+          <w:lang w:val="uk-UA"/>
+        </w:rPr>
+        <w:t>b = -</w:t>
+      </w:r>
+      <w:proofErr w:type="spellStart"/>
+      <w:r>
+        <w:rPr>
+          <w:rFonts w:ascii="Consolas" w:eastAsia="Times New Roman" w:hAnsi="Consolas" w:cs="Times New Roman"/>
+          <w:sz w:val="20"/>
+          <w:szCs w:val="20"/>
+          <w:lang w:val="uk-UA"/>
+        </w:rPr>
+        <w:t>requirements</w:t>
+      </w:r>
+      <w:proofErr w:type="spellEnd"/>
+      <w:r>
+        <w:rPr>
+          <w:rFonts w:ascii="Consolas" w:eastAsia="Times New Roman" w:hAnsi="Consolas" w:cs="Times New Roman"/>
+          <w:sz w:val="20"/>
+          <w:szCs w:val="20"/>
+          <w:lang w:val="uk-UA"/>
+        </w:rPr>
+        <w:t>;</w:t>
+      </w:r>
+    </w:p>
+    <w:p>
+      <w:pPr>
+        <w:spacing w:line="240" w:lineRule="auto"/>
+        <w:rPr>
+          <w:rFonts w:ascii="Consolas" w:eastAsia="Times New Roman" w:hAnsi="Consolas" w:cs="Times New Roman"/>
+          <w:sz w:val="20"/>
+          <w:szCs w:val="20"/>
+          <w:lang w:val="uk-UA"/>
+        </w:rPr>
+      </w:pPr>
+      <w:proofErr w:type="spellStart"/>
+      <w:r>
+        <w:rPr>
+          <w:rFonts w:ascii="Consolas" w:eastAsia="Times New Roman" w:hAnsi="Consolas" w:cs="Times New Roman"/>
+          <w:sz w:val="20"/>
+          <w:szCs w:val="20"/>
+          <w:lang w:val="uk-UA"/>
+        </w:rPr>
+        <w:t>Aeq</w:t>
+      </w:r>
+      <w:proofErr w:type="spellEnd"/>
+      <w:r>
+        <w:rPr>
+          <w:rFonts w:ascii="Consolas" w:eastAsia="Times New Roman" w:hAnsi="Consolas" w:cs="Times New Roman"/>
+          <w:sz w:val="20"/>
+          <w:szCs w:val="20"/>
+          <w:lang w:val="uk-UA"/>
+        </w:rPr>
+        <w:t xml:space="preserve"> = [];</w:t>
+      </w:r>
+    </w:p>
+    <w:p>
+      <w:pPr>
+        <w:spacing w:line="240" w:lineRule="auto"/>
+        <w:rPr>
+          <w:rFonts w:ascii="Consolas" w:eastAsia="Times New Roman" w:hAnsi="Consolas" w:cs="Times New Roman"/>
+          <w:sz w:val="20"/>
+          <w:szCs w:val="20"/>
+          <w:lang w:val="uk-UA"/>
+        </w:rPr>
+      </w:pPr>
+      <w:proofErr w:type="spellStart"/>
+      <w:r>
+        <w:rPr>
+          <w:rFonts w:ascii="Consolas" w:eastAsia="Times New Roman" w:hAnsi="Consolas" w:cs="Times New Roman"/>
+          <w:sz w:val="20"/>
+          <w:szCs w:val="20"/>
+          <w:lang w:val="uk-UA"/>
+        </w:rPr>
+        <w:t>beq</w:t>
+      </w:r>
+      <w:proofErr w:type="spellEnd"/>
+      <w:r>
+        <w:rPr>
+          <w:rFonts w:ascii="Consolas" w:eastAsia="Times New Roman" w:hAnsi="Consolas" w:cs="Times New Roman"/>
+          <w:sz w:val="20"/>
+          <w:szCs w:val="20"/>
+          <w:lang w:val="uk-UA"/>
+        </w:rPr>
+        <w:t xml:space="preserve"> = [];</w:t>
+      </w:r>
+    </w:p>
+    <w:p>
+      <w:pPr>
+        <w:spacing w:line="240" w:lineRule="auto"/>
+        <w:rPr>
+          <w:rFonts w:ascii="Consolas" w:eastAsia="Times New Roman" w:hAnsi="Consolas" w:cs="Times New Roman"/>
+          <w:sz w:val="20"/>
+          <w:szCs w:val="20"/>
+          <w:lang w:val="uk-UA"/>
+        </w:rPr>
+      </w:pPr>
+      <w:proofErr w:type="spellStart"/>
+      <w:r>
+        <w:rPr>
+          <w:rFonts w:ascii="Consolas" w:eastAsia="Times New Roman" w:hAnsi="Consolas" w:cs="Times New Roman"/>
+          <w:sz w:val="20"/>
+          <w:szCs w:val="20"/>
+          <w:lang w:val="uk-UA"/>
+        </w:rPr>
+        <w:t>lb</w:t>
+      </w:r>
+      <w:proofErr w:type="spellEnd"/>
+      <w:r>
+        <w:rPr>
+          <w:rFonts w:ascii="Consolas" w:eastAsia="Times New Roman" w:hAnsi="Consolas" w:cs="Times New Roman"/>
+          <w:sz w:val="20"/>
+          <w:szCs w:val="20"/>
+          <w:lang w:val="uk-UA"/>
+        </w:rPr>
+        <w:t xml:space="preserve"> = </w:t>
+      </w:r>
+      <w:proofErr w:type="spellStart"/>
+      <w:r>
+        <w:rPr>
+          <w:rFonts w:ascii="Consolas" w:eastAsia="Times New Roman" w:hAnsi="Consolas" w:cs="Times New Roman"/>
+          <w:sz w:val="20"/>
+          <w:szCs w:val="20"/>
+          <w:lang w:val="uk-UA"/>
+        </w:rPr>
+        <w:t>zeros</w:t>
+      </w:r>
+      <w:proofErr w:type="spellEnd"/>
+      <w:r>
+        <w:rPr>
+          <w:rFonts w:ascii="Consolas" w:eastAsia="Times New Roman" w:hAnsi="Consolas" w:cs="Times New Roman"/>
+          <w:sz w:val="20"/>
+          <w:szCs w:val="20"/>
+          <w:lang w:val="uk-UA"/>
+        </w:rPr>
+        <w:t>(6, 1);</w:t>
+      </w:r>
+    </w:p>
+    <w:p>
+      <w:pPr>
+        <w:spacing w:line="240" w:lineRule="auto"/>
+        <w:rPr>
+          <w:rFonts w:ascii="Consolas" w:eastAsia="Times New Roman" w:hAnsi="Consolas" w:cs="Times New Roman"/>
+          <w:sz w:val="20"/>
+          <w:szCs w:val="20"/>
+          <w:lang w:val="uk-UA"/>
+        </w:rPr>
+      </w:pPr>
+      <w:proofErr w:type="spellStart"/>
+      <w:r>
+        <w:rPr>
+          <w:rFonts w:ascii="Consolas" w:eastAsia="Times New Roman" w:hAnsi="Consolas" w:cs="Times New Roman"/>
+          <w:sz w:val="20"/>
+          <w:szCs w:val="20"/>
+          <w:lang w:val="uk-UA"/>
+        </w:rPr>
+        <w:t>ub</w:t>
+      </w:r>
+      <w:proofErr w:type="spellEnd"/>
+      <w:r>
+        <w:rPr>
+          <w:rFonts w:ascii="Consolas" w:eastAsia="Times New Roman" w:hAnsi="Consolas" w:cs="Times New Roman"/>
+          <w:sz w:val="20"/>
+          <w:szCs w:val="20"/>
+          <w:lang w:val="uk-UA"/>
+        </w:rPr>
+        <w:t xml:space="preserve"> = [];</w:t>
+      </w:r>
+    </w:p>
+    <w:p>
+      <w:pPr>
+        <w:spacing w:line="240" w:lineRule="auto"/>
+        <w:rPr>
+          <w:rFonts w:ascii="Consolas" w:eastAsia="Times New Roman" w:hAnsi="Consolas" w:cs="Times New Roman"/>
+          <w:sz w:val="20"/>
+          <w:szCs w:val="20"/>
+          <w:lang w:val="uk-UA"/>
+        </w:rPr>
+      </w:pPr>
+      <w:proofErr w:type="spellStart"/>
+      <w:r>
+        <w:rPr>
+          <w:rFonts w:ascii="Consolas" w:eastAsia="Times New Roman" w:hAnsi="Consolas" w:cs="Times New Roman"/>
+          <w:sz w:val="20"/>
+          <w:szCs w:val="20"/>
+          <w:lang w:val="uk-UA"/>
+        </w:rPr>
+        <w:t>intcon</w:t>
+      </w:r>
+      <w:proofErr w:type="spellEnd"/>
+      <w:r>
+        <w:rPr>
+          <w:rFonts w:ascii="Consolas" w:eastAsia="Times New Roman" w:hAnsi="Consolas" w:cs="Times New Roman"/>
+          <w:sz w:val="20"/>
+          <w:szCs w:val="20"/>
+          <w:lang w:val="uk-UA"/>
+        </w:rPr>
+        <w:t xml:space="preserve"> = [1, 2, 3, 4, 5, 6];</w:t>
+      </w:r>
+    </w:p>
+    <w:p>
+      <w:pPr>
+        <w:spacing w:line="240" w:lineRule="auto"/>
+        <w:rPr>
+          <w:rFonts w:ascii="Consolas" w:eastAsia="Times New Roman" w:hAnsi="Consolas" w:cs="Times New Roman"/>
+          <w:sz w:val="20"/>
+          <w:szCs w:val="20"/>
+          <w:lang w:val="uk-UA"/>
+        </w:rPr>
+      </w:pPr>
+    </w:p>
+    <w:p>
+      <w:pPr>
+        <w:spacing w:line="240" w:lineRule="auto"/>
+        <w:rPr>
+          <w:rFonts w:ascii="Consolas" w:eastAsia="Times New Roman" w:hAnsi="Consolas" w:cs="Times New Roman"/>
+          <w:sz w:val="20"/>
+          <w:szCs w:val="20"/>
+          <w:lang w:val="uk-UA"/>
+        </w:rPr>
+      </w:pPr>
+      <w:proofErr w:type="spellStart"/>
+      <w:r>
+        <w:rPr>
+          <w:rFonts w:ascii="Consolas" w:eastAsia="Times New Roman" w:hAnsi="Consolas" w:cs="Times New Roman"/>
+          <w:sz w:val="20"/>
+          <w:szCs w:val="20"/>
+          <w:lang w:val="uk-UA"/>
+        </w:rPr>
+        <w:t>options</w:t>
+      </w:r>
+      <w:proofErr w:type="spellEnd"/>
+      <w:r>
+        <w:rPr>
+          <w:rFonts w:ascii="Consolas" w:eastAsia="Times New Roman" w:hAnsi="Consolas" w:cs="Times New Roman"/>
+          <w:sz w:val="20"/>
+          <w:szCs w:val="20"/>
+          <w:lang w:val="uk-UA"/>
+        </w:rPr>
+        <w:t xml:space="preserve"> = </w:t>
+      </w:r>
+      <w:proofErr w:type="spellStart"/>
+      <w:r>
+        <w:rPr>
+          <w:rFonts w:ascii="Consolas" w:eastAsia="Times New Roman" w:hAnsi="Consolas" w:cs="Times New Roman"/>
+          <w:sz w:val="20"/>
+          <w:szCs w:val="20"/>
+          <w:lang w:val="uk-UA"/>
+        </w:rPr>
+        <w:t>optimoptions</w:t>
+      </w:r>
+      <w:proofErr w:type="spellEnd"/>
+      <w:r>
+        <w:rPr>
+          <w:rFonts w:ascii="Consolas" w:eastAsia="Times New Roman" w:hAnsi="Consolas" w:cs="Times New Roman"/>
+          <w:sz w:val="20"/>
+          <w:szCs w:val="20"/>
+          <w:lang w:val="uk-UA"/>
+        </w:rPr>
+        <w:t>(</w:t>
+      </w:r>
+      <w:r>
+        <w:rPr>
+          <w:rFonts w:ascii="Consolas" w:eastAsia="Times New Roman" w:hAnsi="Consolas" w:cs="Times New Roman"/>
+          <w:color w:val="A709F5"/>
+          <w:sz w:val="20"/>
+          <w:szCs w:val="20"/>
+          <w:lang w:val="uk-UA"/>
+        </w:rPr>
+        <w:t>'</w:t>
+      </w:r>
+      <w:proofErr w:type="spellStart"/>
+      <w:r>
+        <w:rPr>
+          <w:rFonts w:ascii="Consolas" w:eastAsia="Times New Roman" w:hAnsi="Consolas" w:cs="Times New Roman"/>
+          <w:color w:val="A709F5"/>
+          <w:sz w:val="20"/>
+          <w:szCs w:val="20"/>
+          <w:lang w:val="uk-UA"/>
+        </w:rPr>
+        <w:t>intlinprog</w:t>
+      </w:r>
+      <w:proofErr w:type="spellEnd"/>
+      <w:r>
+        <w:rPr>
+          <w:rFonts w:ascii="Consolas" w:eastAsia="Times New Roman" w:hAnsi="Consolas" w:cs="Times New Roman"/>
+          <w:color w:val="A709F5"/>
+          <w:sz w:val="20"/>
+          <w:szCs w:val="20"/>
+          <w:lang w:val="uk-UA"/>
+        </w:rPr>
+        <w:t>'</w:t>
+      </w:r>
+      <w:r>
+        <w:rPr>
+          <w:rFonts w:ascii="Consolas" w:eastAsia="Times New Roman" w:hAnsi="Consolas" w:cs="Times New Roman"/>
+          <w:sz w:val="20"/>
+          <w:szCs w:val="20"/>
+          <w:lang w:val="uk-UA"/>
+        </w:rPr>
+        <w:t xml:space="preserve">, </w:t>
+      </w:r>
+      <w:r>
+        <w:rPr>
+          <w:rFonts w:ascii="Consolas" w:eastAsia="Times New Roman" w:hAnsi="Consolas" w:cs="Times New Roman"/>
+          <w:color w:val="A709F5"/>
+          <w:sz w:val="20"/>
+          <w:szCs w:val="20"/>
+          <w:lang w:val="uk-UA"/>
+        </w:rPr>
+        <w:t>'</w:t>
+      </w:r>
+      <w:proofErr w:type="spellStart"/>
+      <w:r>
+        <w:rPr>
+          <w:rFonts w:ascii="Consolas" w:eastAsia="Times New Roman" w:hAnsi="Consolas" w:cs="Times New Roman"/>
+          <w:color w:val="A709F5"/>
+          <w:sz w:val="20"/>
+          <w:szCs w:val="20"/>
+          <w:lang w:val="uk-UA"/>
+        </w:rPr>
+        <w:t>Display</w:t>
+      </w:r>
+      <w:proofErr w:type="spellEnd"/>
+      <w:r>
+        <w:rPr>
+          <w:rFonts w:ascii="Consolas" w:eastAsia="Times New Roman" w:hAnsi="Consolas" w:cs="Times New Roman"/>
+          <w:color w:val="A709F5"/>
+          <w:sz w:val="20"/>
+          <w:szCs w:val="20"/>
+          <w:lang w:val="uk-UA"/>
+        </w:rPr>
+        <w:t>'</w:t>
+      </w:r>
+      <w:r>
+        <w:rPr>
+          <w:rFonts w:ascii="Consolas" w:eastAsia="Times New Roman" w:hAnsi="Consolas" w:cs="Times New Roman"/>
+          <w:sz w:val="20"/>
+          <w:szCs w:val="20"/>
+          <w:lang w:val="uk-UA"/>
+        </w:rPr>
+        <w:t xml:space="preserve">, </w:t>
+      </w:r>
+      <w:r>
+        <w:rPr>
+          <w:rFonts w:ascii="Consolas" w:eastAsia="Times New Roman" w:hAnsi="Consolas" w:cs="Times New Roman"/>
+          <w:color w:val="A709F5"/>
+          <w:sz w:val="20"/>
+          <w:szCs w:val="20"/>
+          <w:lang w:val="uk-UA"/>
+        </w:rPr>
+        <w:t>'</w:t>
+      </w:r>
+      <w:proofErr w:type="spellStart"/>
+      <w:r>
+        <w:rPr>
+          <w:rFonts w:ascii="Consolas" w:eastAsia="Times New Roman" w:hAnsi="Consolas" w:cs="Times New Roman"/>
+          <w:color w:val="A709F5"/>
+          <w:sz w:val="20"/>
+          <w:szCs w:val="20"/>
+          <w:lang w:val="uk-UA"/>
+        </w:rPr>
+        <w:t>iter</w:t>
+      </w:r>
+      <w:proofErr w:type="spellEnd"/>
+      <w:r>
+        <w:rPr>
+          <w:rFonts w:ascii="Consolas" w:eastAsia="Times New Roman" w:hAnsi="Consolas" w:cs="Times New Roman"/>
+          <w:color w:val="A709F5"/>
+          <w:sz w:val="20"/>
+          <w:szCs w:val="20"/>
+          <w:lang w:val="uk-UA"/>
+        </w:rPr>
+        <w:t>'</w:t>
+      </w:r>
+      <w:r>
+        <w:rPr>
+          <w:rFonts w:ascii="Consolas" w:eastAsia="Times New Roman" w:hAnsi="Consolas" w:cs="Times New Roman"/>
+          <w:sz w:val="20"/>
+          <w:szCs w:val="20"/>
+          <w:lang w:val="uk-UA"/>
+        </w:rPr>
+        <w:t>);</w:t>
+      </w:r>
+    </w:p>
+    <w:p>
+      <w:pPr>
+        <w:spacing w:line="240" w:lineRule="auto"/>
+        <w:rPr>
+          <w:rFonts w:ascii="Consolas" w:eastAsia="Times New Roman" w:hAnsi="Consolas" w:cs="Times New Roman"/>
+          <w:sz w:val="20"/>
+          <w:szCs w:val="20"/>
+          <w:lang w:val="uk-UA"/>
+        </w:rPr>
+      </w:pPr>
+      <w:r>
+        <w:rPr>
+          <w:rFonts w:ascii="Consolas" w:eastAsia="Times New Roman" w:hAnsi="Consolas" w:cs="Times New Roman"/>
+          <w:sz w:val="20"/>
+          <w:szCs w:val="20"/>
+          <w:lang w:val="uk-UA"/>
+        </w:rPr>
+        <w:t>[</w:t>
+      </w:r>
+      <w:proofErr w:type="spellStart"/>
+      <w:r>
+        <w:rPr>
+          <w:rFonts w:ascii="Consolas" w:eastAsia="Times New Roman" w:hAnsi="Consolas" w:cs="Times New Roman"/>
+          <w:sz w:val="20"/>
+          <w:szCs w:val="20"/>
+          <w:lang w:val="uk-UA"/>
+        </w:rPr>
+        <w:t>x_solution</w:t>
+      </w:r>
+      <w:proofErr w:type="spellEnd"/>
+      <w:r>
+        <w:rPr>
+          <w:rFonts w:ascii="Consolas" w:eastAsia="Times New Roman" w:hAnsi="Consolas" w:cs="Times New Roman"/>
+          <w:sz w:val="20"/>
+          <w:szCs w:val="20"/>
+          <w:lang w:val="uk-UA"/>
+        </w:rPr>
+        <w:t xml:space="preserve">, </w:t>
+      </w:r>
+      <w:proofErr w:type="spellStart"/>
+      <w:r>
+        <w:rPr>
+          <w:rFonts w:ascii="Consolas" w:eastAsia="Times New Roman" w:hAnsi="Consolas" w:cs="Times New Roman"/>
+          <w:sz w:val="20"/>
+          <w:szCs w:val="20"/>
+          <w:lang w:val="uk-UA"/>
+        </w:rPr>
+        <w:t>min_total_buses</w:t>
+      </w:r>
+      <w:proofErr w:type="spellEnd"/>
+      <w:r>
+        <w:rPr>
+          <w:rFonts w:ascii="Consolas" w:eastAsia="Times New Roman" w:hAnsi="Consolas" w:cs="Times New Roman"/>
+          <w:sz w:val="20"/>
+          <w:szCs w:val="20"/>
+          <w:lang w:val="uk-UA"/>
+        </w:rPr>
+        <w:t xml:space="preserve">, </w:t>
+      </w:r>
+      <w:proofErr w:type="spellStart"/>
+      <w:r>
+        <w:rPr>
+          <w:rFonts w:ascii="Consolas" w:eastAsia="Times New Roman" w:hAnsi="Consolas" w:cs="Times New Roman"/>
+          <w:sz w:val="20"/>
+          <w:szCs w:val="20"/>
+          <w:lang w:val="uk-UA"/>
+        </w:rPr>
+        <w:t>exitflag</w:t>
+      </w:r>
+      <w:proofErr w:type="spellEnd"/>
+      <w:r>
+        <w:rPr>
+          <w:rFonts w:ascii="Consolas" w:eastAsia="Times New Roman" w:hAnsi="Consolas" w:cs="Times New Roman"/>
+          <w:sz w:val="20"/>
+          <w:szCs w:val="20"/>
+          <w:lang w:val="uk-UA"/>
+        </w:rPr>
+        <w:t xml:space="preserve">, </w:t>
+      </w:r>
+      <w:proofErr w:type="spellStart"/>
+      <w:r>
+        <w:rPr>
+          <w:rFonts w:ascii="Consolas" w:eastAsia="Times New Roman" w:hAnsi="Consolas" w:cs="Times New Roman"/>
+          <w:sz w:val="20"/>
+          <w:szCs w:val="20"/>
+          <w:lang w:val="uk-UA"/>
+        </w:rPr>
+        <w:t>output</w:t>
+      </w:r>
+      <w:proofErr w:type="spellEnd"/>
+      <w:r>
+        <w:rPr>
+          <w:rFonts w:ascii="Consolas" w:eastAsia="Times New Roman" w:hAnsi="Consolas" w:cs="Times New Roman"/>
+          <w:sz w:val="20"/>
+          <w:szCs w:val="20"/>
+          <w:lang w:val="uk-UA"/>
+        </w:rPr>
+        <w:t xml:space="preserve">] = </w:t>
+      </w:r>
+      <w:proofErr w:type="spellStart"/>
+      <w:r>
+        <w:rPr>
+          <w:rFonts w:ascii="Consolas" w:eastAsia="Times New Roman" w:hAnsi="Consolas" w:cs="Times New Roman"/>
+          <w:sz w:val="20"/>
+          <w:szCs w:val="20"/>
+          <w:lang w:val="uk-UA"/>
+        </w:rPr>
+        <w:t>intlinprog</w:t>
+      </w:r>
+      <w:proofErr w:type="spellEnd"/>
+      <w:r>
+        <w:rPr>
+          <w:rFonts w:ascii="Consolas" w:eastAsia="Times New Roman" w:hAnsi="Consolas" w:cs="Times New Roman"/>
+          <w:sz w:val="20"/>
+          <w:szCs w:val="20"/>
+          <w:lang w:val="uk-UA"/>
+        </w:rPr>
+        <w:t xml:space="preserve">(f, </w:t>
+      </w:r>
+      <w:proofErr w:type="spellStart"/>
+      <w:r>
+        <w:rPr>
+          <w:rFonts w:ascii="Consolas" w:eastAsia="Times New Roman" w:hAnsi="Consolas" w:cs="Times New Roman"/>
+          <w:sz w:val="20"/>
+          <w:szCs w:val="20"/>
+          <w:lang w:val="uk-UA"/>
+        </w:rPr>
+        <w:t>intcon</w:t>
+      </w:r>
+      <w:proofErr w:type="spellEnd"/>
+      <w:r>
+        <w:rPr>
+          <w:rFonts w:ascii="Consolas" w:eastAsia="Times New Roman" w:hAnsi="Consolas" w:cs="Times New Roman"/>
+          <w:sz w:val="20"/>
+          <w:szCs w:val="20"/>
+          <w:lang w:val="uk-UA"/>
+        </w:rPr>
+        <w:t xml:space="preserve">, A, b, </w:t>
+      </w:r>
+      <w:proofErr w:type="spellStart"/>
+      <w:r>
+        <w:rPr>
+          <w:rFonts w:ascii="Consolas" w:eastAsia="Times New Roman" w:hAnsi="Consolas" w:cs="Times New Roman"/>
+          <w:sz w:val="20"/>
+          <w:szCs w:val="20"/>
+          <w:lang w:val="uk-UA"/>
+        </w:rPr>
+        <w:t>Aeq</w:t>
+      </w:r>
+      <w:proofErr w:type="spellEnd"/>
+      <w:r>
+        <w:rPr>
+          <w:rFonts w:ascii="Consolas" w:eastAsia="Times New Roman" w:hAnsi="Consolas" w:cs="Times New Roman"/>
+          <w:sz w:val="20"/>
+          <w:szCs w:val="20"/>
+          <w:lang w:val="uk-UA"/>
+        </w:rPr>
+        <w:t xml:space="preserve">, </w:t>
+      </w:r>
+      <w:proofErr w:type="spellStart"/>
+      <w:r>
+        <w:rPr>
+          <w:rFonts w:ascii="Consolas" w:eastAsia="Times New Roman" w:hAnsi="Consolas" w:cs="Times New Roman"/>
+          <w:sz w:val="20"/>
+          <w:szCs w:val="20"/>
+          <w:lang w:val="uk-UA"/>
+        </w:rPr>
+        <w:t>beq</w:t>
+      </w:r>
+      <w:proofErr w:type="spellEnd"/>
+      <w:r>
+        <w:rPr>
+          <w:rFonts w:ascii="Consolas" w:eastAsia="Times New Roman" w:hAnsi="Consolas" w:cs="Times New Roman"/>
+          <w:sz w:val="20"/>
+          <w:szCs w:val="20"/>
+          <w:lang w:val="uk-UA"/>
+        </w:rPr>
+        <w:t xml:space="preserve">, </w:t>
+      </w:r>
+      <w:proofErr w:type="spellStart"/>
+      <w:r>
+        <w:rPr>
+          <w:rFonts w:ascii="Consolas" w:eastAsia="Times New Roman" w:hAnsi="Consolas" w:cs="Times New Roman"/>
+          <w:sz w:val="20"/>
+          <w:szCs w:val="20"/>
+          <w:lang w:val="uk-UA"/>
+        </w:rPr>
+        <w:t>lb</w:t>
+      </w:r>
+      <w:proofErr w:type="spellEnd"/>
+      <w:r>
+        <w:rPr>
+          <w:rFonts w:ascii="Consolas" w:eastAsia="Times New Roman" w:hAnsi="Consolas" w:cs="Times New Roman"/>
+          <w:sz w:val="20"/>
+          <w:szCs w:val="20"/>
+          <w:lang w:val="uk-UA"/>
+        </w:rPr>
+        <w:t xml:space="preserve">, </w:t>
+      </w:r>
+      <w:proofErr w:type="spellStart"/>
+      <w:r>
+        <w:rPr>
+          <w:rFonts w:ascii="Consolas" w:eastAsia="Times New Roman" w:hAnsi="Consolas" w:cs="Times New Roman"/>
+          <w:sz w:val="20"/>
+          <w:szCs w:val="20"/>
+          <w:lang w:val="uk-UA"/>
+        </w:rPr>
+        <w:t>ub</w:t>
+      </w:r>
+      <w:proofErr w:type="spellEnd"/>
+      <w:r>
+        <w:rPr>
+          <w:rFonts w:ascii="Consolas" w:eastAsia="Times New Roman" w:hAnsi="Consolas" w:cs="Times New Roman"/>
+          <w:sz w:val="20"/>
+          <w:szCs w:val="20"/>
+          <w:lang w:val="uk-UA"/>
+        </w:rPr>
+        <w:t xml:space="preserve">, </w:t>
+      </w:r>
+      <w:proofErr w:type="spellStart"/>
+      <w:r>
+        <w:rPr>
+          <w:rFonts w:ascii="Consolas" w:eastAsia="Times New Roman" w:hAnsi="Consolas" w:cs="Times New Roman"/>
+          <w:sz w:val="20"/>
+          <w:szCs w:val="20"/>
+          <w:lang w:val="uk-UA"/>
+        </w:rPr>
+        <w:t>options</w:t>
+      </w:r>
+      <w:proofErr w:type="spellEnd"/>
+      <w:r>
+        <w:rPr>
+          <w:rFonts w:ascii="Consolas" w:eastAsia="Times New Roman" w:hAnsi="Consolas" w:cs="Times New Roman"/>
+          <w:sz w:val="20"/>
+          <w:szCs w:val="20"/>
+          <w:lang w:val="uk-UA"/>
+        </w:rPr>
+        <w:t>);</w:t>
+      </w:r>
+    </w:p>
+    <w:p>
+      <w:pPr>
+        <w:spacing w:line="240" w:lineRule="auto"/>
+        <w:rPr>
+          <w:rFonts w:ascii="Consolas" w:eastAsia="Times New Roman" w:hAnsi="Consolas" w:cs="Times New Roman"/>
+          <w:sz w:val="20"/>
+          <w:szCs w:val="20"/>
+          <w:lang w:val="uk-UA"/>
+        </w:rPr>
+      </w:pPr>
+    </w:p>
+    <w:p>
+      <w:pPr>
+        <w:spacing w:line="240" w:lineRule="auto"/>
+        <w:rPr>
+          <w:rFonts w:ascii="Consolas" w:eastAsia="Times New Roman" w:hAnsi="Consolas" w:cs="Times New Roman"/>
+          <w:sz w:val="20"/>
+          <w:szCs w:val="20"/>
+          <w:lang w:val="uk-UA"/>
+        </w:rPr>
+      </w:pPr>
+      <w:proofErr w:type="spellStart"/>
+      <w:r>
+        <w:rPr>
+          <w:rFonts w:ascii="Consolas" w:eastAsia="Times New Roman" w:hAnsi="Consolas" w:cs="Times New Roman"/>
+          <w:color w:val="0E00FF"/>
+          <w:sz w:val="20"/>
+          <w:szCs w:val="20"/>
+          <w:lang w:val="uk-UA"/>
+        </w:rPr>
+        <w:t>if</w:t>
+      </w:r>
+      <w:proofErr w:type="spellEnd"/>
+      <w:r>
+        <w:rPr>
+          <w:rFonts w:ascii="Consolas" w:eastAsia="Times New Roman" w:hAnsi="Consolas" w:cs="Times New Roman"/>
+          <w:color w:val="0E00FF"/>
+          <w:sz w:val="20"/>
+          <w:szCs w:val="20"/>
+          <w:lang w:val="uk-UA"/>
+        </w:rPr>
+        <w:t xml:space="preserve"> </w:t>
+      </w:r>
+      <w:proofErr w:type="spellStart"/>
+      <w:r>
+        <w:rPr>
+          <w:rFonts w:ascii="Consolas" w:eastAsia="Times New Roman" w:hAnsi="Consolas" w:cs="Times New Roman"/>
+          <w:sz w:val="20"/>
+          <w:szCs w:val="20"/>
+          <w:lang w:val="uk-UA"/>
+        </w:rPr>
+        <w:t>exitflag</w:t>
+      </w:r>
+      <w:proofErr w:type="spellEnd"/>
+      <w:r>
+        <w:rPr>
+          <w:rFonts w:ascii="Consolas" w:eastAsia="Times New Roman" w:hAnsi="Consolas" w:cs="Times New Roman"/>
+          <w:sz w:val="20"/>
+          <w:szCs w:val="20"/>
+          <w:lang w:val="uk-UA"/>
+        </w:rPr>
+        <w:t xml:space="preserve"> == 1 || </w:t>
+      </w:r>
+      <w:proofErr w:type="spellStart"/>
+      <w:r>
+        <w:rPr>
+          <w:rFonts w:ascii="Consolas" w:eastAsia="Times New Roman" w:hAnsi="Consolas" w:cs="Times New Roman"/>
+          <w:sz w:val="20"/>
+          <w:szCs w:val="20"/>
+          <w:lang w:val="uk-UA"/>
+        </w:rPr>
+        <w:t>exitflag</w:t>
+      </w:r>
+      <w:proofErr w:type="spellEnd"/>
+      <w:r>
+        <w:rPr>
+          <w:rFonts w:ascii="Consolas" w:eastAsia="Times New Roman" w:hAnsi="Consolas" w:cs="Times New Roman"/>
+          <w:sz w:val="20"/>
+          <w:szCs w:val="20"/>
+          <w:lang w:val="uk-UA"/>
+        </w:rPr>
+        <w:t xml:space="preserve"> == 2</w:t>
+      </w:r>
+    </w:p>
+    <w:p>
+      <w:pPr>
+        <w:spacing w:line="240" w:lineRule="auto"/>
+        <w:rPr>
+          <w:rFonts w:ascii="Consolas" w:eastAsia="Times New Roman" w:hAnsi="Consolas" w:cs="Times New Roman"/>
+          <w:sz w:val="20"/>
+          <w:szCs w:val="20"/>
+          <w:lang w:val="uk-UA"/>
+        </w:rPr>
+      </w:pPr>
+      <w:r>
+        <w:rPr>
+          <w:rFonts w:ascii="Consolas" w:eastAsia="Times New Roman" w:hAnsi="Consolas" w:cs="Times New Roman"/>
+          <w:sz w:val="20"/>
+          <w:szCs w:val="20"/>
+          <w:lang w:val="uk-UA"/>
+        </w:rPr>
+        <w:t xml:space="preserve">    </w:t>
+      </w:r>
+      <w:proofErr w:type="spellStart"/>
+      <w:r>
+        <w:rPr>
+          <w:rFonts w:ascii="Consolas" w:eastAsia="Times New Roman" w:hAnsi="Consolas" w:cs="Times New Roman"/>
+          <w:sz w:val="20"/>
+          <w:szCs w:val="20"/>
+          <w:lang w:val="uk-UA"/>
+        </w:rPr>
+        <w:t>fprintf</w:t>
+      </w:r>
+      <w:proofErr w:type="spellEnd"/>
+      <w:r>
+        <w:rPr>
+          <w:rFonts w:ascii="Consolas" w:eastAsia="Times New Roman" w:hAnsi="Consolas" w:cs="Times New Roman"/>
+          <w:sz w:val="20"/>
+          <w:szCs w:val="20"/>
+          <w:lang w:val="uk-UA"/>
+        </w:rPr>
+        <w:t>(</w:t>
+      </w:r>
+      <w:r>
+        <w:rPr>
+          <w:rFonts w:ascii="Consolas" w:eastAsia="Times New Roman" w:hAnsi="Consolas" w:cs="Times New Roman"/>
+          <w:color w:val="A709F5"/>
+          <w:sz w:val="20"/>
+          <w:szCs w:val="20"/>
+          <w:lang w:val="uk-UA"/>
+        </w:rPr>
+        <w:t>'Оптимальний розклад знайдено!\n'</w:t>
+      </w:r>
+      <w:r>
+        <w:rPr>
+          <w:rFonts w:ascii="Consolas" w:eastAsia="Times New Roman" w:hAnsi="Consolas" w:cs="Times New Roman"/>
+          <w:sz w:val="20"/>
+          <w:szCs w:val="20"/>
+          <w:lang w:val="uk-UA"/>
+        </w:rPr>
+        <w:t>);</w:t>
+      </w:r>
+    </w:p>
+    <w:p>
+      <w:pPr>
+        <w:spacing w:line="240" w:lineRule="auto"/>
+        <w:rPr>
+          <w:rFonts w:ascii="Consolas" w:eastAsia="Times New Roman" w:hAnsi="Consolas" w:cs="Times New Roman"/>
+          <w:sz w:val="20"/>
+          <w:szCs w:val="20"/>
+          <w:lang w:val="uk-UA"/>
+        </w:rPr>
+      </w:pPr>
+      <w:r>
+        <w:rPr>
+          <w:rFonts w:ascii="Consolas" w:eastAsia="Times New Roman" w:hAnsi="Consolas" w:cs="Times New Roman"/>
+          <w:sz w:val="20"/>
+          <w:szCs w:val="20"/>
+          <w:lang w:val="uk-UA"/>
+        </w:rPr>
+        <w:t xml:space="preserve">    </w:t>
+      </w:r>
+      <w:proofErr w:type="spellStart"/>
+      <w:r>
+        <w:rPr>
+          <w:rFonts w:ascii="Consolas" w:eastAsia="Times New Roman" w:hAnsi="Consolas" w:cs="Times New Roman"/>
+          <w:sz w:val="20"/>
+          <w:szCs w:val="20"/>
+          <w:lang w:val="uk-UA"/>
+        </w:rPr>
+        <w:t>fprintf</w:t>
+      </w:r>
+      <w:proofErr w:type="spellEnd"/>
+      <w:r>
+        <w:rPr>
+          <w:rFonts w:ascii="Consolas" w:eastAsia="Times New Roman" w:hAnsi="Consolas" w:cs="Times New Roman"/>
+          <w:sz w:val="20"/>
+          <w:szCs w:val="20"/>
+          <w:lang w:val="uk-UA"/>
+        </w:rPr>
+        <w:t>(</w:t>
+      </w:r>
+      <w:r>
+        <w:rPr>
+          <w:rFonts w:ascii="Consolas" w:eastAsia="Times New Roman" w:hAnsi="Consolas" w:cs="Times New Roman"/>
+          <w:color w:val="A709F5"/>
+          <w:sz w:val="20"/>
+          <w:szCs w:val="20"/>
+          <w:lang w:val="uk-UA"/>
+        </w:rPr>
+        <w:t>'Мінімальна загальна кількість автобусів, що випускаються на лінію за добу: %d\n'</w:t>
+      </w:r>
+      <w:r>
+        <w:rPr>
+          <w:rFonts w:ascii="Consolas" w:eastAsia="Times New Roman" w:hAnsi="Consolas" w:cs="Times New Roman"/>
+          <w:sz w:val="20"/>
+          <w:szCs w:val="20"/>
+          <w:lang w:val="uk-UA"/>
+        </w:rPr>
+        <w:t xml:space="preserve">, </w:t>
+      </w:r>
+      <w:proofErr w:type="spellStart"/>
+      <w:r>
+        <w:rPr>
+          <w:rFonts w:ascii="Consolas" w:eastAsia="Times New Roman" w:hAnsi="Consolas" w:cs="Times New Roman"/>
+          <w:sz w:val="20"/>
+          <w:szCs w:val="20"/>
+          <w:lang w:val="uk-UA"/>
+        </w:rPr>
+        <w:t>min_total_buses</w:t>
+      </w:r>
+      <w:proofErr w:type="spellEnd"/>
+      <w:r>
+        <w:rPr>
+          <w:rFonts w:ascii="Consolas" w:eastAsia="Times New Roman" w:hAnsi="Consolas" w:cs="Times New Roman"/>
+          <w:sz w:val="20"/>
+          <w:szCs w:val="20"/>
+          <w:lang w:val="uk-UA"/>
+        </w:rPr>
+        <w:t>);</w:t>
+      </w:r>
+    </w:p>
+    <w:p>
+      <w:pPr>
+        <w:spacing w:line="240" w:lineRule="auto"/>
+        <w:rPr>
+          <w:rFonts w:ascii="Consolas" w:eastAsia="Times New Roman" w:hAnsi="Consolas" w:cs="Times New Roman"/>
+          <w:sz w:val="20"/>
+          <w:szCs w:val="20"/>
+          <w:lang w:val="uk-UA"/>
+        </w:rPr>
+      </w:pPr>
+      <w:r>
+        <w:rPr>
+          <w:rFonts w:ascii="Consolas" w:eastAsia="Times New Roman" w:hAnsi="Consolas" w:cs="Times New Roman"/>
+          <w:sz w:val="20"/>
+          <w:szCs w:val="20"/>
+          <w:lang w:val="uk-UA"/>
+        </w:rPr>
+        <w:t xml:space="preserve">    </w:t>
+      </w:r>
+      <w:proofErr w:type="spellStart"/>
+      <w:r>
+        <w:rPr>
+          <w:rFonts w:ascii="Consolas" w:eastAsia="Times New Roman" w:hAnsi="Consolas" w:cs="Times New Roman"/>
+          <w:sz w:val="20"/>
+          <w:szCs w:val="20"/>
+          <w:lang w:val="uk-UA"/>
+        </w:rPr>
+        <w:t>fprintf</w:t>
+      </w:r>
+      <w:proofErr w:type="spellEnd"/>
+      <w:r>
+        <w:rPr>
+          <w:rFonts w:ascii="Consolas" w:eastAsia="Times New Roman" w:hAnsi="Consolas" w:cs="Times New Roman"/>
+          <w:sz w:val="20"/>
+          <w:szCs w:val="20"/>
+          <w:lang w:val="uk-UA"/>
+        </w:rPr>
+        <w:t>(</w:t>
+      </w:r>
+      <w:r>
+        <w:rPr>
+          <w:rFonts w:ascii="Consolas" w:eastAsia="Times New Roman" w:hAnsi="Consolas" w:cs="Times New Roman"/>
+          <w:color w:val="A709F5"/>
+          <w:sz w:val="20"/>
+          <w:szCs w:val="20"/>
+          <w:lang w:val="uk-UA"/>
+        </w:rPr>
+        <w:t>'--------------------------------------------------------------------------\n'</w:t>
+      </w:r>
+      <w:r>
+        <w:rPr>
+          <w:rFonts w:ascii="Consolas" w:eastAsia="Times New Roman" w:hAnsi="Consolas" w:cs="Times New Roman"/>
+          <w:sz w:val="20"/>
+          <w:szCs w:val="20"/>
+          <w:lang w:val="uk-UA"/>
+        </w:rPr>
+        <w:t>);</w:t>
+      </w:r>
+    </w:p>
+    <w:p>
+      <w:pPr>
+        <w:spacing w:line="240" w:lineRule="auto"/>
+        <w:rPr>
+          <w:rFonts w:ascii="Consolas" w:eastAsia="Times New Roman" w:hAnsi="Consolas" w:cs="Times New Roman"/>
+          <w:sz w:val="20"/>
+          <w:szCs w:val="20"/>
+          <w:lang w:val="uk-UA"/>
+        </w:rPr>
+      </w:pPr>
+      <w:r>
+        <w:rPr>
+          <w:rFonts w:ascii="Consolas" w:eastAsia="Times New Roman" w:hAnsi="Consolas" w:cs="Times New Roman"/>
+          <w:sz w:val="20"/>
+          <w:szCs w:val="20"/>
+          <w:lang w:val="uk-UA"/>
+        </w:rPr>
+        <w:t xml:space="preserve">    </w:t>
+      </w:r>
+      <w:proofErr w:type="spellStart"/>
+      <w:r>
+        <w:rPr>
+          <w:rFonts w:ascii="Consolas" w:eastAsia="Times New Roman" w:hAnsi="Consolas" w:cs="Times New Roman"/>
+          <w:sz w:val="20"/>
+          <w:szCs w:val="20"/>
+          <w:lang w:val="uk-UA"/>
+        </w:rPr>
+        <w:t>fprintf</w:t>
+      </w:r>
+      <w:proofErr w:type="spellEnd"/>
+      <w:r>
+        <w:rPr>
+          <w:rFonts w:ascii="Consolas" w:eastAsia="Times New Roman" w:hAnsi="Consolas" w:cs="Times New Roman"/>
+          <w:sz w:val="20"/>
+          <w:szCs w:val="20"/>
+          <w:lang w:val="uk-UA"/>
+        </w:rPr>
+        <w:t>(</w:t>
+      </w:r>
+      <w:r>
+        <w:rPr>
+          <w:rFonts w:ascii="Consolas" w:eastAsia="Times New Roman" w:hAnsi="Consolas" w:cs="Times New Roman"/>
+          <w:color w:val="A709F5"/>
+          <w:sz w:val="20"/>
+          <w:szCs w:val="20"/>
+          <w:lang w:val="uk-UA"/>
+        </w:rPr>
+        <w:t>'Кількість автобусів, що починають зміну в кожному періоді:\n'</w:t>
+      </w:r>
+      <w:r>
+        <w:rPr>
+          <w:rFonts w:ascii="Consolas" w:eastAsia="Times New Roman" w:hAnsi="Consolas" w:cs="Times New Roman"/>
+          <w:sz w:val="20"/>
+          <w:szCs w:val="20"/>
+          <w:lang w:val="uk-UA"/>
+        </w:rPr>
+        <w:t>);</w:t>
+      </w:r>
+    </w:p>
+    <w:p>
+      <w:pPr>
+        <w:spacing w:line="240" w:lineRule="auto"/>
+        <w:rPr>
+          <w:rFonts w:ascii="Consolas" w:eastAsia="Times New Roman" w:hAnsi="Consolas" w:cs="Times New Roman"/>
+          <w:sz w:val="20"/>
+          <w:szCs w:val="20"/>
+          <w:lang w:val="uk-UA"/>
+        </w:rPr>
+      </w:pPr>
+      <w:r>
+        <w:rPr>
+          <w:rFonts w:ascii="Consolas" w:eastAsia="Times New Roman" w:hAnsi="Consolas" w:cs="Times New Roman"/>
+          <w:sz w:val="20"/>
+          <w:szCs w:val="20"/>
+          <w:lang w:val="uk-UA"/>
+        </w:rPr>
+        <w:t xml:space="preserve">    </w:t>
+      </w:r>
+      <w:proofErr w:type="spellStart"/>
+      <w:r>
+        <w:rPr>
+          <w:rFonts w:ascii="Consolas" w:eastAsia="Times New Roman" w:hAnsi="Consolas" w:cs="Times New Roman"/>
+          <w:sz w:val="20"/>
+          <w:szCs w:val="20"/>
+          <w:lang w:val="uk-UA"/>
+        </w:rPr>
+        <w:t>shift_starts</w:t>
+      </w:r>
+      <w:proofErr w:type="spellEnd"/>
+      <w:r>
+        <w:rPr>
+          <w:rFonts w:ascii="Consolas" w:eastAsia="Times New Roman" w:hAnsi="Consolas" w:cs="Times New Roman"/>
+          <w:sz w:val="20"/>
+          <w:szCs w:val="20"/>
+          <w:lang w:val="uk-UA"/>
+        </w:rPr>
+        <w:t xml:space="preserve"> = [</w:t>
+      </w:r>
+      <w:r>
+        <w:rPr>
+          <w:rFonts w:ascii="Consolas" w:eastAsia="Times New Roman" w:hAnsi="Consolas" w:cs="Times New Roman"/>
+          <w:color w:val="A709F5"/>
+          <w:sz w:val="20"/>
+          <w:szCs w:val="20"/>
+          <w:lang w:val="uk-UA"/>
+        </w:rPr>
+        <w:t>"00:00"</w:t>
+      </w:r>
+      <w:r>
+        <w:rPr>
+          <w:rFonts w:ascii="Consolas" w:eastAsia="Times New Roman" w:hAnsi="Consolas" w:cs="Times New Roman"/>
+          <w:sz w:val="20"/>
+          <w:szCs w:val="20"/>
+          <w:lang w:val="uk-UA"/>
+        </w:rPr>
+        <w:t xml:space="preserve">; </w:t>
+      </w:r>
+      <w:r>
+        <w:rPr>
+          <w:rFonts w:ascii="Consolas" w:eastAsia="Times New Roman" w:hAnsi="Consolas" w:cs="Times New Roman"/>
+          <w:color w:val="A709F5"/>
+          <w:sz w:val="20"/>
+          <w:szCs w:val="20"/>
+          <w:lang w:val="uk-UA"/>
+        </w:rPr>
+        <w:t>"04:00"</w:t>
+      </w:r>
+      <w:r>
+        <w:rPr>
+          <w:rFonts w:ascii="Consolas" w:eastAsia="Times New Roman" w:hAnsi="Consolas" w:cs="Times New Roman"/>
+          <w:sz w:val="20"/>
+          <w:szCs w:val="20"/>
+          <w:lang w:val="uk-UA"/>
+        </w:rPr>
+        <w:t xml:space="preserve">; </w:t>
+      </w:r>
+      <w:r>
+        <w:rPr>
+          <w:rFonts w:ascii="Consolas" w:eastAsia="Times New Roman" w:hAnsi="Consolas" w:cs="Times New Roman"/>
+          <w:color w:val="A709F5"/>
+          <w:sz w:val="20"/>
+          <w:szCs w:val="20"/>
+          <w:lang w:val="uk-UA"/>
+        </w:rPr>
+        <w:t>"08:00"</w:t>
+      </w:r>
+      <w:r>
+        <w:rPr>
+          <w:rFonts w:ascii="Consolas" w:eastAsia="Times New Roman" w:hAnsi="Consolas" w:cs="Times New Roman"/>
+          <w:sz w:val="20"/>
+          <w:szCs w:val="20"/>
+          <w:lang w:val="uk-UA"/>
+        </w:rPr>
+        <w:t xml:space="preserve">; </w:t>
+      </w:r>
+      <w:r>
+        <w:rPr>
+          <w:rFonts w:ascii="Consolas" w:eastAsia="Times New Roman" w:hAnsi="Consolas" w:cs="Times New Roman"/>
+          <w:color w:val="A709F5"/>
+          <w:sz w:val="20"/>
+          <w:szCs w:val="20"/>
+          <w:lang w:val="uk-UA"/>
+        </w:rPr>
+        <w:t>"12:00"</w:t>
+      </w:r>
+      <w:r>
+        <w:rPr>
+          <w:rFonts w:ascii="Consolas" w:eastAsia="Times New Roman" w:hAnsi="Consolas" w:cs="Times New Roman"/>
+          <w:sz w:val="20"/>
+          <w:szCs w:val="20"/>
+          <w:lang w:val="uk-UA"/>
+        </w:rPr>
+        <w:t xml:space="preserve">; </w:t>
+      </w:r>
+      <w:r>
+        <w:rPr>
+          <w:rFonts w:ascii="Consolas" w:eastAsia="Times New Roman" w:hAnsi="Consolas" w:cs="Times New Roman"/>
+          <w:color w:val="A709F5"/>
+          <w:sz w:val="20"/>
+          <w:szCs w:val="20"/>
+          <w:lang w:val="uk-UA"/>
+        </w:rPr>
+        <w:t>"16:00"</w:t>
+      </w:r>
+      <w:r>
+        <w:rPr>
+          <w:rFonts w:ascii="Consolas" w:eastAsia="Times New Roman" w:hAnsi="Consolas" w:cs="Times New Roman"/>
+          <w:sz w:val="20"/>
+          <w:szCs w:val="20"/>
+          <w:lang w:val="uk-UA"/>
+        </w:rPr>
+        <w:t xml:space="preserve">; </w:t>
+      </w:r>
+      <w:r>
+        <w:rPr>
+          <w:rFonts w:ascii="Consolas" w:eastAsia="Times New Roman" w:hAnsi="Consolas" w:cs="Times New Roman"/>
+          <w:color w:val="A709F5"/>
+          <w:sz w:val="20"/>
+          <w:szCs w:val="20"/>
+          <w:lang w:val="uk-UA"/>
+        </w:rPr>
+        <w:t>"20:00"</w:t>
+      </w:r>
+      <w:r>
+        <w:rPr>
+          <w:rFonts w:ascii="Consolas" w:eastAsia="Times New Roman" w:hAnsi="Consolas" w:cs="Times New Roman"/>
+          <w:sz w:val="20"/>
+          <w:szCs w:val="20"/>
+          <w:lang w:val="uk-UA"/>
+        </w:rPr>
+        <w:t>];</w:t>
+      </w:r>
+    </w:p>
+    <w:p>
+      <w:pPr>
+        <w:spacing w:line="240" w:lineRule="auto"/>
+        <w:rPr>
+          <w:rFonts w:ascii="Consolas" w:eastAsia="Times New Roman" w:hAnsi="Consolas" w:cs="Times New Roman"/>
+          <w:sz w:val="20"/>
+          <w:szCs w:val="20"/>
+          <w:lang w:val="uk-UA"/>
+        </w:rPr>
+      </w:pPr>
+      <w:r>
+        <w:rPr>
+          <w:rFonts w:ascii="Consolas" w:eastAsia="Times New Roman" w:hAnsi="Consolas" w:cs="Times New Roman"/>
+          <w:sz w:val="20"/>
+          <w:szCs w:val="20"/>
+          <w:lang w:val="uk-UA"/>
+        </w:rPr>
+        <w:t xml:space="preserve">    </w:t>
+      </w:r>
+      <w:proofErr w:type="spellStart"/>
+      <w:r>
+        <w:rPr>
+          <w:rFonts w:ascii="Consolas" w:eastAsia="Times New Roman" w:hAnsi="Consolas" w:cs="Times New Roman"/>
+          <w:color w:val="0E00FF"/>
+          <w:sz w:val="20"/>
+          <w:szCs w:val="20"/>
+          <w:lang w:val="uk-UA"/>
+        </w:rPr>
+        <w:t>for</w:t>
+      </w:r>
+      <w:proofErr w:type="spellEnd"/>
+      <w:r>
+        <w:rPr>
+          <w:rFonts w:ascii="Consolas" w:eastAsia="Times New Roman" w:hAnsi="Consolas" w:cs="Times New Roman"/>
+          <w:color w:val="0E00FF"/>
+          <w:sz w:val="20"/>
+          <w:szCs w:val="20"/>
+          <w:lang w:val="uk-UA"/>
+        </w:rPr>
+        <w:t xml:space="preserve"> </w:t>
+      </w:r>
+      <w:r>
+        <w:rPr>
+          <w:rFonts w:ascii="Consolas" w:eastAsia="Times New Roman" w:hAnsi="Consolas" w:cs="Times New Roman"/>
+          <w:sz w:val="20"/>
+          <w:szCs w:val="20"/>
+          <w:lang w:val="uk-UA"/>
+        </w:rPr>
+        <w:t>i = 1:length(</w:t>
+      </w:r>
+      <w:proofErr w:type="spellStart"/>
+      <w:r>
+        <w:rPr>
+          <w:rFonts w:ascii="Consolas" w:eastAsia="Times New Roman" w:hAnsi="Consolas" w:cs="Times New Roman"/>
+          <w:sz w:val="20"/>
+          <w:szCs w:val="20"/>
+          <w:lang w:val="uk-UA"/>
+        </w:rPr>
+        <w:t>x_solution</w:t>
+      </w:r>
+      <w:proofErr w:type="spellEnd"/>
+      <w:r>
+        <w:rPr>
+          <w:rFonts w:ascii="Consolas" w:eastAsia="Times New Roman" w:hAnsi="Consolas" w:cs="Times New Roman"/>
+          <w:sz w:val="20"/>
+          <w:szCs w:val="20"/>
+          <w:lang w:val="uk-UA"/>
+        </w:rPr>
+        <w:t>)</w:t>
+      </w:r>
+    </w:p>
+    <w:p>
+      <w:pPr>
+        <w:spacing w:line="240" w:lineRule="auto"/>
+        <w:rPr>
+          <w:rFonts w:ascii="Consolas" w:eastAsia="Times New Roman" w:hAnsi="Consolas" w:cs="Times New Roman"/>
+          <w:sz w:val="20"/>
+          <w:szCs w:val="20"/>
+          <w:lang w:val="uk-UA"/>
+        </w:rPr>
+      </w:pPr>
+      <w:r>
+        <w:rPr>
+          <w:rFonts w:ascii="Consolas" w:eastAsia="Times New Roman" w:hAnsi="Consolas" w:cs="Times New Roman"/>
+          <w:sz w:val="20"/>
+          <w:szCs w:val="20"/>
+          <w:lang w:val="uk-UA"/>
+        </w:rPr>
+        <w:t xml:space="preserve">        </w:t>
+      </w:r>
+      <w:proofErr w:type="spellStart"/>
+      <w:r>
+        <w:rPr>
+          <w:rFonts w:ascii="Consolas" w:eastAsia="Times New Roman" w:hAnsi="Consolas" w:cs="Times New Roman"/>
+          <w:sz w:val="20"/>
+          <w:szCs w:val="20"/>
+          <w:lang w:val="uk-UA"/>
+        </w:rPr>
+        <w:t>fprintf</w:t>
+      </w:r>
+      <w:proofErr w:type="spellEnd"/>
+      <w:r>
+        <w:rPr>
+          <w:rFonts w:ascii="Consolas" w:eastAsia="Times New Roman" w:hAnsi="Consolas" w:cs="Times New Roman"/>
+          <w:sz w:val="20"/>
+          <w:szCs w:val="20"/>
+          <w:lang w:val="uk-UA"/>
+        </w:rPr>
+        <w:t>(</w:t>
+      </w:r>
+      <w:r>
+        <w:rPr>
+          <w:rFonts w:ascii="Consolas" w:eastAsia="Times New Roman" w:hAnsi="Consolas" w:cs="Times New Roman"/>
+          <w:color w:val="A709F5"/>
+          <w:sz w:val="20"/>
+          <w:szCs w:val="20"/>
+          <w:lang w:val="uk-UA"/>
+        </w:rPr>
+        <w:t>'</w:t>
+      </w:r>
+      <w:proofErr w:type="spellStart"/>
+      <w:r>
+        <w:rPr>
+          <w:rFonts w:ascii="Consolas" w:eastAsia="Times New Roman" w:hAnsi="Consolas" w:cs="Times New Roman"/>
+          <w:color w:val="A709F5"/>
+          <w:sz w:val="20"/>
+          <w:szCs w:val="20"/>
+          <w:lang w:val="uk-UA"/>
+        </w:rPr>
+        <w:t>x%d</w:t>
+      </w:r>
+      <w:proofErr w:type="spellEnd"/>
+      <w:r>
+        <w:rPr>
+          <w:rFonts w:ascii="Consolas" w:eastAsia="Times New Roman" w:hAnsi="Consolas" w:cs="Times New Roman"/>
+          <w:color w:val="A709F5"/>
+          <w:sz w:val="20"/>
+          <w:szCs w:val="20"/>
+          <w:lang w:val="uk-UA"/>
+        </w:rPr>
+        <w:t xml:space="preserve"> (початок о %s): %d автобусів\n'</w:t>
+      </w:r>
+      <w:r>
+        <w:rPr>
+          <w:rFonts w:ascii="Consolas" w:eastAsia="Times New Roman" w:hAnsi="Consolas" w:cs="Times New Roman"/>
+          <w:sz w:val="20"/>
+          <w:szCs w:val="20"/>
+          <w:lang w:val="uk-UA"/>
+        </w:rPr>
+        <w:t xml:space="preserve">, i, </w:t>
+      </w:r>
+      <w:proofErr w:type="spellStart"/>
+      <w:r>
+        <w:rPr>
+          <w:rFonts w:ascii="Consolas" w:eastAsia="Times New Roman" w:hAnsi="Consolas" w:cs="Times New Roman"/>
+          <w:sz w:val="20"/>
+          <w:szCs w:val="20"/>
+          <w:lang w:val="uk-UA"/>
+        </w:rPr>
+        <w:t>shift_starts</w:t>
+      </w:r>
+      <w:proofErr w:type="spellEnd"/>
+      <w:r>
+        <w:rPr>
+          <w:rFonts w:ascii="Consolas" w:eastAsia="Times New Roman" w:hAnsi="Consolas" w:cs="Times New Roman"/>
+          <w:sz w:val="20"/>
+          <w:szCs w:val="20"/>
+          <w:lang w:val="uk-UA"/>
+        </w:rPr>
+        <w:t xml:space="preserve">(i), </w:t>
+      </w:r>
+      <w:proofErr w:type="spellStart"/>
+      <w:r>
+        <w:rPr>
+          <w:rFonts w:ascii="Consolas" w:eastAsia="Times New Roman" w:hAnsi="Consolas" w:cs="Times New Roman"/>
+          <w:sz w:val="20"/>
+          <w:szCs w:val="20"/>
+          <w:lang w:val="uk-UA"/>
+        </w:rPr>
+        <w:t>round</w:t>
+      </w:r>
+      <w:proofErr w:type="spellEnd"/>
+      <w:r>
+        <w:rPr>
+          <w:rFonts w:ascii="Consolas" w:eastAsia="Times New Roman" w:hAnsi="Consolas" w:cs="Times New Roman"/>
+          <w:sz w:val="20"/>
+          <w:szCs w:val="20"/>
+          <w:lang w:val="uk-UA"/>
+        </w:rPr>
+        <w:t>(</w:t>
+      </w:r>
+      <w:proofErr w:type="spellStart"/>
+      <w:r>
+        <w:rPr>
+          <w:rFonts w:ascii="Consolas" w:eastAsia="Times New Roman" w:hAnsi="Consolas" w:cs="Times New Roman"/>
+          <w:sz w:val="20"/>
+          <w:szCs w:val="20"/>
+          <w:lang w:val="uk-UA"/>
+        </w:rPr>
+        <w:t>x_solution</w:t>
+      </w:r>
+      <w:proofErr w:type="spellEnd"/>
+      <w:r>
+        <w:rPr>
+          <w:rFonts w:ascii="Consolas" w:eastAsia="Times New Roman" w:hAnsi="Consolas" w:cs="Times New Roman"/>
+          <w:sz w:val="20"/>
+          <w:szCs w:val="20"/>
+          <w:lang w:val="uk-UA"/>
+        </w:rPr>
+        <w:t>(i)));</w:t>
+      </w:r>
+    </w:p>
+    <w:p>
+      <w:pPr>
+        <w:spacing w:line="240" w:lineRule="auto"/>
+        <w:rPr>
+          <w:rFonts w:ascii="Consolas" w:eastAsia="Times New Roman" w:hAnsi="Consolas" w:cs="Times New Roman"/>
+          <w:sz w:val="20"/>
+          <w:szCs w:val="20"/>
+          <w:lang w:val="uk-UA"/>
+        </w:rPr>
+      </w:pPr>
+      <w:r>
+        <w:rPr>
+          <w:rFonts w:ascii="Consolas" w:eastAsia="Times New Roman" w:hAnsi="Consolas" w:cs="Times New Roman"/>
+          <w:sz w:val="20"/>
+          <w:szCs w:val="20"/>
+          <w:lang w:val="uk-UA"/>
+        </w:rPr>
+        <w:t xml:space="preserve">    </w:t>
+      </w:r>
+      <w:proofErr w:type="spellStart"/>
+      <w:r>
+        <w:rPr>
+          <w:rFonts w:ascii="Consolas" w:eastAsia="Times New Roman" w:hAnsi="Consolas" w:cs="Times New Roman"/>
+          <w:color w:val="0E00FF"/>
+          <w:sz w:val="20"/>
+          <w:szCs w:val="20"/>
+          <w:lang w:val="uk-UA"/>
+        </w:rPr>
+        <w:t>end</w:t>
+      </w:r>
+      <w:proofErr w:type="spellEnd"/>
+    </w:p>
+    <w:p>
+      <w:pPr>
+        <w:spacing w:line="240" w:lineRule="auto"/>
+        <w:rPr>
+          <w:rFonts w:ascii="Consolas" w:eastAsia="Times New Roman" w:hAnsi="Consolas" w:cs="Times New Roman"/>
+          <w:sz w:val="20"/>
+          <w:szCs w:val="20"/>
+          <w:lang w:val="uk-UA"/>
+        </w:rPr>
+      </w:pPr>
+      <w:r>
+        <w:rPr>
+          <w:rFonts w:ascii="Consolas" w:eastAsia="Times New Roman" w:hAnsi="Consolas" w:cs="Times New Roman"/>
+          <w:sz w:val="20"/>
+          <w:szCs w:val="20"/>
+          <w:lang w:val="uk-UA"/>
+        </w:rPr>
+        <w:t xml:space="preserve">    </w:t>
+      </w:r>
+      <w:proofErr w:type="spellStart"/>
+      <w:r>
+        <w:rPr>
+          <w:rFonts w:ascii="Consolas" w:eastAsia="Times New Roman" w:hAnsi="Consolas" w:cs="Times New Roman"/>
+          <w:sz w:val="20"/>
+          <w:szCs w:val="20"/>
+          <w:lang w:val="uk-UA"/>
+        </w:rPr>
+        <w:t>fprintf</w:t>
+      </w:r>
+      <w:proofErr w:type="spellEnd"/>
+      <w:r>
+        <w:rPr>
+          <w:rFonts w:ascii="Consolas" w:eastAsia="Times New Roman" w:hAnsi="Consolas" w:cs="Times New Roman"/>
+          <w:sz w:val="20"/>
+          <w:szCs w:val="20"/>
+          <w:lang w:val="uk-UA"/>
+        </w:rPr>
+        <w:t>(</w:t>
+      </w:r>
+      <w:r>
+        <w:rPr>
+          <w:rFonts w:ascii="Consolas" w:eastAsia="Times New Roman" w:hAnsi="Consolas" w:cs="Times New Roman"/>
+          <w:color w:val="A709F5"/>
+          <w:sz w:val="20"/>
+          <w:szCs w:val="20"/>
+          <w:lang w:val="uk-UA"/>
+        </w:rPr>
+        <w:t>'--------------------------------------------------------------------------\n'</w:t>
+      </w:r>
+      <w:r>
+        <w:rPr>
+          <w:rFonts w:ascii="Consolas" w:eastAsia="Times New Roman" w:hAnsi="Consolas" w:cs="Times New Roman"/>
+          <w:sz w:val="20"/>
+          <w:szCs w:val="20"/>
+          <w:lang w:val="uk-UA"/>
+        </w:rPr>
+        <w:t>);</w:t>
+      </w:r>
+    </w:p>
+    <w:p>
+      <w:pPr>
+        <w:spacing w:line="240" w:lineRule="auto"/>
+        <w:rPr>
+          <w:rFonts w:ascii="Consolas" w:eastAsia="Times New Roman" w:hAnsi="Consolas" w:cs="Times New Roman"/>
+          <w:sz w:val="20"/>
+          <w:szCs w:val="20"/>
+          <w:lang w:val="uk-UA"/>
+        </w:rPr>
+      </w:pPr>
+      <w:r>
+        <w:rPr>
+          <w:rFonts w:ascii="Consolas" w:eastAsia="Times New Roman" w:hAnsi="Consolas" w:cs="Times New Roman"/>
+          <w:sz w:val="20"/>
+          <w:szCs w:val="20"/>
+          <w:lang w:val="uk-UA"/>
+        </w:rPr>
+        <w:t xml:space="preserve">    </w:t>
+      </w:r>
+    </w:p>
+    <w:p>
+      <w:pPr>
+        <w:spacing w:line="240" w:lineRule="auto"/>
+        <w:rPr>
+          <w:rFonts w:ascii="Consolas" w:eastAsia="Times New Roman" w:hAnsi="Consolas" w:cs="Times New Roman"/>
+          <w:sz w:val="20"/>
+          <w:szCs w:val="20"/>
+          <w:lang w:val="uk-UA"/>
+        </w:rPr>
+      </w:pPr>
+      <w:r>
+        <w:rPr>
+          <w:rFonts w:ascii="Consolas" w:eastAsia="Times New Roman" w:hAnsi="Consolas" w:cs="Times New Roman"/>
+          <w:sz w:val="20"/>
+          <w:szCs w:val="20"/>
+          <w:lang w:val="uk-UA"/>
+        </w:rPr>
+        <w:t xml:space="preserve">    </w:t>
+      </w:r>
+      <w:proofErr w:type="spellStart"/>
+      <w:r>
+        <w:rPr>
+          <w:rFonts w:ascii="Consolas" w:eastAsia="Times New Roman" w:hAnsi="Consolas" w:cs="Times New Roman"/>
+          <w:sz w:val="20"/>
+          <w:szCs w:val="20"/>
+          <w:lang w:val="uk-UA"/>
+        </w:rPr>
+        <w:t>fprintf</w:t>
+      </w:r>
+      <w:proofErr w:type="spellEnd"/>
+      <w:r>
+        <w:rPr>
+          <w:rFonts w:ascii="Consolas" w:eastAsia="Times New Roman" w:hAnsi="Consolas" w:cs="Times New Roman"/>
+          <w:sz w:val="20"/>
+          <w:szCs w:val="20"/>
+          <w:lang w:val="uk-UA"/>
+        </w:rPr>
+        <w:t>(</w:t>
+      </w:r>
+      <w:r>
+        <w:rPr>
+          <w:rFonts w:ascii="Consolas" w:eastAsia="Times New Roman" w:hAnsi="Consolas" w:cs="Times New Roman"/>
+          <w:color w:val="A709F5"/>
+          <w:sz w:val="20"/>
+          <w:szCs w:val="20"/>
+          <w:lang w:val="uk-UA"/>
+        </w:rPr>
+        <w:t>'Перевірка покриття потреби в автобусах по періодах:\n'</w:t>
+      </w:r>
+      <w:r>
+        <w:rPr>
+          <w:rFonts w:ascii="Consolas" w:eastAsia="Times New Roman" w:hAnsi="Consolas" w:cs="Times New Roman"/>
+          <w:sz w:val="20"/>
+          <w:szCs w:val="20"/>
+          <w:lang w:val="uk-UA"/>
+        </w:rPr>
+        <w:t>);</w:t>
+      </w:r>
+    </w:p>
+    <w:p>
+      <w:pPr>
+        <w:spacing w:line="240" w:lineRule="auto"/>
+        <w:rPr>
+          <w:rFonts w:ascii="Consolas" w:eastAsia="Times New Roman" w:hAnsi="Consolas" w:cs="Times New Roman"/>
+          <w:sz w:val="20"/>
+          <w:szCs w:val="20"/>
+          <w:lang w:val="uk-UA"/>
+        </w:rPr>
+      </w:pPr>
+      <w:r>
+        <w:rPr>
+          <w:rFonts w:ascii="Consolas" w:eastAsia="Times New Roman" w:hAnsi="Consolas" w:cs="Times New Roman"/>
+          <w:sz w:val="20"/>
+          <w:szCs w:val="20"/>
+          <w:lang w:val="uk-UA"/>
+        </w:rPr>
+        <w:t xml:space="preserve">    </w:t>
+      </w:r>
+      <w:proofErr w:type="spellStart"/>
+      <w:r>
+        <w:rPr>
+          <w:rFonts w:ascii="Consolas" w:eastAsia="Times New Roman" w:hAnsi="Consolas" w:cs="Times New Roman"/>
+          <w:sz w:val="20"/>
+          <w:szCs w:val="20"/>
+          <w:lang w:val="uk-UA"/>
+        </w:rPr>
+        <w:t>buses_on_duty</w:t>
+      </w:r>
+      <w:proofErr w:type="spellEnd"/>
+      <w:r>
+        <w:rPr>
+          <w:rFonts w:ascii="Consolas" w:eastAsia="Times New Roman" w:hAnsi="Consolas" w:cs="Times New Roman"/>
+          <w:sz w:val="20"/>
+          <w:szCs w:val="20"/>
+          <w:lang w:val="uk-UA"/>
+        </w:rPr>
+        <w:t xml:space="preserve"> = </w:t>
+      </w:r>
+      <w:proofErr w:type="spellStart"/>
+      <w:r>
+        <w:rPr>
+          <w:rFonts w:ascii="Consolas" w:eastAsia="Times New Roman" w:hAnsi="Consolas" w:cs="Times New Roman"/>
+          <w:sz w:val="20"/>
+          <w:szCs w:val="20"/>
+          <w:lang w:val="uk-UA"/>
+        </w:rPr>
+        <w:t>zeros</w:t>
+      </w:r>
+      <w:proofErr w:type="spellEnd"/>
+      <w:r>
+        <w:rPr>
+          <w:rFonts w:ascii="Consolas" w:eastAsia="Times New Roman" w:hAnsi="Consolas" w:cs="Times New Roman"/>
+          <w:sz w:val="20"/>
+          <w:szCs w:val="20"/>
+          <w:lang w:val="uk-UA"/>
+        </w:rPr>
+        <w:t>(</w:t>
+      </w:r>
+      <w:proofErr w:type="spellStart"/>
+      <w:r>
+        <w:rPr>
+          <w:rFonts w:ascii="Consolas" w:eastAsia="Times New Roman" w:hAnsi="Consolas" w:cs="Times New Roman"/>
+          <w:sz w:val="20"/>
+          <w:szCs w:val="20"/>
+          <w:lang w:val="uk-UA"/>
+        </w:rPr>
+        <w:t>length</w:t>
+      </w:r>
+      <w:proofErr w:type="spellEnd"/>
+      <w:r>
+        <w:rPr>
+          <w:rFonts w:ascii="Consolas" w:eastAsia="Times New Roman" w:hAnsi="Consolas" w:cs="Times New Roman"/>
+          <w:sz w:val="20"/>
+          <w:szCs w:val="20"/>
+          <w:lang w:val="uk-UA"/>
+        </w:rPr>
+        <w:t>(</w:t>
+      </w:r>
+      <w:proofErr w:type="spellStart"/>
+      <w:r>
+        <w:rPr>
+          <w:rFonts w:ascii="Consolas" w:eastAsia="Times New Roman" w:hAnsi="Consolas" w:cs="Times New Roman"/>
+          <w:sz w:val="20"/>
+          <w:szCs w:val="20"/>
+          <w:lang w:val="uk-UA"/>
+        </w:rPr>
+        <w:t>requirements</w:t>
+      </w:r>
+      <w:proofErr w:type="spellEnd"/>
+      <w:r>
+        <w:rPr>
+          <w:rFonts w:ascii="Consolas" w:eastAsia="Times New Roman" w:hAnsi="Consolas" w:cs="Times New Roman"/>
+          <w:sz w:val="20"/>
+          <w:szCs w:val="20"/>
+          <w:lang w:val="uk-UA"/>
+        </w:rPr>
+        <w:t>),1);</w:t>
+      </w:r>
+    </w:p>
+    <w:p>
+      <w:pPr>
+        <w:spacing w:line="240" w:lineRule="auto"/>
+        <w:rPr>
+          <w:rFonts w:ascii="Consolas" w:eastAsia="Times New Roman" w:hAnsi="Consolas" w:cs="Times New Roman"/>
+          <w:sz w:val="20"/>
+          <w:szCs w:val="20"/>
+          <w:lang w:val="uk-UA"/>
+        </w:rPr>
+      </w:pPr>
+      <w:r>
+        <w:rPr>
+          <w:rFonts w:ascii="Consolas" w:eastAsia="Times New Roman" w:hAnsi="Consolas" w:cs="Times New Roman"/>
+          <w:sz w:val="20"/>
+          <w:szCs w:val="20"/>
+          <w:lang w:val="uk-UA"/>
+        </w:rPr>
+        <w:t xml:space="preserve">    </w:t>
+      </w:r>
+      <w:proofErr w:type="spellStart"/>
+      <w:r>
+        <w:rPr>
+          <w:rFonts w:ascii="Consolas" w:eastAsia="Times New Roman" w:hAnsi="Consolas" w:cs="Times New Roman"/>
+          <w:sz w:val="20"/>
+          <w:szCs w:val="20"/>
+          <w:lang w:val="uk-UA"/>
+        </w:rPr>
+        <w:t>buses_on_duty</w:t>
+      </w:r>
+      <w:proofErr w:type="spellEnd"/>
+      <w:r>
+        <w:rPr>
+          <w:rFonts w:ascii="Consolas" w:eastAsia="Times New Roman" w:hAnsi="Consolas" w:cs="Times New Roman"/>
+          <w:sz w:val="20"/>
+          <w:szCs w:val="20"/>
+          <w:lang w:val="uk-UA"/>
+        </w:rPr>
+        <w:t xml:space="preserve">(1) = </w:t>
+      </w:r>
+      <w:proofErr w:type="spellStart"/>
+      <w:r>
+        <w:rPr>
+          <w:rFonts w:ascii="Consolas" w:eastAsia="Times New Roman" w:hAnsi="Consolas" w:cs="Times New Roman"/>
+          <w:sz w:val="20"/>
+          <w:szCs w:val="20"/>
+          <w:lang w:val="uk-UA"/>
+        </w:rPr>
+        <w:t>x_solution</w:t>
+      </w:r>
+      <w:proofErr w:type="spellEnd"/>
+      <w:r>
+        <w:rPr>
+          <w:rFonts w:ascii="Consolas" w:eastAsia="Times New Roman" w:hAnsi="Consolas" w:cs="Times New Roman"/>
+          <w:sz w:val="20"/>
+          <w:szCs w:val="20"/>
+          <w:lang w:val="uk-UA"/>
+        </w:rPr>
+        <w:t xml:space="preserve">(6) + </w:t>
+      </w:r>
+      <w:proofErr w:type="spellStart"/>
+      <w:r>
+        <w:rPr>
+          <w:rFonts w:ascii="Consolas" w:eastAsia="Times New Roman" w:hAnsi="Consolas" w:cs="Times New Roman"/>
+          <w:sz w:val="20"/>
+          <w:szCs w:val="20"/>
+          <w:lang w:val="uk-UA"/>
+        </w:rPr>
+        <w:t>x_solution</w:t>
+      </w:r>
+      <w:proofErr w:type="spellEnd"/>
+      <w:r>
+        <w:rPr>
+          <w:rFonts w:ascii="Consolas" w:eastAsia="Times New Roman" w:hAnsi="Consolas" w:cs="Times New Roman"/>
+          <w:sz w:val="20"/>
+          <w:szCs w:val="20"/>
+          <w:lang w:val="uk-UA"/>
+        </w:rPr>
+        <w:t>(1);</w:t>
+      </w:r>
+    </w:p>
+    <w:p>
+      <w:pPr>
+        <w:spacing w:line="240" w:lineRule="auto"/>
+        <w:rPr>
+          <w:rFonts w:ascii="Consolas" w:eastAsia="Times New Roman" w:hAnsi="Consolas" w:cs="Times New Roman"/>
+          <w:sz w:val="20"/>
+          <w:szCs w:val="20"/>
+          <w:lang w:val="uk-UA"/>
+        </w:rPr>
+      </w:pPr>
+      <w:r>
+        <w:rPr>
+          <w:rFonts w:ascii="Consolas" w:eastAsia="Times New Roman" w:hAnsi="Consolas" w:cs="Times New Roman"/>
+          <w:sz w:val="20"/>
+          <w:szCs w:val="20"/>
+          <w:lang w:val="uk-UA"/>
+        </w:rPr>
+        <w:t xml:space="preserve">    </w:t>
+      </w:r>
+      <w:proofErr w:type="spellStart"/>
+      <w:r>
+        <w:rPr>
+          <w:rFonts w:ascii="Consolas" w:eastAsia="Times New Roman" w:hAnsi="Consolas" w:cs="Times New Roman"/>
+          <w:sz w:val="20"/>
+          <w:szCs w:val="20"/>
+          <w:lang w:val="uk-UA"/>
+        </w:rPr>
+        <w:t>buses_on_duty</w:t>
+      </w:r>
+      <w:proofErr w:type="spellEnd"/>
+      <w:r>
+        <w:rPr>
+          <w:rFonts w:ascii="Consolas" w:eastAsia="Times New Roman" w:hAnsi="Consolas" w:cs="Times New Roman"/>
+          <w:sz w:val="20"/>
+          <w:szCs w:val="20"/>
+          <w:lang w:val="uk-UA"/>
+        </w:rPr>
+        <w:t xml:space="preserve">(2) = </w:t>
+      </w:r>
+      <w:proofErr w:type="spellStart"/>
+      <w:r>
+        <w:rPr>
+          <w:rFonts w:ascii="Consolas" w:eastAsia="Times New Roman" w:hAnsi="Consolas" w:cs="Times New Roman"/>
+          <w:sz w:val="20"/>
+          <w:szCs w:val="20"/>
+          <w:lang w:val="uk-UA"/>
+        </w:rPr>
+        <w:t>x_solution</w:t>
+      </w:r>
+      <w:proofErr w:type="spellEnd"/>
+      <w:r>
+        <w:rPr>
+          <w:rFonts w:ascii="Consolas" w:eastAsia="Times New Roman" w:hAnsi="Consolas" w:cs="Times New Roman"/>
+          <w:sz w:val="20"/>
+          <w:szCs w:val="20"/>
+          <w:lang w:val="uk-UA"/>
+        </w:rPr>
+        <w:t xml:space="preserve">(1) + </w:t>
+      </w:r>
+      <w:proofErr w:type="spellStart"/>
+      <w:r>
+        <w:rPr>
+          <w:rFonts w:ascii="Consolas" w:eastAsia="Times New Roman" w:hAnsi="Consolas" w:cs="Times New Roman"/>
+          <w:sz w:val="20"/>
+          <w:szCs w:val="20"/>
+          <w:lang w:val="uk-UA"/>
+        </w:rPr>
+        <w:t>x_solution</w:t>
+      </w:r>
+      <w:proofErr w:type="spellEnd"/>
+      <w:r>
+        <w:rPr>
+          <w:rFonts w:ascii="Consolas" w:eastAsia="Times New Roman" w:hAnsi="Consolas" w:cs="Times New Roman"/>
+          <w:sz w:val="20"/>
+          <w:szCs w:val="20"/>
+          <w:lang w:val="uk-UA"/>
+        </w:rPr>
+        <w:t>(2);</w:t>
+      </w:r>
+    </w:p>
+    <w:p>
+      <w:pPr>
+        <w:spacing w:line="240" w:lineRule="auto"/>
+        <w:rPr>
+          <w:rFonts w:ascii="Consolas" w:eastAsia="Times New Roman" w:hAnsi="Consolas" w:cs="Times New Roman"/>
+          <w:sz w:val="20"/>
+          <w:szCs w:val="20"/>
+          <w:lang w:val="uk-UA"/>
+        </w:rPr>
+      </w:pPr>
+      <w:r>
+        <w:rPr>
+          <w:rFonts w:ascii="Consolas" w:eastAsia="Times New Roman" w:hAnsi="Consolas" w:cs="Times New Roman"/>
+          <w:sz w:val="20"/>
+          <w:szCs w:val="20"/>
+          <w:lang w:val="uk-UA"/>
+        </w:rPr>
+        <w:t xml:space="preserve">    </w:t>
+      </w:r>
+      <w:proofErr w:type="spellStart"/>
+      <w:r>
+        <w:rPr>
+          <w:rFonts w:ascii="Consolas" w:eastAsia="Times New Roman" w:hAnsi="Consolas" w:cs="Times New Roman"/>
+          <w:sz w:val="20"/>
+          <w:szCs w:val="20"/>
+          <w:lang w:val="uk-UA"/>
+        </w:rPr>
+        <w:t>buses_on_duty</w:t>
+      </w:r>
+      <w:proofErr w:type="spellEnd"/>
+      <w:r>
+        <w:rPr>
+          <w:rFonts w:ascii="Consolas" w:eastAsia="Times New Roman" w:hAnsi="Consolas" w:cs="Times New Roman"/>
+          <w:sz w:val="20"/>
+          <w:szCs w:val="20"/>
+          <w:lang w:val="uk-UA"/>
+        </w:rPr>
+        <w:t xml:space="preserve">(3) = </w:t>
+      </w:r>
+      <w:proofErr w:type="spellStart"/>
+      <w:r>
+        <w:rPr>
+          <w:rFonts w:ascii="Consolas" w:eastAsia="Times New Roman" w:hAnsi="Consolas" w:cs="Times New Roman"/>
+          <w:sz w:val="20"/>
+          <w:szCs w:val="20"/>
+          <w:lang w:val="uk-UA"/>
+        </w:rPr>
+        <w:t>x_solution</w:t>
+      </w:r>
+      <w:proofErr w:type="spellEnd"/>
+      <w:r>
+        <w:rPr>
+          <w:rFonts w:ascii="Consolas" w:eastAsia="Times New Roman" w:hAnsi="Consolas" w:cs="Times New Roman"/>
+          <w:sz w:val="20"/>
+          <w:szCs w:val="20"/>
+          <w:lang w:val="uk-UA"/>
+        </w:rPr>
+        <w:t xml:space="preserve">(2) + </w:t>
+      </w:r>
+      <w:proofErr w:type="spellStart"/>
+      <w:r>
+        <w:rPr>
+          <w:rFonts w:ascii="Consolas" w:eastAsia="Times New Roman" w:hAnsi="Consolas" w:cs="Times New Roman"/>
+          <w:sz w:val="20"/>
+          <w:szCs w:val="20"/>
+          <w:lang w:val="uk-UA"/>
+        </w:rPr>
+        <w:t>x_solution</w:t>
+      </w:r>
+      <w:proofErr w:type="spellEnd"/>
+      <w:r>
+        <w:rPr>
+          <w:rFonts w:ascii="Consolas" w:eastAsia="Times New Roman" w:hAnsi="Consolas" w:cs="Times New Roman"/>
+          <w:sz w:val="20"/>
+          <w:szCs w:val="20"/>
+          <w:lang w:val="uk-UA"/>
+        </w:rPr>
+        <w:t>(3);</w:t>
+      </w:r>
+    </w:p>
+    <w:p>
+      <w:pPr>
+        <w:spacing w:line="240" w:lineRule="auto"/>
+        <w:rPr>
+          <w:rFonts w:ascii="Consolas" w:eastAsia="Times New Roman" w:hAnsi="Consolas" w:cs="Times New Roman"/>
+          <w:sz w:val="20"/>
+          <w:szCs w:val="20"/>
+          <w:lang w:val="uk-UA"/>
+        </w:rPr>
+      </w:pPr>
+      <w:r>
+        <w:rPr>
+          <w:rFonts w:ascii="Consolas" w:eastAsia="Times New Roman" w:hAnsi="Consolas" w:cs="Times New Roman"/>
+          <w:sz w:val="20"/>
+          <w:szCs w:val="20"/>
+          <w:lang w:val="uk-UA"/>
+        </w:rPr>
+        <w:t xml:space="preserve">    </w:t>
+      </w:r>
+      <w:proofErr w:type="spellStart"/>
+      <w:r>
+        <w:rPr>
+          <w:rFonts w:ascii="Consolas" w:eastAsia="Times New Roman" w:hAnsi="Consolas" w:cs="Times New Roman"/>
+          <w:sz w:val="20"/>
+          <w:szCs w:val="20"/>
+          <w:lang w:val="uk-UA"/>
+        </w:rPr>
+        <w:t>buses_on_duty</w:t>
+      </w:r>
+      <w:proofErr w:type="spellEnd"/>
+      <w:r>
+        <w:rPr>
+          <w:rFonts w:ascii="Consolas" w:eastAsia="Times New Roman" w:hAnsi="Consolas" w:cs="Times New Roman"/>
+          <w:sz w:val="20"/>
+          <w:szCs w:val="20"/>
+          <w:lang w:val="uk-UA"/>
+        </w:rPr>
+        <w:t xml:space="preserve">(4) = </w:t>
+      </w:r>
+      <w:proofErr w:type="spellStart"/>
+      <w:r>
+        <w:rPr>
+          <w:rFonts w:ascii="Consolas" w:eastAsia="Times New Roman" w:hAnsi="Consolas" w:cs="Times New Roman"/>
+          <w:sz w:val="20"/>
+          <w:szCs w:val="20"/>
+          <w:lang w:val="uk-UA"/>
+        </w:rPr>
+        <w:t>x_solution</w:t>
+      </w:r>
+      <w:proofErr w:type="spellEnd"/>
+      <w:r>
+        <w:rPr>
+          <w:rFonts w:ascii="Consolas" w:eastAsia="Times New Roman" w:hAnsi="Consolas" w:cs="Times New Roman"/>
+          <w:sz w:val="20"/>
+          <w:szCs w:val="20"/>
+          <w:lang w:val="uk-UA"/>
+        </w:rPr>
+        <w:t xml:space="preserve">(3) + </w:t>
+      </w:r>
+      <w:proofErr w:type="spellStart"/>
+      <w:r>
+        <w:rPr>
+          <w:rFonts w:ascii="Consolas" w:eastAsia="Times New Roman" w:hAnsi="Consolas" w:cs="Times New Roman"/>
+          <w:sz w:val="20"/>
+          <w:szCs w:val="20"/>
+          <w:lang w:val="uk-UA"/>
+        </w:rPr>
+        <w:t>x_solution</w:t>
+      </w:r>
+      <w:proofErr w:type="spellEnd"/>
+      <w:r>
+        <w:rPr>
+          <w:rFonts w:ascii="Consolas" w:eastAsia="Times New Roman" w:hAnsi="Consolas" w:cs="Times New Roman"/>
+          <w:sz w:val="20"/>
+          <w:szCs w:val="20"/>
+          <w:lang w:val="uk-UA"/>
+        </w:rPr>
+        <w:t>(4);</w:t>
+      </w:r>
+    </w:p>
+    <w:p>
+      <w:pPr>
+        <w:spacing w:line="240" w:lineRule="auto"/>
+        <w:rPr>
+          <w:rFonts w:ascii="Consolas" w:eastAsia="Times New Roman" w:hAnsi="Consolas" w:cs="Times New Roman"/>
+          <w:sz w:val="20"/>
+          <w:szCs w:val="20"/>
+          <w:lang w:val="uk-UA"/>
+        </w:rPr>
+      </w:pPr>
+      <w:r>
+        <w:rPr>
+          <w:rFonts w:ascii="Consolas" w:eastAsia="Times New Roman" w:hAnsi="Consolas" w:cs="Times New Roman"/>
+          <w:sz w:val="20"/>
+          <w:szCs w:val="20"/>
+          <w:lang w:val="uk-UA"/>
+        </w:rPr>
+        <w:t xml:space="preserve">    </w:t>
+      </w:r>
+      <w:proofErr w:type="spellStart"/>
+      <w:r>
+        <w:rPr>
+          <w:rFonts w:ascii="Consolas" w:eastAsia="Times New Roman" w:hAnsi="Consolas" w:cs="Times New Roman"/>
+          <w:sz w:val="20"/>
+          <w:szCs w:val="20"/>
+          <w:lang w:val="uk-UA"/>
+        </w:rPr>
+        <w:t>buses_on_duty</w:t>
+      </w:r>
+      <w:proofErr w:type="spellEnd"/>
+      <w:r>
+        <w:rPr>
+          <w:rFonts w:ascii="Consolas" w:eastAsia="Times New Roman" w:hAnsi="Consolas" w:cs="Times New Roman"/>
+          <w:sz w:val="20"/>
+          <w:szCs w:val="20"/>
+          <w:lang w:val="uk-UA"/>
+        </w:rPr>
+        <w:t xml:space="preserve">(5) = </w:t>
+      </w:r>
+      <w:proofErr w:type="spellStart"/>
+      <w:r>
+        <w:rPr>
+          <w:rFonts w:ascii="Consolas" w:eastAsia="Times New Roman" w:hAnsi="Consolas" w:cs="Times New Roman"/>
+          <w:sz w:val="20"/>
+          <w:szCs w:val="20"/>
+          <w:lang w:val="uk-UA"/>
+        </w:rPr>
+        <w:t>x_solution</w:t>
+      </w:r>
+      <w:proofErr w:type="spellEnd"/>
+      <w:r>
+        <w:rPr>
+          <w:rFonts w:ascii="Consolas" w:eastAsia="Times New Roman" w:hAnsi="Consolas" w:cs="Times New Roman"/>
+          <w:sz w:val="20"/>
+          <w:szCs w:val="20"/>
+          <w:lang w:val="uk-UA"/>
+        </w:rPr>
+        <w:t xml:space="preserve">(4) + </w:t>
+      </w:r>
+      <w:proofErr w:type="spellStart"/>
+      <w:r>
+        <w:rPr>
+          <w:rFonts w:ascii="Consolas" w:eastAsia="Times New Roman" w:hAnsi="Consolas" w:cs="Times New Roman"/>
+          <w:sz w:val="20"/>
+          <w:szCs w:val="20"/>
+          <w:lang w:val="uk-UA"/>
+        </w:rPr>
+        <w:t>x_solution</w:t>
+      </w:r>
+      <w:proofErr w:type="spellEnd"/>
+      <w:r>
+        <w:rPr>
+          <w:rFonts w:ascii="Consolas" w:eastAsia="Times New Roman" w:hAnsi="Consolas" w:cs="Times New Roman"/>
+          <w:sz w:val="20"/>
+          <w:szCs w:val="20"/>
+          <w:lang w:val="uk-UA"/>
+        </w:rPr>
+        <w:t>(5);</w:t>
+      </w:r>
+    </w:p>
+    <w:p>
+      <w:pPr>
+        <w:spacing w:line="240" w:lineRule="auto"/>
+        <w:rPr>
+          <w:rFonts w:ascii="Consolas" w:eastAsia="Times New Roman" w:hAnsi="Consolas" w:cs="Times New Roman"/>
+          <w:sz w:val="20"/>
+          <w:szCs w:val="20"/>
+          <w:lang w:val="uk-UA"/>
+        </w:rPr>
+      </w:pPr>
+      <w:r>
+        <w:rPr>
+          <w:rFonts w:ascii="Consolas" w:eastAsia="Times New Roman" w:hAnsi="Consolas" w:cs="Times New Roman"/>
+          <w:sz w:val="20"/>
+          <w:szCs w:val="20"/>
+          <w:lang w:val="uk-UA"/>
+        </w:rPr>
+        <w:t xml:space="preserve">    </w:t>
+      </w:r>
+      <w:proofErr w:type="spellStart"/>
+      <w:r>
+        <w:rPr>
+          <w:rFonts w:ascii="Consolas" w:eastAsia="Times New Roman" w:hAnsi="Consolas" w:cs="Times New Roman"/>
+          <w:sz w:val="20"/>
+          <w:szCs w:val="20"/>
+          <w:lang w:val="uk-UA"/>
+        </w:rPr>
+        <w:t>buses_on_duty</w:t>
+      </w:r>
+      <w:proofErr w:type="spellEnd"/>
+      <w:r>
+        <w:rPr>
+          <w:rFonts w:ascii="Consolas" w:eastAsia="Times New Roman" w:hAnsi="Consolas" w:cs="Times New Roman"/>
+          <w:sz w:val="20"/>
+          <w:szCs w:val="20"/>
+          <w:lang w:val="uk-UA"/>
+        </w:rPr>
+        <w:t xml:space="preserve">(6) = </w:t>
+      </w:r>
+      <w:proofErr w:type="spellStart"/>
+      <w:r>
+        <w:rPr>
+          <w:rFonts w:ascii="Consolas" w:eastAsia="Times New Roman" w:hAnsi="Consolas" w:cs="Times New Roman"/>
+          <w:sz w:val="20"/>
+          <w:szCs w:val="20"/>
+          <w:lang w:val="uk-UA"/>
+        </w:rPr>
+        <w:t>x_solution</w:t>
+      </w:r>
+      <w:proofErr w:type="spellEnd"/>
+      <w:r>
+        <w:rPr>
+          <w:rFonts w:ascii="Consolas" w:eastAsia="Times New Roman" w:hAnsi="Consolas" w:cs="Times New Roman"/>
+          <w:sz w:val="20"/>
+          <w:szCs w:val="20"/>
+          <w:lang w:val="uk-UA"/>
+        </w:rPr>
+        <w:t xml:space="preserve">(5) + </w:t>
+      </w:r>
+      <w:proofErr w:type="spellStart"/>
+      <w:r>
+        <w:rPr>
+          <w:rFonts w:ascii="Consolas" w:eastAsia="Times New Roman" w:hAnsi="Consolas" w:cs="Times New Roman"/>
+          <w:sz w:val="20"/>
+          <w:szCs w:val="20"/>
+          <w:lang w:val="uk-UA"/>
+        </w:rPr>
+        <w:t>x_solution</w:t>
+      </w:r>
+      <w:proofErr w:type="spellEnd"/>
+      <w:r>
+        <w:rPr>
+          <w:rFonts w:ascii="Consolas" w:eastAsia="Times New Roman" w:hAnsi="Consolas" w:cs="Times New Roman"/>
+          <w:sz w:val="20"/>
+          <w:szCs w:val="20"/>
+          <w:lang w:val="uk-UA"/>
+        </w:rPr>
+        <w:t>(6);</w:t>
+      </w:r>
+    </w:p>
+    <w:p>
+      <w:pPr>
+        <w:spacing w:line="240" w:lineRule="auto"/>
+        <w:rPr>
+          <w:rFonts w:ascii="Consolas" w:eastAsia="Times New Roman" w:hAnsi="Consolas" w:cs="Times New Roman"/>
+          <w:sz w:val="20"/>
+          <w:szCs w:val="20"/>
+          <w:lang w:val="uk-UA"/>
+        </w:rPr>
+      </w:pPr>
+      <w:r>
+        <w:rPr>
+          <w:rFonts w:ascii="Consolas" w:eastAsia="Times New Roman" w:hAnsi="Consolas" w:cs="Times New Roman"/>
+          <w:sz w:val="20"/>
+          <w:szCs w:val="20"/>
+          <w:lang w:val="uk-UA"/>
+        </w:rPr>
+        <w:t xml:space="preserve">    </w:t>
+      </w:r>
+    </w:p>
+    <w:p>
+      <w:pPr>
+        <w:spacing w:line="240" w:lineRule="auto"/>
+        <w:rPr>
+          <w:rFonts w:ascii="Consolas" w:eastAsia="Times New Roman" w:hAnsi="Consolas" w:cs="Times New Roman"/>
+          <w:sz w:val="20"/>
+          <w:szCs w:val="20"/>
+          <w:lang w:val="uk-UA"/>
+        </w:rPr>
+      </w:pPr>
+      <w:r>
+        <w:rPr>
+          <w:rFonts w:ascii="Consolas" w:eastAsia="Times New Roman" w:hAnsi="Consolas" w:cs="Times New Roman"/>
+          <w:sz w:val="20"/>
+          <w:szCs w:val="20"/>
+          <w:lang w:val="uk-UA"/>
+        </w:rPr>
+        <w:t xml:space="preserve">    </w:t>
+      </w:r>
+      <w:proofErr w:type="spellStart"/>
+      <w:r>
+        <w:rPr>
+          <w:rFonts w:ascii="Consolas" w:eastAsia="Times New Roman" w:hAnsi="Consolas" w:cs="Times New Roman"/>
+          <w:sz w:val="20"/>
+          <w:szCs w:val="20"/>
+          <w:lang w:val="uk-UA"/>
+        </w:rPr>
+        <w:t>period_times</w:t>
+      </w:r>
+      <w:proofErr w:type="spellEnd"/>
+      <w:r>
+        <w:rPr>
+          <w:rFonts w:ascii="Consolas" w:eastAsia="Times New Roman" w:hAnsi="Consolas" w:cs="Times New Roman"/>
+          <w:sz w:val="20"/>
+          <w:szCs w:val="20"/>
+          <w:lang w:val="uk-UA"/>
+        </w:rPr>
+        <w:t xml:space="preserve"> = [</w:t>
+      </w:r>
+      <w:r>
+        <w:rPr>
+          <w:rFonts w:ascii="Consolas" w:eastAsia="Times New Roman" w:hAnsi="Consolas" w:cs="Times New Roman"/>
+          <w:color w:val="A709F5"/>
+          <w:sz w:val="20"/>
+          <w:szCs w:val="20"/>
+          <w:lang w:val="uk-UA"/>
+        </w:rPr>
+        <w:t>"00:00-04:00"</w:t>
+      </w:r>
+      <w:r>
+        <w:rPr>
+          <w:rFonts w:ascii="Consolas" w:eastAsia="Times New Roman" w:hAnsi="Consolas" w:cs="Times New Roman"/>
+          <w:sz w:val="20"/>
+          <w:szCs w:val="20"/>
+          <w:lang w:val="uk-UA"/>
+        </w:rPr>
+        <w:t xml:space="preserve">; </w:t>
+      </w:r>
+      <w:r>
+        <w:rPr>
+          <w:rFonts w:ascii="Consolas" w:eastAsia="Times New Roman" w:hAnsi="Consolas" w:cs="Times New Roman"/>
+          <w:color w:val="A709F5"/>
+          <w:sz w:val="20"/>
+          <w:szCs w:val="20"/>
+          <w:lang w:val="uk-UA"/>
+        </w:rPr>
+        <w:t>"04:00-08:00"</w:t>
+      </w:r>
+      <w:r>
+        <w:rPr>
+          <w:rFonts w:ascii="Consolas" w:eastAsia="Times New Roman" w:hAnsi="Consolas" w:cs="Times New Roman"/>
+          <w:sz w:val="20"/>
+          <w:szCs w:val="20"/>
+          <w:lang w:val="uk-UA"/>
+        </w:rPr>
+        <w:t xml:space="preserve">; </w:t>
+      </w:r>
+      <w:r>
+        <w:rPr>
+          <w:rFonts w:ascii="Consolas" w:eastAsia="Times New Roman" w:hAnsi="Consolas" w:cs="Times New Roman"/>
+          <w:color w:val="A709F5"/>
+          <w:sz w:val="20"/>
+          <w:szCs w:val="20"/>
+          <w:lang w:val="uk-UA"/>
+        </w:rPr>
+        <w:t>"08:00-12:00"</w:t>
+      </w:r>
+      <w:r>
+        <w:rPr>
+          <w:rFonts w:ascii="Consolas" w:eastAsia="Times New Roman" w:hAnsi="Consolas" w:cs="Times New Roman"/>
+          <w:sz w:val="20"/>
+          <w:szCs w:val="20"/>
+          <w:lang w:val="uk-UA"/>
+        </w:rPr>
+        <w:t xml:space="preserve">; </w:t>
+      </w:r>
+      <w:r>
+        <w:rPr>
+          <w:rFonts w:ascii="Consolas" w:eastAsia="Times New Roman" w:hAnsi="Consolas" w:cs="Times New Roman"/>
+          <w:color w:val="A709F5"/>
+          <w:sz w:val="20"/>
+          <w:szCs w:val="20"/>
+          <w:lang w:val="uk-UA"/>
+        </w:rPr>
+        <w:t>"12:00-16:00"</w:t>
+      </w:r>
+      <w:r>
+        <w:rPr>
+          <w:rFonts w:ascii="Consolas" w:eastAsia="Times New Roman" w:hAnsi="Consolas" w:cs="Times New Roman"/>
+          <w:sz w:val="20"/>
+          <w:szCs w:val="20"/>
+          <w:lang w:val="uk-UA"/>
+        </w:rPr>
+        <w:t xml:space="preserve">; </w:t>
+      </w:r>
+      <w:r>
+        <w:rPr>
+          <w:rFonts w:ascii="Consolas" w:eastAsia="Times New Roman" w:hAnsi="Consolas" w:cs="Times New Roman"/>
+          <w:color w:val="A709F5"/>
+          <w:sz w:val="20"/>
+          <w:szCs w:val="20"/>
+          <w:lang w:val="uk-UA"/>
+        </w:rPr>
+        <w:t>"16:00-20:00"</w:t>
+      </w:r>
+      <w:r>
+        <w:rPr>
+          <w:rFonts w:ascii="Consolas" w:eastAsia="Times New Roman" w:hAnsi="Consolas" w:cs="Times New Roman"/>
+          <w:sz w:val="20"/>
+          <w:szCs w:val="20"/>
+          <w:lang w:val="uk-UA"/>
+        </w:rPr>
+        <w:t xml:space="preserve">; </w:t>
+      </w:r>
+      <w:r>
+        <w:rPr>
+          <w:rFonts w:ascii="Consolas" w:eastAsia="Times New Roman" w:hAnsi="Consolas" w:cs="Times New Roman"/>
+          <w:color w:val="A709F5"/>
+          <w:sz w:val="20"/>
+          <w:szCs w:val="20"/>
+          <w:lang w:val="uk-UA"/>
+        </w:rPr>
+        <w:t>"20:00-00:00"</w:t>
+      </w:r>
+      <w:r>
+        <w:rPr>
+          <w:rFonts w:ascii="Consolas" w:eastAsia="Times New Roman" w:hAnsi="Consolas" w:cs="Times New Roman"/>
+          <w:sz w:val="20"/>
+          <w:szCs w:val="20"/>
+          <w:lang w:val="uk-UA"/>
+        </w:rPr>
+        <w:t>];</w:t>
+      </w:r>
+    </w:p>
+    <w:p>
+      <w:pPr>
+        <w:spacing w:line="240" w:lineRule="auto"/>
+        <w:rPr>
+          <w:rFonts w:ascii="Consolas" w:eastAsia="Times New Roman" w:hAnsi="Consolas" w:cs="Times New Roman"/>
+          <w:sz w:val="20"/>
+          <w:szCs w:val="20"/>
+          <w:lang w:val="uk-UA"/>
+        </w:rPr>
+      </w:pPr>
+      <w:r>
+        <w:rPr>
+          <w:rFonts w:ascii="Consolas" w:eastAsia="Times New Roman" w:hAnsi="Consolas" w:cs="Times New Roman"/>
+          <w:sz w:val="20"/>
+          <w:szCs w:val="20"/>
+          <w:lang w:val="uk-UA"/>
+        </w:rPr>
+        <w:t xml:space="preserve">    </w:t>
+      </w:r>
+      <w:proofErr w:type="spellStart"/>
+      <w:r>
+        <w:rPr>
+          <w:rFonts w:ascii="Consolas" w:eastAsia="Times New Roman" w:hAnsi="Consolas" w:cs="Times New Roman"/>
+          <w:color w:val="0E00FF"/>
+          <w:sz w:val="20"/>
+          <w:szCs w:val="20"/>
+          <w:lang w:val="uk-UA"/>
+        </w:rPr>
+        <w:t>for</w:t>
+      </w:r>
+      <w:proofErr w:type="spellEnd"/>
+      <w:r>
+        <w:rPr>
+          <w:rFonts w:ascii="Consolas" w:eastAsia="Times New Roman" w:hAnsi="Consolas" w:cs="Times New Roman"/>
+          <w:color w:val="0E00FF"/>
+          <w:sz w:val="20"/>
+          <w:szCs w:val="20"/>
+          <w:lang w:val="uk-UA"/>
+        </w:rPr>
+        <w:t xml:space="preserve"> </w:t>
+      </w:r>
+      <w:r>
+        <w:rPr>
+          <w:rFonts w:ascii="Consolas" w:eastAsia="Times New Roman" w:hAnsi="Consolas" w:cs="Times New Roman"/>
+          <w:sz w:val="20"/>
+          <w:szCs w:val="20"/>
+          <w:lang w:val="uk-UA"/>
+        </w:rPr>
+        <w:t>i=1:length(</w:t>
+      </w:r>
+      <w:proofErr w:type="spellStart"/>
+      <w:r>
+        <w:rPr>
+          <w:rFonts w:ascii="Consolas" w:eastAsia="Times New Roman" w:hAnsi="Consolas" w:cs="Times New Roman"/>
+          <w:sz w:val="20"/>
+          <w:szCs w:val="20"/>
+          <w:lang w:val="uk-UA"/>
+        </w:rPr>
+        <w:t>requirements</w:t>
+      </w:r>
+      <w:proofErr w:type="spellEnd"/>
+      <w:r>
+        <w:rPr>
+          <w:rFonts w:ascii="Consolas" w:eastAsia="Times New Roman" w:hAnsi="Consolas" w:cs="Times New Roman"/>
+          <w:sz w:val="20"/>
+          <w:szCs w:val="20"/>
+          <w:lang w:val="uk-UA"/>
+        </w:rPr>
+        <w:t>)</w:t>
+      </w:r>
+    </w:p>
+    <w:p>
+      <w:pPr>
+        <w:spacing w:line="240" w:lineRule="auto"/>
+        <w:rPr>
+          <w:rFonts w:ascii="Consolas" w:eastAsia="Times New Roman" w:hAnsi="Consolas" w:cs="Times New Roman"/>
+          <w:sz w:val="20"/>
+          <w:szCs w:val="20"/>
+          <w:lang w:val="uk-UA"/>
+        </w:rPr>
+      </w:pPr>
+      <w:r>
+        <w:rPr>
+          <w:rFonts w:ascii="Consolas" w:eastAsia="Times New Roman" w:hAnsi="Consolas" w:cs="Times New Roman"/>
+          <w:sz w:val="20"/>
+          <w:szCs w:val="20"/>
+          <w:lang w:val="uk-UA"/>
+        </w:rPr>
+        <w:t xml:space="preserve">        </w:t>
+      </w:r>
+      <w:proofErr w:type="spellStart"/>
+      <w:r>
+        <w:rPr>
+          <w:rFonts w:ascii="Consolas" w:eastAsia="Times New Roman" w:hAnsi="Consolas" w:cs="Times New Roman"/>
+          <w:sz w:val="20"/>
+          <w:szCs w:val="20"/>
+          <w:lang w:val="uk-UA"/>
+        </w:rPr>
+        <w:t>fprintf</w:t>
+      </w:r>
+      <w:proofErr w:type="spellEnd"/>
+      <w:r>
+        <w:rPr>
+          <w:rFonts w:ascii="Consolas" w:eastAsia="Times New Roman" w:hAnsi="Consolas" w:cs="Times New Roman"/>
+          <w:sz w:val="20"/>
+          <w:szCs w:val="20"/>
+          <w:lang w:val="uk-UA"/>
+        </w:rPr>
+        <w:t>(</w:t>
+      </w:r>
+      <w:r>
+        <w:rPr>
+          <w:rFonts w:ascii="Consolas" w:eastAsia="Times New Roman" w:hAnsi="Consolas" w:cs="Times New Roman"/>
+          <w:color w:val="A709F5"/>
+          <w:sz w:val="20"/>
+          <w:szCs w:val="20"/>
+          <w:lang w:val="uk-UA"/>
+        </w:rPr>
+        <w:t>'Період %s: Потрібно %2d, Працює %2.0f\n'</w:t>
+      </w:r>
+      <w:r>
+        <w:rPr>
+          <w:rFonts w:ascii="Consolas" w:eastAsia="Times New Roman" w:hAnsi="Consolas" w:cs="Times New Roman"/>
+          <w:sz w:val="20"/>
+          <w:szCs w:val="20"/>
+          <w:lang w:val="uk-UA"/>
+        </w:rPr>
+        <w:t xml:space="preserve">, </w:t>
+      </w:r>
+      <w:proofErr w:type="spellStart"/>
+      <w:r>
+        <w:rPr>
+          <w:rFonts w:ascii="Consolas" w:eastAsia="Times New Roman" w:hAnsi="Consolas" w:cs="Times New Roman"/>
+          <w:sz w:val="20"/>
+          <w:szCs w:val="20"/>
+          <w:lang w:val="uk-UA"/>
+        </w:rPr>
+        <w:t>period_times</w:t>
+      </w:r>
+      <w:proofErr w:type="spellEnd"/>
+      <w:r>
+        <w:rPr>
+          <w:rFonts w:ascii="Consolas" w:eastAsia="Times New Roman" w:hAnsi="Consolas" w:cs="Times New Roman"/>
+          <w:sz w:val="20"/>
+          <w:szCs w:val="20"/>
+          <w:lang w:val="uk-UA"/>
+        </w:rPr>
+        <w:t xml:space="preserve">(i), </w:t>
+      </w:r>
+      <w:proofErr w:type="spellStart"/>
+      <w:r>
+        <w:rPr>
+          <w:rFonts w:ascii="Consolas" w:eastAsia="Times New Roman" w:hAnsi="Consolas" w:cs="Times New Roman"/>
+          <w:sz w:val="20"/>
+          <w:szCs w:val="20"/>
+          <w:lang w:val="uk-UA"/>
+        </w:rPr>
+        <w:t>requirements</w:t>
+      </w:r>
+      <w:proofErr w:type="spellEnd"/>
+      <w:r>
+        <w:rPr>
+          <w:rFonts w:ascii="Consolas" w:eastAsia="Times New Roman" w:hAnsi="Consolas" w:cs="Times New Roman"/>
+          <w:sz w:val="20"/>
+          <w:szCs w:val="20"/>
+          <w:lang w:val="uk-UA"/>
+        </w:rPr>
+        <w:t xml:space="preserve">(i), </w:t>
+      </w:r>
+      <w:proofErr w:type="spellStart"/>
+      <w:r>
+        <w:rPr>
+          <w:rFonts w:ascii="Consolas" w:eastAsia="Times New Roman" w:hAnsi="Consolas" w:cs="Times New Roman"/>
+          <w:sz w:val="20"/>
+          <w:szCs w:val="20"/>
+          <w:lang w:val="uk-UA"/>
+        </w:rPr>
+        <w:t>buses_on_duty</w:t>
+      </w:r>
+      <w:proofErr w:type="spellEnd"/>
+      <w:r>
+        <w:rPr>
+          <w:rFonts w:ascii="Consolas" w:eastAsia="Times New Roman" w:hAnsi="Consolas" w:cs="Times New Roman"/>
+          <w:sz w:val="20"/>
+          <w:szCs w:val="20"/>
+          <w:lang w:val="uk-UA"/>
+        </w:rPr>
+        <w:t>(i));</w:t>
+      </w:r>
+    </w:p>
+    <w:p>
+      <w:pPr>
+        <w:spacing w:line="240" w:lineRule="auto"/>
+        <w:rPr>
+          <w:rFonts w:ascii="Consolas" w:eastAsia="Times New Roman" w:hAnsi="Consolas" w:cs="Times New Roman"/>
+          <w:sz w:val="20"/>
+          <w:szCs w:val="20"/>
+          <w:lang w:val="uk-UA"/>
+        </w:rPr>
+      </w:pPr>
+      <w:r>
+        <w:rPr>
+          <w:rFonts w:ascii="Consolas" w:eastAsia="Times New Roman" w:hAnsi="Consolas" w:cs="Times New Roman"/>
+          <w:sz w:val="20"/>
+          <w:szCs w:val="20"/>
+          <w:lang w:val="uk-UA"/>
+        </w:rPr>
+        <w:lastRenderedPageBreak/>
+        <w:t xml:space="preserve">        </w:t>
+      </w:r>
+      <w:proofErr w:type="spellStart"/>
+      <w:r>
+        <w:rPr>
+          <w:rFonts w:ascii="Consolas" w:eastAsia="Times New Roman" w:hAnsi="Consolas" w:cs="Times New Roman"/>
+          <w:color w:val="0E00FF"/>
+          <w:sz w:val="20"/>
+          <w:szCs w:val="20"/>
+          <w:lang w:val="uk-UA"/>
+        </w:rPr>
+        <w:t>if</w:t>
+      </w:r>
+      <w:proofErr w:type="spellEnd"/>
+      <w:r>
+        <w:rPr>
+          <w:rFonts w:ascii="Consolas" w:eastAsia="Times New Roman" w:hAnsi="Consolas" w:cs="Times New Roman"/>
+          <w:color w:val="0E00FF"/>
+          <w:sz w:val="20"/>
+          <w:szCs w:val="20"/>
+          <w:lang w:val="uk-UA"/>
+        </w:rPr>
+        <w:t xml:space="preserve"> </w:t>
+      </w:r>
+      <w:proofErr w:type="spellStart"/>
+      <w:r>
+        <w:rPr>
+          <w:rFonts w:ascii="Consolas" w:eastAsia="Times New Roman" w:hAnsi="Consolas" w:cs="Times New Roman"/>
+          <w:sz w:val="20"/>
+          <w:szCs w:val="20"/>
+          <w:lang w:val="uk-UA"/>
+        </w:rPr>
+        <w:t>buses_on_duty</w:t>
+      </w:r>
+      <w:proofErr w:type="spellEnd"/>
+      <w:r>
+        <w:rPr>
+          <w:rFonts w:ascii="Consolas" w:eastAsia="Times New Roman" w:hAnsi="Consolas" w:cs="Times New Roman"/>
+          <w:sz w:val="20"/>
+          <w:szCs w:val="20"/>
+          <w:lang w:val="uk-UA"/>
+        </w:rPr>
+        <w:t xml:space="preserve">(i) &lt; </w:t>
+      </w:r>
+      <w:proofErr w:type="spellStart"/>
+      <w:r>
+        <w:rPr>
+          <w:rFonts w:ascii="Consolas" w:eastAsia="Times New Roman" w:hAnsi="Consolas" w:cs="Times New Roman"/>
+          <w:sz w:val="20"/>
+          <w:szCs w:val="20"/>
+          <w:lang w:val="uk-UA"/>
+        </w:rPr>
+        <w:t>requirements</w:t>
+      </w:r>
+      <w:proofErr w:type="spellEnd"/>
+      <w:r>
+        <w:rPr>
+          <w:rFonts w:ascii="Consolas" w:eastAsia="Times New Roman" w:hAnsi="Consolas" w:cs="Times New Roman"/>
+          <w:sz w:val="20"/>
+          <w:szCs w:val="20"/>
+          <w:lang w:val="uk-UA"/>
+        </w:rPr>
+        <w:t>(i)</w:t>
+      </w:r>
+    </w:p>
+    <w:p>
+      <w:pPr>
+        <w:spacing w:line="240" w:lineRule="auto"/>
+        <w:rPr>
+          <w:rFonts w:ascii="Consolas" w:eastAsia="Times New Roman" w:hAnsi="Consolas" w:cs="Times New Roman"/>
+          <w:sz w:val="20"/>
+          <w:szCs w:val="20"/>
+          <w:lang w:val="uk-UA"/>
+        </w:rPr>
+      </w:pPr>
+      <w:r>
+        <w:rPr>
+          <w:rFonts w:ascii="Consolas" w:eastAsia="Times New Roman" w:hAnsi="Consolas" w:cs="Times New Roman"/>
+          <w:sz w:val="20"/>
+          <w:szCs w:val="20"/>
+          <w:lang w:val="uk-UA"/>
+        </w:rPr>
+        <w:t xml:space="preserve">            </w:t>
+      </w:r>
+      <w:proofErr w:type="spellStart"/>
+      <w:r>
+        <w:rPr>
+          <w:rFonts w:ascii="Consolas" w:eastAsia="Times New Roman" w:hAnsi="Consolas" w:cs="Times New Roman"/>
+          <w:sz w:val="20"/>
+          <w:szCs w:val="20"/>
+          <w:lang w:val="uk-UA"/>
+        </w:rPr>
+        <w:t>fprintf</w:t>
+      </w:r>
+      <w:proofErr w:type="spellEnd"/>
+      <w:r>
+        <w:rPr>
+          <w:rFonts w:ascii="Consolas" w:eastAsia="Times New Roman" w:hAnsi="Consolas" w:cs="Times New Roman"/>
+          <w:sz w:val="20"/>
+          <w:szCs w:val="20"/>
+          <w:lang w:val="uk-UA"/>
+        </w:rPr>
+        <w:t>(</w:t>
+      </w:r>
+      <w:r>
+        <w:rPr>
+          <w:rFonts w:ascii="Consolas" w:eastAsia="Times New Roman" w:hAnsi="Consolas" w:cs="Times New Roman"/>
+          <w:color w:val="A709F5"/>
+          <w:sz w:val="20"/>
+          <w:szCs w:val="20"/>
+          <w:lang w:val="uk-UA"/>
+        </w:rPr>
+        <w:t>'   УВАГА: Не вистачає автобусів у цьому періоді!\n'</w:t>
+      </w:r>
+      <w:r>
+        <w:rPr>
+          <w:rFonts w:ascii="Consolas" w:eastAsia="Times New Roman" w:hAnsi="Consolas" w:cs="Times New Roman"/>
+          <w:sz w:val="20"/>
+          <w:szCs w:val="20"/>
+          <w:lang w:val="uk-UA"/>
+        </w:rPr>
+        <w:t>);</w:t>
+      </w:r>
+    </w:p>
+    <w:p>
+      <w:pPr>
+        <w:spacing w:line="240" w:lineRule="auto"/>
+        <w:rPr>
+          <w:rFonts w:ascii="Consolas" w:eastAsia="Times New Roman" w:hAnsi="Consolas" w:cs="Times New Roman"/>
+          <w:sz w:val="20"/>
+          <w:szCs w:val="20"/>
+          <w:lang w:val="uk-UA"/>
+        </w:rPr>
+      </w:pPr>
+      <w:r>
+        <w:rPr>
+          <w:rFonts w:ascii="Consolas" w:eastAsia="Times New Roman" w:hAnsi="Consolas" w:cs="Times New Roman"/>
+          <w:sz w:val="20"/>
+          <w:szCs w:val="20"/>
+          <w:lang w:val="uk-UA"/>
+        </w:rPr>
+        <w:t xml:space="preserve">        </w:t>
+      </w:r>
+      <w:proofErr w:type="spellStart"/>
+      <w:r>
+        <w:rPr>
+          <w:rFonts w:ascii="Consolas" w:eastAsia="Times New Roman" w:hAnsi="Consolas" w:cs="Times New Roman"/>
+          <w:color w:val="0E00FF"/>
+          <w:sz w:val="20"/>
+          <w:szCs w:val="20"/>
+          <w:lang w:val="uk-UA"/>
+        </w:rPr>
+        <w:t>end</w:t>
+      </w:r>
+      <w:proofErr w:type="spellEnd"/>
+    </w:p>
+    <w:p>
+      <w:pPr>
+        <w:spacing w:line="240" w:lineRule="auto"/>
+        <w:rPr>
+          <w:rFonts w:ascii="Consolas" w:eastAsia="Times New Roman" w:hAnsi="Consolas" w:cs="Times New Roman"/>
+          <w:sz w:val="20"/>
+          <w:szCs w:val="20"/>
+          <w:lang w:val="uk-UA"/>
+        </w:rPr>
+      </w:pPr>
+      <w:r>
+        <w:rPr>
+          <w:rFonts w:ascii="Consolas" w:eastAsia="Times New Roman" w:hAnsi="Consolas" w:cs="Times New Roman"/>
+          <w:sz w:val="20"/>
+          <w:szCs w:val="20"/>
+          <w:lang w:val="uk-UA"/>
+        </w:rPr>
+        <w:t xml:space="preserve">    </w:t>
+      </w:r>
+      <w:proofErr w:type="spellStart"/>
+      <w:r>
+        <w:rPr>
+          <w:rFonts w:ascii="Consolas" w:eastAsia="Times New Roman" w:hAnsi="Consolas" w:cs="Times New Roman"/>
+          <w:color w:val="0E00FF"/>
+          <w:sz w:val="20"/>
+          <w:szCs w:val="20"/>
+          <w:lang w:val="uk-UA"/>
+        </w:rPr>
+        <w:t>end</w:t>
+      </w:r>
+      <w:proofErr w:type="spellEnd"/>
+    </w:p>
+    <w:p>
+      <w:pPr>
+        <w:spacing w:line="240" w:lineRule="auto"/>
+        <w:rPr>
+          <w:rFonts w:ascii="Consolas" w:eastAsia="Times New Roman" w:hAnsi="Consolas" w:cs="Times New Roman"/>
+          <w:sz w:val="20"/>
+          <w:szCs w:val="20"/>
+          <w:lang w:val="uk-UA"/>
+        </w:rPr>
+      </w:pPr>
+    </w:p>
+    <w:p>
+      <w:pPr>
+        <w:spacing w:line="240" w:lineRule="auto"/>
+        <w:rPr>
+          <w:rFonts w:ascii="Consolas" w:eastAsia="Times New Roman" w:hAnsi="Consolas" w:cs="Times New Roman"/>
+          <w:sz w:val="20"/>
+          <w:szCs w:val="20"/>
+          <w:lang w:val="uk-UA"/>
+        </w:rPr>
+      </w:pPr>
+      <w:proofErr w:type="spellStart"/>
+      <w:r>
+        <w:rPr>
+          <w:rFonts w:ascii="Consolas" w:eastAsia="Times New Roman" w:hAnsi="Consolas" w:cs="Times New Roman"/>
+          <w:color w:val="0E00FF"/>
+          <w:sz w:val="20"/>
+          <w:szCs w:val="20"/>
+          <w:lang w:val="uk-UA"/>
+        </w:rPr>
+        <w:t>elseif</w:t>
+      </w:r>
+      <w:proofErr w:type="spellEnd"/>
+      <w:r>
+        <w:rPr>
+          <w:rFonts w:ascii="Consolas" w:eastAsia="Times New Roman" w:hAnsi="Consolas" w:cs="Times New Roman"/>
+          <w:color w:val="0E00FF"/>
+          <w:sz w:val="20"/>
+          <w:szCs w:val="20"/>
+          <w:lang w:val="uk-UA"/>
+        </w:rPr>
+        <w:t xml:space="preserve"> </w:t>
+      </w:r>
+      <w:proofErr w:type="spellStart"/>
+      <w:r>
+        <w:rPr>
+          <w:rFonts w:ascii="Consolas" w:eastAsia="Times New Roman" w:hAnsi="Consolas" w:cs="Times New Roman"/>
+          <w:sz w:val="20"/>
+          <w:szCs w:val="20"/>
+          <w:lang w:val="uk-UA"/>
+        </w:rPr>
+        <w:t>exitflag</w:t>
+      </w:r>
+      <w:proofErr w:type="spellEnd"/>
+      <w:r>
+        <w:rPr>
+          <w:rFonts w:ascii="Consolas" w:eastAsia="Times New Roman" w:hAnsi="Consolas" w:cs="Times New Roman"/>
+          <w:sz w:val="20"/>
+          <w:szCs w:val="20"/>
+          <w:lang w:val="uk-UA"/>
+        </w:rPr>
+        <w:t xml:space="preserve"> == 0</w:t>
+      </w:r>
+    </w:p>
+    <w:p>
+      <w:pPr>
+        <w:spacing w:line="240" w:lineRule="auto"/>
+        <w:rPr>
+          <w:rFonts w:ascii="Consolas" w:eastAsia="Times New Roman" w:hAnsi="Consolas" w:cs="Times New Roman"/>
+          <w:sz w:val="20"/>
+          <w:szCs w:val="20"/>
+          <w:lang w:val="uk-UA"/>
+        </w:rPr>
+      </w:pPr>
+      <w:r>
+        <w:rPr>
+          <w:rFonts w:ascii="Consolas" w:eastAsia="Times New Roman" w:hAnsi="Consolas" w:cs="Times New Roman"/>
+          <w:sz w:val="20"/>
+          <w:szCs w:val="20"/>
+          <w:lang w:val="uk-UA"/>
+        </w:rPr>
+        <w:t xml:space="preserve">    </w:t>
+      </w:r>
+      <w:proofErr w:type="spellStart"/>
+      <w:r>
+        <w:rPr>
+          <w:rFonts w:ascii="Consolas" w:eastAsia="Times New Roman" w:hAnsi="Consolas" w:cs="Times New Roman"/>
+          <w:sz w:val="20"/>
+          <w:szCs w:val="20"/>
+          <w:lang w:val="uk-UA"/>
+        </w:rPr>
+        <w:t>fprintf</w:t>
+      </w:r>
+      <w:proofErr w:type="spellEnd"/>
+      <w:r>
+        <w:rPr>
+          <w:rFonts w:ascii="Consolas" w:eastAsia="Times New Roman" w:hAnsi="Consolas" w:cs="Times New Roman"/>
+          <w:sz w:val="20"/>
+          <w:szCs w:val="20"/>
+          <w:lang w:val="uk-UA"/>
+        </w:rPr>
+        <w:t>(</w:t>
+      </w:r>
+      <w:r>
+        <w:rPr>
+          <w:rFonts w:ascii="Consolas" w:eastAsia="Times New Roman" w:hAnsi="Consolas" w:cs="Times New Roman"/>
+          <w:color w:val="A709F5"/>
+          <w:sz w:val="20"/>
+          <w:szCs w:val="20"/>
+          <w:lang w:val="uk-UA"/>
+        </w:rPr>
+        <w:t>'</w:t>
+      </w:r>
+      <w:proofErr w:type="spellStart"/>
+      <w:r>
+        <w:rPr>
+          <w:rFonts w:ascii="Consolas" w:eastAsia="Times New Roman" w:hAnsi="Consolas" w:cs="Times New Roman"/>
+          <w:color w:val="A709F5"/>
+          <w:sz w:val="20"/>
+          <w:szCs w:val="20"/>
+          <w:lang w:val="uk-UA"/>
+        </w:rPr>
+        <w:t>Зупинено</w:t>
+      </w:r>
+      <w:proofErr w:type="spellEnd"/>
+      <w:r>
+        <w:rPr>
+          <w:rFonts w:ascii="Consolas" w:eastAsia="Times New Roman" w:hAnsi="Consolas" w:cs="Times New Roman"/>
+          <w:color w:val="A709F5"/>
+          <w:sz w:val="20"/>
+          <w:szCs w:val="20"/>
+          <w:lang w:val="uk-UA"/>
+        </w:rPr>
+        <w:t xml:space="preserve"> передчасно (наприклад, перевищено кількість ітерацій або вузлів).\n'</w:t>
+      </w:r>
+      <w:r>
+        <w:rPr>
+          <w:rFonts w:ascii="Consolas" w:eastAsia="Times New Roman" w:hAnsi="Consolas" w:cs="Times New Roman"/>
+          <w:sz w:val="20"/>
+          <w:szCs w:val="20"/>
+          <w:lang w:val="uk-UA"/>
+        </w:rPr>
+        <w:t>);</w:t>
+      </w:r>
+    </w:p>
+    <w:p>
+      <w:pPr>
+        <w:spacing w:line="240" w:lineRule="auto"/>
+        <w:rPr>
+          <w:rFonts w:ascii="Consolas" w:eastAsia="Times New Roman" w:hAnsi="Consolas" w:cs="Times New Roman"/>
+          <w:sz w:val="20"/>
+          <w:szCs w:val="20"/>
+          <w:lang w:val="uk-UA"/>
+        </w:rPr>
+      </w:pPr>
+      <w:r>
+        <w:rPr>
+          <w:rFonts w:ascii="Consolas" w:eastAsia="Times New Roman" w:hAnsi="Consolas" w:cs="Times New Roman"/>
+          <w:sz w:val="20"/>
+          <w:szCs w:val="20"/>
+          <w:lang w:val="uk-UA"/>
+        </w:rPr>
+        <w:t xml:space="preserve">    </w:t>
+      </w:r>
+      <w:proofErr w:type="spellStart"/>
+      <w:r>
+        <w:rPr>
+          <w:rFonts w:ascii="Consolas" w:eastAsia="Times New Roman" w:hAnsi="Consolas" w:cs="Times New Roman"/>
+          <w:sz w:val="20"/>
+          <w:szCs w:val="20"/>
+          <w:lang w:val="uk-UA"/>
+        </w:rPr>
+        <w:t>fprintf</w:t>
+      </w:r>
+      <w:proofErr w:type="spellEnd"/>
+      <w:r>
+        <w:rPr>
+          <w:rFonts w:ascii="Consolas" w:eastAsia="Times New Roman" w:hAnsi="Consolas" w:cs="Times New Roman"/>
+          <w:sz w:val="20"/>
+          <w:szCs w:val="20"/>
+          <w:lang w:val="uk-UA"/>
+        </w:rPr>
+        <w:t>(</w:t>
+      </w:r>
+      <w:r>
+        <w:rPr>
+          <w:rFonts w:ascii="Consolas" w:eastAsia="Times New Roman" w:hAnsi="Consolas" w:cs="Times New Roman"/>
+          <w:color w:val="A709F5"/>
+          <w:sz w:val="20"/>
+          <w:szCs w:val="20"/>
+          <w:lang w:val="uk-UA"/>
+        </w:rPr>
+        <w:t xml:space="preserve">'Можливо, знайдено проміжний </w:t>
+      </w:r>
+      <w:proofErr w:type="spellStart"/>
+      <w:r>
+        <w:rPr>
+          <w:rFonts w:ascii="Consolas" w:eastAsia="Times New Roman" w:hAnsi="Consolas" w:cs="Times New Roman"/>
+          <w:color w:val="A709F5"/>
+          <w:sz w:val="20"/>
+          <w:szCs w:val="20"/>
+          <w:lang w:val="uk-UA"/>
+        </w:rPr>
+        <w:t>цілочисельний</w:t>
+      </w:r>
+      <w:proofErr w:type="spellEnd"/>
+      <w:r>
+        <w:rPr>
+          <w:rFonts w:ascii="Consolas" w:eastAsia="Times New Roman" w:hAnsi="Consolas" w:cs="Times New Roman"/>
+          <w:color w:val="A709F5"/>
+          <w:sz w:val="20"/>
+          <w:szCs w:val="20"/>
+          <w:lang w:val="uk-UA"/>
+        </w:rPr>
+        <w:t xml:space="preserve"> </w:t>
+      </w:r>
+      <w:proofErr w:type="spellStart"/>
+      <w:r>
+        <w:rPr>
+          <w:rFonts w:ascii="Consolas" w:eastAsia="Times New Roman" w:hAnsi="Consolas" w:cs="Times New Roman"/>
+          <w:color w:val="A709F5"/>
+          <w:sz w:val="20"/>
+          <w:szCs w:val="20"/>
+          <w:lang w:val="uk-UA"/>
+        </w:rPr>
+        <w:t>розв</w:t>
+      </w:r>
+      <w:proofErr w:type="spellEnd"/>
+      <w:r>
+        <w:rPr>
+          <w:rFonts w:ascii="Consolas" w:eastAsia="Times New Roman" w:hAnsi="Consolas" w:cs="Times New Roman"/>
+          <w:color w:val="A709F5"/>
+          <w:sz w:val="20"/>
+          <w:szCs w:val="20"/>
+          <w:lang w:val="uk-UA"/>
+        </w:rPr>
+        <w:t>''</w:t>
+      </w:r>
+      <w:proofErr w:type="spellStart"/>
+      <w:r>
+        <w:rPr>
+          <w:rFonts w:ascii="Consolas" w:eastAsia="Times New Roman" w:hAnsi="Consolas" w:cs="Times New Roman"/>
+          <w:color w:val="A709F5"/>
+          <w:sz w:val="20"/>
+          <w:szCs w:val="20"/>
+          <w:lang w:val="uk-UA"/>
+        </w:rPr>
+        <w:t>язок</w:t>
+      </w:r>
+      <w:proofErr w:type="spellEnd"/>
+      <w:r>
+        <w:rPr>
+          <w:rFonts w:ascii="Consolas" w:eastAsia="Times New Roman" w:hAnsi="Consolas" w:cs="Times New Roman"/>
+          <w:color w:val="A709F5"/>
+          <w:sz w:val="20"/>
+          <w:szCs w:val="20"/>
+          <w:lang w:val="uk-UA"/>
+        </w:rPr>
+        <w:t>.\n'</w:t>
+      </w:r>
+      <w:r>
+        <w:rPr>
+          <w:rFonts w:ascii="Consolas" w:eastAsia="Times New Roman" w:hAnsi="Consolas" w:cs="Times New Roman"/>
+          <w:sz w:val="20"/>
+          <w:szCs w:val="20"/>
+          <w:lang w:val="uk-UA"/>
+        </w:rPr>
+        <w:t>);</w:t>
+      </w:r>
+    </w:p>
+    <w:p>
+      <w:pPr>
+        <w:spacing w:line="240" w:lineRule="auto"/>
+        <w:rPr>
+          <w:rFonts w:ascii="Consolas" w:eastAsia="Times New Roman" w:hAnsi="Consolas" w:cs="Times New Roman"/>
+          <w:sz w:val="20"/>
+          <w:szCs w:val="20"/>
+          <w:lang w:val="uk-UA"/>
+        </w:rPr>
+      </w:pPr>
+      <w:r>
+        <w:rPr>
+          <w:rFonts w:ascii="Consolas" w:eastAsia="Times New Roman" w:hAnsi="Consolas" w:cs="Times New Roman"/>
+          <w:sz w:val="20"/>
+          <w:szCs w:val="20"/>
+          <w:lang w:val="uk-UA"/>
+        </w:rPr>
+        <w:t xml:space="preserve">    </w:t>
+      </w:r>
+      <w:proofErr w:type="spellStart"/>
+      <w:r>
+        <w:rPr>
+          <w:rFonts w:ascii="Consolas" w:eastAsia="Times New Roman" w:hAnsi="Consolas" w:cs="Times New Roman"/>
+          <w:color w:val="0E00FF"/>
+          <w:sz w:val="20"/>
+          <w:szCs w:val="20"/>
+          <w:lang w:val="uk-UA"/>
+        </w:rPr>
+        <w:t>if</w:t>
+      </w:r>
+      <w:proofErr w:type="spellEnd"/>
+      <w:r>
+        <w:rPr>
+          <w:rFonts w:ascii="Consolas" w:eastAsia="Times New Roman" w:hAnsi="Consolas" w:cs="Times New Roman"/>
+          <w:color w:val="0E00FF"/>
+          <w:sz w:val="20"/>
+          <w:szCs w:val="20"/>
+          <w:lang w:val="uk-UA"/>
+        </w:rPr>
+        <w:t xml:space="preserve"> </w:t>
+      </w:r>
+      <w:r>
+        <w:rPr>
+          <w:rFonts w:ascii="Consolas" w:eastAsia="Times New Roman" w:hAnsi="Consolas" w:cs="Times New Roman"/>
+          <w:sz w:val="20"/>
+          <w:szCs w:val="20"/>
+          <w:lang w:val="uk-UA"/>
+        </w:rPr>
+        <w:t>~</w:t>
+      </w:r>
+      <w:proofErr w:type="spellStart"/>
+      <w:r>
+        <w:rPr>
+          <w:rFonts w:ascii="Consolas" w:eastAsia="Times New Roman" w:hAnsi="Consolas" w:cs="Times New Roman"/>
+          <w:sz w:val="20"/>
+          <w:szCs w:val="20"/>
+          <w:lang w:val="uk-UA"/>
+        </w:rPr>
+        <w:t>isempty</w:t>
+      </w:r>
+      <w:proofErr w:type="spellEnd"/>
+      <w:r>
+        <w:rPr>
+          <w:rFonts w:ascii="Consolas" w:eastAsia="Times New Roman" w:hAnsi="Consolas" w:cs="Times New Roman"/>
+          <w:sz w:val="20"/>
+          <w:szCs w:val="20"/>
+          <w:lang w:val="uk-UA"/>
+        </w:rPr>
+        <w:t>(</w:t>
+      </w:r>
+      <w:proofErr w:type="spellStart"/>
+      <w:r>
+        <w:rPr>
+          <w:rFonts w:ascii="Consolas" w:eastAsia="Times New Roman" w:hAnsi="Consolas" w:cs="Times New Roman"/>
+          <w:sz w:val="20"/>
+          <w:szCs w:val="20"/>
+          <w:lang w:val="uk-UA"/>
+        </w:rPr>
+        <w:t>x_solution</w:t>
+      </w:r>
+      <w:proofErr w:type="spellEnd"/>
+      <w:r>
+        <w:rPr>
+          <w:rFonts w:ascii="Consolas" w:eastAsia="Times New Roman" w:hAnsi="Consolas" w:cs="Times New Roman"/>
+          <w:sz w:val="20"/>
+          <w:szCs w:val="20"/>
+          <w:lang w:val="uk-UA"/>
+        </w:rPr>
+        <w:t>)</w:t>
+      </w:r>
+    </w:p>
+    <w:p>
+      <w:pPr>
+        <w:spacing w:line="240" w:lineRule="auto"/>
+        <w:rPr>
+          <w:rFonts w:ascii="Consolas" w:eastAsia="Times New Roman" w:hAnsi="Consolas" w:cs="Times New Roman"/>
+          <w:sz w:val="20"/>
+          <w:szCs w:val="20"/>
+          <w:lang w:val="uk-UA"/>
+        </w:rPr>
+      </w:pPr>
+      <w:r>
+        <w:rPr>
+          <w:rFonts w:ascii="Consolas" w:eastAsia="Times New Roman" w:hAnsi="Consolas" w:cs="Times New Roman"/>
+          <w:sz w:val="20"/>
+          <w:szCs w:val="20"/>
+          <w:lang w:val="uk-UA"/>
+        </w:rPr>
+        <w:t xml:space="preserve">        </w:t>
+      </w:r>
+      <w:proofErr w:type="spellStart"/>
+      <w:r>
+        <w:rPr>
+          <w:rFonts w:ascii="Consolas" w:eastAsia="Times New Roman" w:hAnsi="Consolas" w:cs="Times New Roman"/>
+          <w:sz w:val="20"/>
+          <w:szCs w:val="20"/>
+          <w:lang w:val="uk-UA"/>
+        </w:rPr>
+        <w:t>fprintf</w:t>
+      </w:r>
+      <w:proofErr w:type="spellEnd"/>
+      <w:r>
+        <w:rPr>
+          <w:rFonts w:ascii="Consolas" w:eastAsia="Times New Roman" w:hAnsi="Consolas" w:cs="Times New Roman"/>
+          <w:sz w:val="20"/>
+          <w:szCs w:val="20"/>
+          <w:lang w:val="uk-UA"/>
+        </w:rPr>
+        <w:t>(</w:t>
+      </w:r>
+      <w:r>
+        <w:rPr>
+          <w:rFonts w:ascii="Consolas" w:eastAsia="Times New Roman" w:hAnsi="Consolas" w:cs="Times New Roman"/>
+          <w:color w:val="A709F5"/>
+          <w:sz w:val="20"/>
+          <w:szCs w:val="20"/>
+          <w:lang w:val="uk-UA"/>
+        </w:rPr>
+        <w:t xml:space="preserve">'Проміжний </w:t>
+      </w:r>
+      <w:proofErr w:type="spellStart"/>
+      <w:r>
+        <w:rPr>
+          <w:rFonts w:ascii="Consolas" w:eastAsia="Times New Roman" w:hAnsi="Consolas" w:cs="Times New Roman"/>
+          <w:color w:val="A709F5"/>
+          <w:sz w:val="20"/>
+          <w:szCs w:val="20"/>
+          <w:lang w:val="uk-UA"/>
+        </w:rPr>
+        <w:t>розв</w:t>
+      </w:r>
+      <w:proofErr w:type="spellEnd"/>
+      <w:r>
+        <w:rPr>
+          <w:rFonts w:ascii="Consolas" w:eastAsia="Times New Roman" w:hAnsi="Consolas" w:cs="Times New Roman"/>
+          <w:color w:val="A709F5"/>
+          <w:sz w:val="20"/>
+          <w:szCs w:val="20"/>
+          <w:lang w:val="uk-UA"/>
+        </w:rPr>
+        <w:t>''</w:t>
+      </w:r>
+      <w:proofErr w:type="spellStart"/>
+      <w:r>
+        <w:rPr>
+          <w:rFonts w:ascii="Consolas" w:eastAsia="Times New Roman" w:hAnsi="Consolas" w:cs="Times New Roman"/>
+          <w:color w:val="A709F5"/>
+          <w:sz w:val="20"/>
+          <w:szCs w:val="20"/>
+          <w:lang w:val="uk-UA"/>
+        </w:rPr>
+        <w:t>язок</w:t>
+      </w:r>
+      <w:proofErr w:type="spellEnd"/>
+      <w:r>
+        <w:rPr>
+          <w:rFonts w:ascii="Consolas" w:eastAsia="Times New Roman" w:hAnsi="Consolas" w:cs="Times New Roman"/>
+          <w:color w:val="A709F5"/>
+          <w:sz w:val="20"/>
+          <w:szCs w:val="20"/>
+          <w:lang w:val="uk-UA"/>
+        </w:rPr>
+        <w:t>: %s\n'</w:t>
+      </w:r>
+      <w:r>
+        <w:rPr>
+          <w:rFonts w:ascii="Consolas" w:eastAsia="Times New Roman" w:hAnsi="Consolas" w:cs="Times New Roman"/>
+          <w:sz w:val="20"/>
+          <w:szCs w:val="20"/>
+          <w:lang w:val="uk-UA"/>
+        </w:rPr>
+        <w:t>, mat2str(</w:t>
+      </w:r>
+      <w:proofErr w:type="spellStart"/>
+      <w:r>
+        <w:rPr>
+          <w:rFonts w:ascii="Consolas" w:eastAsia="Times New Roman" w:hAnsi="Consolas" w:cs="Times New Roman"/>
+          <w:sz w:val="20"/>
+          <w:szCs w:val="20"/>
+          <w:lang w:val="uk-UA"/>
+        </w:rPr>
+        <w:t>round</w:t>
+      </w:r>
+      <w:proofErr w:type="spellEnd"/>
+      <w:r>
+        <w:rPr>
+          <w:rFonts w:ascii="Consolas" w:eastAsia="Times New Roman" w:hAnsi="Consolas" w:cs="Times New Roman"/>
+          <w:sz w:val="20"/>
+          <w:szCs w:val="20"/>
+          <w:lang w:val="uk-UA"/>
+        </w:rPr>
+        <w:t>(</w:t>
+      </w:r>
+      <w:proofErr w:type="spellStart"/>
+      <w:r>
+        <w:rPr>
+          <w:rFonts w:ascii="Consolas" w:eastAsia="Times New Roman" w:hAnsi="Consolas" w:cs="Times New Roman"/>
+          <w:sz w:val="20"/>
+          <w:szCs w:val="20"/>
+          <w:lang w:val="uk-UA"/>
+        </w:rPr>
+        <w:t>x_solution</w:t>
+      </w:r>
+      <w:proofErr w:type="spellEnd"/>
+      <w:r>
+        <w:rPr>
+          <w:rFonts w:ascii="Consolas" w:eastAsia="Times New Roman" w:hAnsi="Consolas" w:cs="Times New Roman"/>
+          <w:sz w:val="20"/>
+          <w:szCs w:val="20"/>
+          <w:lang w:val="uk-UA"/>
+        </w:rPr>
+        <w:t>)));</w:t>
+      </w:r>
+    </w:p>
+    <w:p>
+      <w:pPr>
+        <w:spacing w:line="240" w:lineRule="auto"/>
+        <w:rPr>
+          <w:rFonts w:ascii="Consolas" w:eastAsia="Times New Roman" w:hAnsi="Consolas" w:cs="Times New Roman"/>
+          <w:sz w:val="20"/>
+          <w:szCs w:val="20"/>
+          <w:lang w:val="uk-UA"/>
+        </w:rPr>
+      </w:pPr>
+      <w:r>
+        <w:rPr>
+          <w:rFonts w:ascii="Consolas" w:eastAsia="Times New Roman" w:hAnsi="Consolas" w:cs="Times New Roman"/>
+          <w:sz w:val="20"/>
+          <w:szCs w:val="20"/>
+          <w:lang w:val="uk-UA"/>
+        </w:rPr>
+        <w:t xml:space="preserve">        </w:t>
+      </w:r>
+      <w:proofErr w:type="spellStart"/>
+      <w:r>
+        <w:rPr>
+          <w:rFonts w:ascii="Consolas" w:eastAsia="Times New Roman" w:hAnsi="Consolas" w:cs="Times New Roman"/>
+          <w:sz w:val="20"/>
+          <w:szCs w:val="20"/>
+          <w:lang w:val="uk-UA"/>
+        </w:rPr>
+        <w:t>fprintf</w:t>
+      </w:r>
+      <w:proofErr w:type="spellEnd"/>
+      <w:r>
+        <w:rPr>
+          <w:rFonts w:ascii="Consolas" w:eastAsia="Times New Roman" w:hAnsi="Consolas" w:cs="Times New Roman"/>
+          <w:sz w:val="20"/>
+          <w:szCs w:val="20"/>
+          <w:lang w:val="uk-UA"/>
+        </w:rPr>
+        <w:t>(</w:t>
+      </w:r>
+      <w:r>
+        <w:rPr>
+          <w:rFonts w:ascii="Consolas" w:eastAsia="Times New Roman" w:hAnsi="Consolas" w:cs="Times New Roman"/>
+          <w:color w:val="A709F5"/>
+          <w:sz w:val="20"/>
+          <w:szCs w:val="20"/>
+          <w:lang w:val="uk-UA"/>
+        </w:rPr>
+        <w:t>'Проміжна цільова функція: %f\n'</w:t>
+      </w:r>
+      <w:r>
+        <w:rPr>
+          <w:rFonts w:ascii="Consolas" w:eastAsia="Times New Roman" w:hAnsi="Consolas" w:cs="Times New Roman"/>
+          <w:sz w:val="20"/>
+          <w:szCs w:val="20"/>
+          <w:lang w:val="uk-UA"/>
+        </w:rPr>
+        <w:t xml:space="preserve">, </w:t>
+      </w:r>
+      <w:proofErr w:type="spellStart"/>
+      <w:r>
+        <w:rPr>
+          <w:rFonts w:ascii="Consolas" w:eastAsia="Times New Roman" w:hAnsi="Consolas" w:cs="Times New Roman"/>
+          <w:sz w:val="20"/>
+          <w:szCs w:val="20"/>
+          <w:lang w:val="uk-UA"/>
+        </w:rPr>
+        <w:t>min_total_buses</w:t>
+      </w:r>
+      <w:proofErr w:type="spellEnd"/>
+      <w:r>
+        <w:rPr>
+          <w:rFonts w:ascii="Consolas" w:eastAsia="Times New Roman" w:hAnsi="Consolas" w:cs="Times New Roman"/>
+          <w:sz w:val="20"/>
+          <w:szCs w:val="20"/>
+          <w:lang w:val="uk-UA"/>
+        </w:rPr>
+        <w:t>);</w:t>
+      </w:r>
+    </w:p>
+    <w:p>
+      <w:pPr>
+        <w:spacing w:line="240" w:lineRule="auto"/>
+        <w:rPr>
+          <w:rFonts w:ascii="Consolas" w:eastAsia="Times New Roman" w:hAnsi="Consolas" w:cs="Times New Roman"/>
+          <w:sz w:val="20"/>
+          <w:szCs w:val="20"/>
+          <w:lang w:val="uk-UA"/>
+        </w:rPr>
+      </w:pPr>
+      <w:r>
+        <w:rPr>
+          <w:rFonts w:ascii="Consolas" w:eastAsia="Times New Roman" w:hAnsi="Consolas" w:cs="Times New Roman"/>
+          <w:sz w:val="20"/>
+          <w:szCs w:val="20"/>
+          <w:lang w:val="uk-UA"/>
+        </w:rPr>
+        <w:t xml:space="preserve">    </w:t>
+      </w:r>
+      <w:proofErr w:type="spellStart"/>
+      <w:r>
+        <w:rPr>
+          <w:rFonts w:ascii="Consolas" w:eastAsia="Times New Roman" w:hAnsi="Consolas" w:cs="Times New Roman"/>
+          <w:color w:val="0E00FF"/>
+          <w:sz w:val="20"/>
+          <w:szCs w:val="20"/>
+          <w:lang w:val="uk-UA"/>
+        </w:rPr>
+        <w:t>end</w:t>
+      </w:r>
+      <w:proofErr w:type="spellEnd"/>
+    </w:p>
+    <w:p>
+      <w:pPr>
+        <w:spacing w:line="240" w:lineRule="auto"/>
+        <w:rPr>
+          <w:rFonts w:ascii="Consolas" w:eastAsia="Times New Roman" w:hAnsi="Consolas" w:cs="Times New Roman"/>
+          <w:sz w:val="20"/>
+          <w:szCs w:val="20"/>
+          <w:lang w:val="uk-UA"/>
+        </w:rPr>
+      </w:pPr>
+      <w:proofErr w:type="spellStart"/>
+      <w:r>
+        <w:rPr>
+          <w:rFonts w:ascii="Consolas" w:eastAsia="Times New Roman" w:hAnsi="Consolas" w:cs="Times New Roman"/>
+          <w:color w:val="0E00FF"/>
+          <w:sz w:val="20"/>
+          <w:szCs w:val="20"/>
+          <w:lang w:val="uk-UA"/>
+        </w:rPr>
+        <w:t>elseif</w:t>
+      </w:r>
+      <w:proofErr w:type="spellEnd"/>
+      <w:r>
+        <w:rPr>
+          <w:rFonts w:ascii="Consolas" w:eastAsia="Times New Roman" w:hAnsi="Consolas" w:cs="Times New Roman"/>
+          <w:color w:val="0E00FF"/>
+          <w:sz w:val="20"/>
+          <w:szCs w:val="20"/>
+          <w:lang w:val="uk-UA"/>
+        </w:rPr>
+        <w:t xml:space="preserve"> </w:t>
+      </w:r>
+      <w:proofErr w:type="spellStart"/>
+      <w:r>
+        <w:rPr>
+          <w:rFonts w:ascii="Consolas" w:eastAsia="Times New Roman" w:hAnsi="Consolas" w:cs="Times New Roman"/>
+          <w:sz w:val="20"/>
+          <w:szCs w:val="20"/>
+          <w:lang w:val="uk-UA"/>
+        </w:rPr>
+        <w:t>exitflag</w:t>
+      </w:r>
+      <w:proofErr w:type="spellEnd"/>
+      <w:r>
+        <w:rPr>
+          <w:rFonts w:ascii="Consolas" w:eastAsia="Times New Roman" w:hAnsi="Consolas" w:cs="Times New Roman"/>
+          <w:sz w:val="20"/>
+          <w:szCs w:val="20"/>
+          <w:lang w:val="uk-UA"/>
+        </w:rPr>
+        <w:t xml:space="preserve"> == -2</w:t>
+      </w:r>
+    </w:p>
+    <w:p>
+      <w:pPr>
+        <w:spacing w:line="240" w:lineRule="auto"/>
+        <w:rPr>
+          <w:rFonts w:ascii="Consolas" w:eastAsia="Times New Roman" w:hAnsi="Consolas" w:cs="Times New Roman"/>
+          <w:sz w:val="20"/>
+          <w:szCs w:val="20"/>
+          <w:lang w:val="uk-UA"/>
+        </w:rPr>
+      </w:pPr>
+      <w:r>
+        <w:rPr>
+          <w:rFonts w:ascii="Consolas" w:eastAsia="Times New Roman" w:hAnsi="Consolas" w:cs="Times New Roman"/>
+          <w:sz w:val="20"/>
+          <w:szCs w:val="20"/>
+          <w:lang w:val="uk-UA"/>
+        </w:rPr>
+        <w:t xml:space="preserve">    </w:t>
+      </w:r>
+      <w:proofErr w:type="spellStart"/>
+      <w:r>
+        <w:rPr>
+          <w:rFonts w:ascii="Consolas" w:eastAsia="Times New Roman" w:hAnsi="Consolas" w:cs="Times New Roman"/>
+          <w:sz w:val="20"/>
+          <w:szCs w:val="20"/>
+          <w:lang w:val="uk-UA"/>
+        </w:rPr>
+        <w:t>fprintf</w:t>
+      </w:r>
+      <w:proofErr w:type="spellEnd"/>
+      <w:r>
+        <w:rPr>
+          <w:rFonts w:ascii="Consolas" w:eastAsia="Times New Roman" w:hAnsi="Consolas" w:cs="Times New Roman"/>
+          <w:sz w:val="20"/>
+          <w:szCs w:val="20"/>
+          <w:lang w:val="uk-UA"/>
+        </w:rPr>
+        <w:t>(</w:t>
+      </w:r>
+      <w:r>
+        <w:rPr>
+          <w:rFonts w:ascii="Consolas" w:eastAsia="Times New Roman" w:hAnsi="Consolas" w:cs="Times New Roman"/>
+          <w:color w:val="A709F5"/>
+          <w:sz w:val="20"/>
+          <w:szCs w:val="20"/>
+          <w:lang w:val="uk-UA"/>
+        </w:rPr>
+        <w:t xml:space="preserve">'Задача не має </w:t>
+      </w:r>
+      <w:proofErr w:type="spellStart"/>
+      <w:r>
+        <w:rPr>
+          <w:rFonts w:ascii="Consolas" w:eastAsia="Times New Roman" w:hAnsi="Consolas" w:cs="Times New Roman"/>
+          <w:color w:val="A709F5"/>
+          <w:sz w:val="20"/>
+          <w:szCs w:val="20"/>
+          <w:lang w:val="uk-UA"/>
+        </w:rPr>
+        <w:t>розв</w:t>
+      </w:r>
+      <w:proofErr w:type="spellEnd"/>
+      <w:r>
+        <w:rPr>
+          <w:rFonts w:ascii="Consolas" w:eastAsia="Times New Roman" w:hAnsi="Consolas" w:cs="Times New Roman"/>
+          <w:color w:val="A709F5"/>
+          <w:sz w:val="20"/>
+          <w:szCs w:val="20"/>
+          <w:lang w:val="uk-UA"/>
+        </w:rPr>
+        <w:t>''</w:t>
+      </w:r>
+      <w:proofErr w:type="spellStart"/>
+      <w:r>
+        <w:rPr>
+          <w:rFonts w:ascii="Consolas" w:eastAsia="Times New Roman" w:hAnsi="Consolas" w:cs="Times New Roman"/>
+          <w:color w:val="A709F5"/>
+          <w:sz w:val="20"/>
+          <w:szCs w:val="20"/>
+          <w:lang w:val="uk-UA"/>
+        </w:rPr>
+        <w:t>язку</w:t>
+      </w:r>
+      <w:proofErr w:type="spellEnd"/>
+      <w:r>
+        <w:rPr>
+          <w:rFonts w:ascii="Consolas" w:eastAsia="Times New Roman" w:hAnsi="Consolas" w:cs="Times New Roman"/>
+          <w:color w:val="A709F5"/>
+          <w:sz w:val="20"/>
+          <w:szCs w:val="20"/>
+          <w:lang w:val="uk-UA"/>
+        </w:rPr>
+        <w:t xml:space="preserve"> (</w:t>
+      </w:r>
+      <w:proofErr w:type="spellStart"/>
+      <w:r>
+        <w:rPr>
+          <w:rFonts w:ascii="Consolas" w:eastAsia="Times New Roman" w:hAnsi="Consolas" w:cs="Times New Roman"/>
+          <w:color w:val="A709F5"/>
+          <w:sz w:val="20"/>
+          <w:szCs w:val="20"/>
+          <w:lang w:val="uk-UA"/>
+        </w:rPr>
+        <w:t>infeasible</w:t>
+      </w:r>
+      <w:proofErr w:type="spellEnd"/>
+      <w:r>
+        <w:rPr>
+          <w:rFonts w:ascii="Consolas" w:eastAsia="Times New Roman" w:hAnsi="Consolas" w:cs="Times New Roman"/>
+          <w:color w:val="A709F5"/>
+          <w:sz w:val="20"/>
+          <w:szCs w:val="20"/>
+          <w:lang w:val="uk-UA"/>
+        </w:rPr>
+        <w:t>).\n'</w:t>
+      </w:r>
+      <w:r>
+        <w:rPr>
+          <w:rFonts w:ascii="Consolas" w:eastAsia="Times New Roman" w:hAnsi="Consolas" w:cs="Times New Roman"/>
+          <w:sz w:val="20"/>
+          <w:szCs w:val="20"/>
+          <w:lang w:val="uk-UA"/>
+        </w:rPr>
+        <w:t>);</w:t>
+      </w:r>
+    </w:p>
+    <w:p>
+      <w:pPr>
+        <w:spacing w:line="240" w:lineRule="auto"/>
+        <w:rPr>
+          <w:rFonts w:ascii="Consolas" w:eastAsia="Times New Roman" w:hAnsi="Consolas" w:cs="Times New Roman"/>
+          <w:sz w:val="20"/>
+          <w:szCs w:val="20"/>
+          <w:lang w:val="uk-UA"/>
+        </w:rPr>
+      </w:pPr>
+      <w:proofErr w:type="spellStart"/>
+      <w:r>
+        <w:rPr>
+          <w:rFonts w:ascii="Consolas" w:eastAsia="Times New Roman" w:hAnsi="Consolas" w:cs="Times New Roman"/>
+          <w:color w:val="0E00FF"/>
+          <w:sz w:val="20"/>
+          <w:szCs w:val="20"/>
+          <w:lang w:val="uk-UA"/>
+        </w:rPr>
+        <w:t>elseif</w:t>
+      </w:r>
+      <w:proofErr w:type="spellEnd"/>
+      <w:r>
+        <w:rPr>
+          <w:rFonts w:ascii="Consolas" w:eastAsia="Times New Roman" w:hAnsi="Consolas" w:cs="Times New Roman"/>
+          <w:color w:val="0E00FF"/>
+          <w:sz w:val="20"/>
+          <w:szCs w:val="20"/>
+          <w:lang w:val="uk-UA"/>
+        </w:rPr>
+        <w:t xml:space="preserve"> </w:t>
+      </w:r>
+      <w:proofErr w:type="spellStart"/>
+      <w:r>
+        <w:rPr>
+          <w:rFonts w:ascii="Consolas" w:eastAsia="Times New Roman" w:hAnsi="Consolas" w:cs="Times New Roman"/>
+          <w:sz w:val="20"/>
+          <w:szCs w:val="20"/>
+          <w:lang w:val="uk-UA"/>
+        </w:rPr>
+        <w:t>exitflag</w:t>
+      </w:r>
+      <w:proofErr w:type="spellEnd"/>
+      <w:r>
+        <w:rPr>
+          <w:rFonts w:ascii="Consolas" w:eastAsia="Times New Roman" w:hAnsi="Consolas" w:cs="Times New Roman"/>
+          <w:sz w:val="20"/>
+          <w:szCs w:val="20"/>
+          <w:lang w:val="uk-UA"/>
+        </w:rPr>
+        <w:t xml:space="preserve"> == -3</w:t>
+      </w:r>
+    </w:p>
+    <w:p>
+      <w:pPr>
+        <w:spacing w:line="240" w:lineRule="auto"/>
+        <w:rPr>
+          <w:rFonts w:ascii="Consolas" w:eastAsia="Times New Roman" w:hAnsi="Consolas" w:cs="Times New Roman"/>
+          <w:sz w:val="20"/>
+          <w:szCs w:val="20"/>
+          <w:lang w:val="uk-UA"/>
+        </w:rPr>
+      </w:pPr>
+      <w:r>
+        <w:rPr>
+          <w:rFonts w:ascii="Consolas" w:eastAsia="Times New Roman" w:hAnsi="Consolas" w:cs="Times New Roman"/>
+          <w:sz w:val="20"/>
+          <w:szCs w:val="20"/>
+          <w:lang w:val="uk-UA"/>
+        </w:rPr>
+        <w:t xml:space="preserve">    </w:t>
+      </w:r>
+      <w:proofErr w:type="spellStart"/>
+      <w:r>
+        <w:rPr>
+          <w:rFonts w:ascii="Consolas" w:eastAsia="Times New Roman" w:hAnsi="Consolas" w:cs="Times New Roman"/>
+          <w:sz w:val="20"/>
+          <w:szCs w:val="20"/>
+          <w:lang w:val="uk-UA"/>
+        </w:rPr>
+        <w:t>fprintf</w:t>
+      </w:r>
+      <w:proofErr w:type="spellEnd"/>
+      <w:r>
+        <w:rPr>
+          <w:rFonts w:ascii="Consolas" w:eastAsia="Times New Roman" w:hAnsi="Consolas" w:cs="Times New Roman"/>
+          <w:sz w:val="20"/>
+          <w:szCs w:val="20"/>
+          <w:lang w:val="uk-UA"/>
+        </w:rPr>
+        <w:t>(</w:t>
+      </w:r>
+      <w:r>
+        <w:rPr>
+          <w:rFonts w:ascii="Consolas" w:eastAsia="Times New Roman" w:hAnsi="Consolas" w:cs="Times New Roman"/>
+          <w:color w:val="A709F5"/>
+          <w:sz w:val="20"/>
+          <w:szCs w:val="20"/>
+          <w:lang w:val="uk-UA"/>
+        </w:rPr>
+        <w:t>'Задача необмежена (</w:t>
+      </w:r>
+      <w:proofErr w:type="spellStart"/>
+      <w:r>
+        <w:rPr>
+          <w:rFonts w:ascii="Consolas" w:eastAsia="Times New Roman" w:hAnsi="Consolas" w:cs="Times New Roman"/>
+          <w:color w:val="A709F5"/>
+          <w:sz w:val="20"/>
+          <w:szCs w:val="20"/>
+          <w:lang w:val="uk-UA"/>
+        </w:rPr>
+        <w:t>unbounded</w:t>
+      </w:r>
+      <w:proofErr w:type="spellEnd"/>
+      <w:r>
+        <w:rPr>
+          <w:rFonts w:ascii="Consolas" w:eastAsia="Times New Roman" w:hAnsi="Consolas" w:cs="Times New Roman"/>
+          <w:color w:val="A709F5"/>
+          <w:sz w:val="20"/>
+          <w:szCs w:val="20"/>
+          <w:lang w:val="uk-UA"/>
+        </w:rPr>
+        <w:t xml:space="preserve">) - неможливо для цієї постановки з </w:t>
+      </w:r>
+      <w:proofErr w:type="spellStart"/>
+      <w:r>
+        <w:rPr>
+          <w:rFonts w:ascii="Consolas" w:eastAsia="Times New Roman" w:hAnsi="Consolas" w:cs="Times New Roman"/>
+          <w:color w:val="A709F5"/>
+          <w:sz w:val="20"/>
+          <w:szCs w:val="20"/>
+          <w:lang w:val="uk-UA"/>
+        </w:rPr>
+        <w:t>lb</w:t>
+      </w:r>
+      <w:proofErr w:type="spellEnd"/>
+      <w:r>
+        <w:rPr>
+          <w:rFonts w:ascii="Consolas" w:eastAsia="Times New Roman" w:hAnsi="Consolas" w:cs="Times New Roman"/>
+          <w:color w:val="A709F5"/>
+          <w:sz w:val="20"/>
+          <w:szCs w:val="20"/>
+          <w:lang w:val="uk-UA"/>
+        </w:rPr>
+        <w:t xml:space="preserve"> &gt;=0.\n'</w:t>
+      </w:r>
+      <w:r>
+        <w:rPr>
+          <w:rFonts w:ascii="Consolas" w:eastAsia="Times New Roman" w:hAnsi="Consolas" w:cs="Times New Roman"/>
+          <w:sz w:val="20"/>
+          <w:szCs w:val="20"/>
+          <w:lang w:val="uk-UA"/>
+        </w:rPr>
+        <w:t>);</w:t>
+      </w:r>
+    </w:p>
+    <w:p>
+      <w:pPr>
+        <w:spacing w:line="240" w:lineRule="auto"/>
+        <w:rPr>
+          <w:rFonts w:ascii="Consolas" w:eastAsia="Times New Roman" w:hAnsi="Consolas" w:cs="Times New Roman"/>
+          <w:sz w:val="20"/>
+          <w:szCs w:val="20"/>
+          <w:lang w:val="uk-UA"/>
+        </w:rPr>
+      </w:pPr>
+      <w:proofErr w:type="spellStart"/>
+      <w:r>
+        <w:rPr>
+          <w:rFonts w:ascii="Consolas" w:eastAsia="Times New Roman" w:hAnsi="Consolas" w:cs="Times New Roman"/>
+          <w:color w:val="0E00FF"/>
+          <w:sz w:val="20"/>
+          <w:szCs w:val="20"/>
+          <w:lang w:val="uk-UA"/>
+        </w:rPr>
+        <w:t>else</w:t>
+      </w:r>
+      <w:proofErr w:type="spellEnd"/>
+    </w:p>
+    <w:p>
+      <w:pPr>
+        <w:spacing w:line="240" w:lineRule="auto"/>
+        <w:rPr>
+          <w:rFonts w:ascii="Consolas" w:eastAsia="Times New Roman" w:hAnsi="Consolas" w:cs="Times New Roman"/>
+          <w:sz w:val="20"/>
+          <w:szCs w:val="20"/>
+          <w:lang w:val="uk-UA"/>
+        </w:rPr>
+      </w:pPr>
+      <w:r>
+        <w:rPr>
+          <w:rFonts w:ascii="Consolas" w:eastAsia="Times New Roman" w:hAnsi="Consolas" w:cs="Times New Roman"/>
+          <w:sz w:val="20"/>
+          <w:szCs w:val="20"/>
+          <w:lang w:val="uk-UA"/>
+        </w:rPr>
+        <w:t xml:space="preserve">    </w:t>
+      </w:r>
+      <w:proofErr w:type="spellStart"/>
+      <w:r>
+        <w:rPr>
+          <w:rFonts w:ascii="Consolas" w:eastAsia="Times New Roman" w:hAnsi="Consolas" w:cs="Times New Roman"/>
+          <w:sz w:val="20"/>
+          <w:szCs w:val="20"/>
+          <w:lang w:val="uk-UA"/>
+        </w:rPr>
+        <w:t>fprintf</w:t>
+      </w:r>
+      <w:proofErr w:type="spellEnd"/>
+      <w:r>
+        <w:rPr>
+          <w:rFonts w:ascii="Consolas" w:eastAsia="Times New Roman" w:hAnsi="Consolas" w:cs="Times New Roman"/>
+          <w:sz w:val="20"/>
+          <w:szCs w:val="20"/>
+          <w:lang w:val="uk-UA"/>
+        </w:rPr>
+        <w:t>(</w:t>
+      </w:r>
+      <w:r>
+        <w:rPr>
+          <w:rFonts w:ascii="Consolas" w:eastAsia="Times New Roman" w:hAnsi="Consolas" w:cs="Times New Roman"/>
+          <w:color w:val="A709F5"/>
+          <w:sz w:val="20"/>
+          <w:szCs w:val="20"/>
+          <w:lang w:val="uk-UA"/>
+        </w:rPr>
+        <w:t xml:space="preserve">'Проблема з </w:t>
+      </w:r>
+      <w:proofErr w:type="spellStart"/>
+      <w:r>
+        <w:rPr>
+          <w:rFonts w:ascii="Consolas" w:eastAsia="Times New Roman" w:hAnsi="Consolas" w:cs="Times New Roman"/>
+          <w:color w:val="A709F5"/>
+          <w:sz w:val="20"/>
+          <w:szCs w:val="20"/>
+          <w:lang w:val="uk-UA"/>
+        </w:rPr>
+        <w:t>розв</w:t>
+      </w:r>
+      <w:proofErr w:type="spellEnd"/>
+      <w:r>
+        <w:rPr>
+          <w:rFonts w:ascii="Consolas" w:eastAsia="Times New Roman" w:hAnsi="Consolas" w:cs="Times New Roman"/>
+          <w:color w:val="A709F5"/>
+          <w:sz w:val="20"/>
+          <w:szCs w:val="20"/>
+          <w:lang w:val="uk-UA"/>
+        </w:rPr>
+        <w:t>''</w:t>
+      </w:r>
+      <w:proofErr w:type="spellStart"/>
+      <w:r>
+        <w:rPr>
+          <w:rFonts w:ascii="Consolas" w:eastAsia="Times New Roman" w:hAnsi="Consolas" w:cs="Times New Roman"/>
+          <w:color w:val="A709F5"/>
+          <w:sz w:val="20"/>
+          <w:szCs w:val="20"/>
+          <w:lang w:val="uk-UA"/>
+        </w:rPr>
+        <w:t>язанням</w:t>
+      </w:r>
+      <w:proofErr w:type="spellEnd"/>
+      <w:r>
+        <w:rPr>
+          <w:rFonts w:ascii="Consolas" w:eastAsia="Times New Roman" w:hAnsi="Consolas" w:cs="Times New Roman"/>
+          <w:color w:val="A709F5"/>
+          <w:sz w:val="20"/>
+          <w:szCs w:val="20"/>
+          <w:lang w:val="uk-UA"/>
+        </w:rPr>
+        <w:t>. Код виходу: %d\n'</w:t>
+      </w:r>
+      <w:r>
+        <w:rPr>
+          <w:rFonts w:ascii="Consolas" w:eastAsia="Times New Roman" w:hAnsi="Consolas" w:cs="Times New Roman"/>
+          <w:sz w:val="20"/>
+          <w:szCs w:val="20"/>
+          <w:lang w:val="uk-UA"/>
+        </w:rPr>
+        <w:t xml:space="preserve">, </w:t>
+      </w:r>
+      <w:proofErr w:type="spellStart"/>
+      <w:r>
+        <w:rPr>
+          <w:rFonts w:ascii="Consolas" w:eastAsia="Times New Roman" w:hAnsi="Consolas" w:cs="Times New Roman"/>
+          <w:sz w:val="20"/>
+          <w:szCs w:val="20"/>
+          <w:lang w:val="uk-UA"/>
+        </w:rPr>
+        <w:t>exitflag</w:t>
+      </w:r>
+      <w:proofErr w:type="spellEnd"/>
+      <w:r>
+        <w:rPr>
+          <w:rFonts w:ascii="Consolas" w:eastAsia="Times New Roman" w:hAnsi="Consolas" w:cs="Times New Roman"/>
+          <w:sz w:val="20"/>
+          <w:szCs w:val="20"/>
+          <w:lang w:val="uk-UA"/>
+        </w:rPr>
+        <w:t>);</w:t>
+      </w:r>
+    </w:p>
+    <w:p>
+      <w:pPr>
+        <w:spacing w:line="240" w:lineRule="auto"/>
+        <w:rPr>
+          <w:rFonts w:ascii="Consolas" w:eastAsia="Times New Roman" w:hAnsi="Consolas" w:cs="Times New Roman"/>
+          <w:sz w:val="20"/>
+          <w:szCs w:val="20"/>
+          <w:lang w:val="uk-UA"/>
+        </w:rPr>
+      </w:pPr>
+      <w:r>
+        <w:rPr>
+          <w:rFonts w:ascii="Consolas" w:eastAsia="Times New Roman" w:hAnsi="Consolas" w:cs="Times New Roman"/>
+          <w:sz w:val="20"/>
+          <w:szCs w:val="20"/>
+          <w:lang w:val="uk-UA"/>
+        </w:rPr>
+        <w:t xml:space="preserve">    </w:t>
+      </w:r>
+      <w:proofErr w:type="spellStart"/>
+      <w:r>
+        <w:rPr>
+          <w:rFonts w:ascii="Consolas" w:eastAsia="Times New Roman" w:hAnsi="Consolas" w:cs="Times New Roman"/>
+          <w:sz w:val="20"/>
+          <w:szCs w:val="20"/>
+          <w:lang w:val="uk-UA"/>
+        </w:rPr>
+        <w:t>disp</w:t>
+      </w:r>
+      <w:proofErr w:type="spellEnd"/>
+      <w:r>
+        <w:rPr>
+          <w:rFonts w:ascii="Consolas" w:eastAsia="Times New Roman" w:hAnsi="Consolas" w:cs="Times New Roman"/>
+          <w:sz w:val="20"/>
+          <w:szCs w:val="20"/>
+          <w:lang w:val="uk-UA"/>
+        </w:rPr>
+        <w:t>(</w:t>
+      </w:r>
+      <w:proofErr w:type="spellStart"/>
+      <w:r>
+        <w:rPr>
+          <w:rFonts w:ascii="Consolas" w:eastAsia="Times New Roman" w:hAnsi="Consolas" w:cs="Times New Roman"/>
+          <w:sz w:val="20"/>
+          <w:szCs w:val="20"/>
+          <w:lang w:val="uk-UA"/>
+        </w:rPr>
+        <w:t>output.message</w:t>
+      </w:r>
+      <w:proofErr w:type="spellEnd"/>
+      <w:r>
+        <w:rPr>
+          <w:rFonts w:ascii="Consolas" w:eastAsia="Times New Roman" w:hAnsi="Consolas" w:cs="Times New Roman"/>
+          <w:sz w:val="20"/>
+          <w:szCs w:val="20"/>
+          <w:lang w:val="uk-UA"/>
+        </w:rPr>
+        <w:t>);</w:t>
+      </w:r>
+    </w:p>
+    <w:p>
+      <w:pPr>
+        <w:spacing w:line="240" w:lineRule="auto"/>
+        <w:rPr>
+          <w:rFonts w:ascii="Consolas" w:eastAsia="Times New Roman" w:hAnsi="Consolas" w:cs="Times New Roman"/>
+          <w:sz w:val="20"/>
+          <w:szCs w:val="20"/>
+          <w:lang w:val="uk-UA"/>
+        </w:rPr>
+      </w:pPr>
+      <w:proofErr w:type="spellStart"/>
+      <w:r>
+        <w:rPr>
+          <w:rFonts w:ascii="Consolas" w:eastAsia="Times New Roman" w:hAnsi="Consolas" w:cs="Times New Roman"/>
+          <w:color w:val="0E00FF"/>
+          <w:sz w:val="20"/>
+          <w:szCs w:val="20"/>
+          <w:lang w:val="uk-UA"/>
+        </w:rPr>
+        <w:t>end</w:t>
+      </w:r>
+      <w:proofErr w:type="spellEnd"/>
+    </w:p>
+    <w:p/>
+    <w:p>
+      <w:pPr>
+        <w:pStyle w:val="4"/>
+      </w:pPr>
+      <w:bookmarkStart w:id="11" w:name="_6gmh3wgny9fj" w:colFirst="0" w:colLast="0"/>
+      <w:bookmarkEnd w:id="11"/>
+      <w:r>
+        <w:t>Результати виконання та їх аналіз</w:t>
+      </w:r>
+    </w:p>
+    <w:p>
+      <w:pPr>
+        <w:spacing w:line="257" w:lineRule="atLeast"/>
+        <w:rPr>
+          <w:rFonts w:ascii="Consolas" w:eastAsia="Times New Roman" w:hAnsi="Consolas" w:cs="Times New Roman"/>
+          <w:sz w:val="20"/>
+          <w:szCs w:val="20"/>
+          <w:lang w:val="uk-UA"/>
+        </w:rPr>
+      </w:pPr>
+      <w:r>
+        <w:rPr>
+          <w:rFonts w:ascii="Consolas" w:eastAsia="Times New Roman" w:hAnsi="Consolas" w:cs="Times New Roman"/>
+          <w:sz w:val="20"/>
+          <w:szCs w:val="20"/>
+          <w:lang w:val="uk-UA"/>
+        </w:rPr>
+        <w:t>Оптимальний розклад знайдено!</w:t>
+      </w:r>
+    </w:p>
+    <w:p>
+      <w:pPr>
+        <w:spacing w:line="257" w:lineRule="atLeast"/>
+        <w:rPr>
+          <w:rFonts w:ascii="Consolas" w:eastAsia="Times New Roman" w:hAnsi="Consolas" w:cs="Times New Roman"/>
+          <w:sz w:val="20"/>
+          <w:szCs w:val="20"/>
+          <w:lang w:val="uk-UA"/>
+        </w:rPr>
+      </w:pPr>
+      <w:r>
+        <w:rPr>
+          <w:rFonts w:ascii="Consolas" w:eastAsia="Times New Roman" w:hAnsi="Consolas" w:cs="Times New Roman"/>
+          <w:sz w:val="20"/>
+          <w:szCs w:val="20"/>
+          <w:lang w:val="uk-UA"/>
+        </w:rPr>
+        <w:t>Мінімальна загальна кількість автобусів, що випускаються на лінію за добу: 26</w:t>
+      </w:r>
+    </w:p>
+    <w:p>
+      <w:pPr>
+        <w:spacing w:line="257" w:lineRule="atLeast"/>
+        <w:rPr>
+          <w:rFonts w:ascii="Consolas" w:eastAsia="Times New Roman" w:hAnsi="Consolas" w:cs="Times New Roman"/>
+          <w:sz w:val="20"/>
+          <w:szCs w:val="20"/>
+          <w:lang w:val="uk-UA"/>
+        </w:rPr>
+      </w:pPr>
+      <w:r>
+        <w:rPr>
+          <w:rFonts w:ascii="Consolas" w:eastAsia="Times New Roman" w:hAnsi="Consolas" w:cs="Times New Roman"/>
+          <w:sz w:val="20"/>
+          <w:szCs w:val="20"/>
+          <w:lang w:val="uk-UA"/>
+        </w:rPr>
+        <w:t>--------------------------------------------------------------------------</w:t>
+      </w:r>
+    </w:p>
+    <w:p>
+      <w:pPr>
+        <w:spacing w:line="257" w:lineRule="atLeast"/>
+        <w:rPr>
+          <w:rFonts w:ascii="Consolas" w:eastAsia="Times New Roman" w:hAnsi="Consolas" w:cs="Times New Roman"/>
+          <w:sz w:val="20"/>
+          <w:szCs w:val="20"/>
+          <w:lang w:val="uk-UA"/>
+        </w:rPr>
+      </w:pPr>
+      <w:r>
+        <w:rPr>
+          <w:rFonts w:ascii="Consolas" w:eastAsia="Times New Roman" w:hAnsi="Consolas" w:cs="Times New Roman"/>
+          <w:sz w:val="20"/>
+          <w:szCs w:val="20"/>
+          <w:lang w:val="uk-UA"/>
+        </w:rPr>
+        <w:t>Кількість автобусів, що починають зміну в кожному періоді:</w:t>
+      </w:r>
+    </w:p>
+    <w:p>
+      <w:pPr>
+        <w:spacing w:line="257" w:lineRule="atLeast"/>
+        <w:rPr>
+          <w:rFonts w:ascii="Consolas" w:eastAsia="Times New Roman" w:hAnsi="Consolas" w:cs="Times New Roman"/>
+          <w:sz w:val="20"/>
+          <w:szCs w:val="20"/>
+          <w:lang w:val="uk-UA"/>
+        </w:rPr>
+      </w:pPr>
+      <w:r>
+        <w:rPr>
+          <w:rFonts w:ascii="Consolas" w:eastAsia="Times New Roman" w:hAnsi="Consolas" w:cs="Times New Roman"/>
+          <w:sz w:val="20"/>
+          <w:szCs w:val="20"/>
+          <w:lang w:val="uk-UA"/>
+        </w:rPr>
+        <w:t>x1 (початок о 00:00): 4 автобусів</w:t>
+      </w:r>
+    </w:p>
+    <w:p>
+      <w:pPr>
+        <w:spacing w:line="257" w:lineRule="atLeast"/>
+        <w:rPr>
+          <w:rFonts w:ascii="Consolas" w:eastAsia="Times New Roman" w:hAnsi="Consolas" w:cs="Times New Roman"/>
+          <w:sz w:val="20"/>
+          <w:szCs w:val="20"/>
+          <w:lang w:val="uk-UA"/>
+        </w:rPr>
+      </w:pPr>
+      <w:r>
+        <w:rPr>
+          <w:rFonts w:ascii="Consolas" w:eastAsia="Times New Roman" w:hAnsi="Consolas" w:cs="Times New Roman"/>
+          <w:sz w:val="20"/>
+          <w:szCs w:val="20"/>
+          <w:lang w:val="uk-UA"/>
+        </w:rPr>
+        <w:t>x2 (початок о 04:00): 4 автобусів</w:t>
+      </w:r>
+    </w:p>
+    <w:p>
+      <w:pPr>
+        <w:spacing w:line="257" w:lineRule="atLeast"/>
+        <w:rPr>
+          <w:rFonts w:ascii="Consolas" w:eastAsia="Times New Roman" w:hAnsi="Consolas" w:cs="Times New Roman"/>
+          <w:sz w:val="20"/>
+          <w:szCs w:val="20"/>
+          <w:lang w:val="uk-UA"/>
+        </w:rPr>
+      </w:pPr>
+      <w:r>
+        <w:rPr>
+          <w:rFonts w:ascii="Consolas" w:eastAsia="Times New Roman" w:hAnsi="Consolas" w:cs="Times New Roman"/>
+          <w:sz w:val="20"/>
+          <w:szCs w:val="20"/>
+          <w:lang w:val="uk-UA"/>
+        </w:rPr>
+        <w:t>x3 (початок о 08:00): 6 автобусів</w:t>
+      </w:r>
+    </w:p>
+    <w:p>
+      <w:pPr>
+        <w:spacing w:line="257" w:lineRule="atLeast"/>
+        <w:rPr>
+          <w:rFonts w:ascii="Consolas" w:eastAsia="Times New Roman" w:hAnsi="Consolas" w:cs="Times New Roman"/>
+          <w:sz w:val="20"/>
+          <w:szCs w:val="20"/>
+          <w:lang w:val="uk-UA"/>
+        </w:rPr>
+      </w:pPr>
+      <w:r>
+        <w:rPr>
+          <w:rFonts w:ascii="Consolas" w:eastAsia="Times New Roman" w:hAnsi="Consolas" w:cs="Times New Roman"/>
+          <w:sz w:val="20"/>
+          <w:szCs w:val="20"/>
+          <w:lang w:val="uk-UA"/>
+        </w:rPr>
+        <w:t>x4 (початок о 12:00): 1 автобусів</w:t>
+      </w:r>
+    </w:p>
+    <w:p>
+      <w:pPr>
+        <w:spacing w:line="257" w:lineRule="atLeast"/>
+        <w:rPr>
+          <w:rFonts w:ascii="Consolas" w:eastAsia="Times New Roman" w:hAnsi="Consolas" w:cs="Times New Roman"/>
+          <w:sz w:val="20"/>
+          <w:szCs w:val="20"/>
+          <w:lang w:val="uk-UA"/>
+        </w:rPr>
+      </w:pPr>
+      <w:r>
+        <w:rPr>
+          <w:rFonts w:ascii="Consolas" w:eastAsia="Times New Roman" w:hAnsi="Consolas" w:cs="Times New Roman"/>
+          <w:sz w:val="20"/>
+          <w:szCs w:val="20"/>
+          <w:lang w:val="uk-UA"/>
+        </w:rPr>
+        <w:t>x5 (початок о 16:00): 11 автобусів</w:t>
+      </w:r>
+    </w:p>
+    <w:p>
+      <w:pPr>
+        <w:spacing w:line="257" w:lineRule="atLeast"/>
+        <w:rPr>
+          <w:rFonts w:ascii="Consolas" w:eastAsia="Times New Roman" w:hAnsi="Consolas" w:cs="Times New Roman"/>
+          <w:sz w:val="20"/>
+          <w:szCs w:val="20"/>
+          <w:lang w:val="uk-UA"/>
+        </w:rPr>
+      </w:pPr>
+      <w:r>
+        <w:rPr>
+          <w:rFonts w:ascii="Consolas" w:eastAsia="Times New Roman" w:hAnsi="Consolas" w:cs="Times New Roman"/>
+          <w:sz w:val="20"/>
+          <w:szCs w:val="20"/>
+          <w:lang w:val="uk-UA"/>
+        </w:rPr>
+        <w:t>x6 (початок о 20:00): 0 автобусів</w:t>
+      </w:r>
+    </w:p>
+    <w:p>
+      <w:pPr>
+        <w:spacing w:line="257" w:lineRule="atLeast"/>
+        <w:rPr>
+          <w:rFonts w:ascii="Consolas" w:eastAsia="Times New Roman" w:hAnsi="Consolas" w:cs="Times New Roman"/>
+          <w:sz w:val="20"/>
+          <w:szCs w:val="20"/>
+          <w:lang w:val="uk-UA"/>
+        </w:rPr>
+      </w:pPr>
+      <w:r>
+        <w:rPr>
+          <w:rFonts w:ascii="Consolas" w:eastAsia="Times New Roman" w:hAnsi="Consolas" w:cs="Times New Roman"/>
+          <w:sz w:val="20"/>
+          <w:szCs w:val="20"/>
+          <w:lang w:val="uk-UA"/>
+        </w:rPr>
+        <w:t>--------------------------------------------------------------------------</w:t>
+      </w:r>
+    </w:p>
+    <w:p>
+      <w:pPr>
+        <w:spacing w:line="257" w:lineRule="atLeast"/>
+        <w:rPr>
+          <w:rFonts w:ascii="Consolas" w:eastAsia="Times New Roman" w:hAnsi="Consolas" w:cs="Times New Roman"/>
+          <w:sz w:val="20"/>
+          <w:szCs w:val="20"/>
+          <w:lang w:val="uk-UA"/>
+        </w:rPr>
+      </w:pPr>
+      <w:r>
+        <w:rPr>
+          <w:rFonts w:ascii="Consolas" w:eastAsia="Times New Roman" w:hAnsi="Consolas" w:cs="Times New Roman"/>
+          <w:sz w:val="20"/>
+          <w:szCs w:val="20"/>
+          <w:lang w:val="uk-UA"/>
+        </w:rPr>
+        <w:t>Перевірка покриття потреби в автобусах по періодах:</w:t>
+      </w:r>
+    </w:p>
+    <w:p>
+      <w:pPr>
+        <w:spacing w:line="257" w:lineRule="atLeast"/>
+        <w:rPr>
+          <w:rFonts w:ascii="Consolas" w:eastAsia="Times New Roman" w:hAnsi="Consolas" w:cs="Times New Roman"/>
+          <w:sz w:val="20"/>
+          <w:szCs w:val="20"/>
+          <w:lang w:val="uk-UA"/>
+        </w:rPr>
+      </w:pPr>
+      <w:r>
+        <w:rPr>
+          <w:rFonts w:ascii="Consolas" w:eastAsia="Times New Roman" w:hAnsi="Consolas" w:cs="Times New Roman"/>
+          <w:sz w:val="20"/>
+          <w:szCs w:val="20"/>
+          <w:lang w:val="uk-UA"/>
+        </w:rPr>
+        <w:t>Період 00:00-04:00: Потрібно  4, Працює  4</w:t>
+      </w:r>
+    </w:p>
+    <w:p>
+      <w:pPr>
+        <w:spacing w:line="257" w:lineRule="atLeast"/>
+        <w:rPr>
+          <w:rFonts w:ascii="Consolas" w:eastAsia="Times New Roman" w:hAnsi="Consolas" w:cs="Times New Roman"/>
+          <w:sz w:val="20"/>
+          <w:szCs w:val="20"/>
+          <w:lang w:val="uk-UA"/>
+        </w:rPr>
+      </w:pPr>
+      <w:r>
+        <w:rPr>
+          <w:rFonts w:ascii="Consolas" w:eastAsia="Times New Roman" w:hAnsi="Consolas" w:cs="Times New Roman"/>
+          <w:sz w:val="20"/>
+          <w:szCs w:val="20"/>
+          <w:lang w:val="uk-UA"/>
+        </w:rPr>
+        <w:t>Період 04:00-08:00: Потрібно  8, Працює  8</w:t>
+      </w:r>
+    </w:p>
+    <w:p>
+      <w:pPr>
+        <w:spacing w:line="257" w:lineRule="atLeast"/>
+        <w:rPr>
+          <w:rFonts w:ascii="Consolas" w:eastAsia="Times New Roman" w:hAnsi="Consolas" w:cs="Times New Roman"/>
+          <w:sz w:val="20"/>
+          <w:szCs w:val="20"/>
+          <w:lang w:val="uk-UA"/>
+        </w:rPr>
+      </w:pPr>
+      <w:r>
+        <w:rPr>
+          <w:rFonts w:ascii="Consolas" w:eastAsia="Times New Roman" w:hAnsi="Consolas" w:cs="Times New Roman"/>
+          <w:sz w:val="20"/>
+          <w:szCs w:val="20"/>
+          <w:lang w:val="uk-UA"/>
+        </w:rPr>
+        <w:t>Період 08:00-12:00: Потрібно 10, Працює 10</w:t>
+      </w:r>
+    </w:p>
+    <w:p>
+      <w:pPr>
+        <w:spacing w:line="257" w:lineRule="atLeast"/>
+        <w:rPr>
+          <w:rFonts w:ascii="Consolas" w:eastAsia="Times New Roman" w:hAnsi="Consolas" w:cs="Times New Roman"/>
+          <w:sz w:val="20"/>
+          <w:szCs w:val="20"/>
+          <w:lang w:val="uk-UA"/>
+        </w:rPr>
+      </w:pPr>
+      <w:r>
+        <w:rPr>
+          <w:rFonts w:ascii="Consolas" w:eastAsia="Times New Roman" w:hAnsi="Consolas" w:cs="Times New Roman"/>
+          <w:sz w:val="20"/>
+          <w:szCs w:val="20"/>
+          <w:lang w:val="uk-UA"/>
+        </w:rPr>
+        <w:t>Період 12:00-16:00: Потрібно  7, Працює  7</w:t>
+      </w:r>
+    </w:p>
+    <w:p>
+      <w:pPr>
+        <w:spacing w:line="257" w:lineRule="atLeast"/>
+        <w:rPr>
+          <w:rFonts w:ascii="Consolas" w:eastAsia="Times New Roman" w:hAnsi="Consolas" w:cs="Times New Roman"/>
+          <w:sz w:val="20"/>
+          <w:szCs w:val="20"/>
+          <w:lang w:val="uk-UA"/>
+        </w:rPr>
+      </w:pPr>
+      <w:r>
+        <w:rPr>
+          <w:rFonts w:ascii="Consolas" w:eastAsia="Times New Roman" w:hAnsi="Consolas" w:cs="Times New Roman"/>
+          <w:sz w:val="20"/>
+          <w:szCs w:val="20"/>
+          <w:lang w:val="uk-UA"/>
+        </w:rPr>
+        <w:t>Період 16:00-20:00: Потрібно 12, Працює 12</w:t>
+      </w:r>
+    </w:p>
+    <w:p>
+      <w:pPr>
+        <w:spacing w:line="257" w:lineRule="atLeast"/>
+        <w:rPr>
+          <w:rFonts w:ascii="Consolas" w:eastAsia="Times New Roman" w:hAnsi="Consolas" w:cs="Times New Roman"/>
+          <w:sz w:val="20"/>
+          <w:szCs w:val="20"/>
+          <w:lang w:val="uk-UA"/>
+        </w:rPr>
+      </w:pPr>
+      <w:r>
+        <w:rPr>
+          <w:rFonts w:ascii="Consolas" w:eastAsia="Times New Roman" w:hAnsi="Consolas" w:cs="Times New Roman"/>
+          <w:sz w:val="20"/>
+          <w:szCs w:val="20"/>
+          <w:lang w:val="uk-UA"/>
+        </w:rPr>
+        <w:t>Період 20:00-00:00: Потрібно  4, Працює 11</w:t>
+      </w:r>
+    </w:p>
+    <w:p>
+      <w:pPr>
+        <w:rPr>
+          <w:lang w:val="uk-UA"/>
+        </w:rPr>
+      </w:pPr>
+    </w:p>
+    <w:p>
+      <w:r>
+        <w:rPr>
+          <w:noProof/>
+        </w:rPr>
+        <w:lastRenderedPageBreak/>
+        <w:drawing>
+          <wp:inline distT="0" distB="0" distL="0" distR="0" wp14:anchorId="72875991" wp14:editId="63B49AC8">
+            <wp:extent cx="5733415" cy="6589395"/>
+            <wp:effectExtent l="0" t="0" r="635" b="1905"/>
+            <wp:docPr id="2" name="Рисунок 2"/>
+            <wp:cNvGraphicFramePr>
+              <a:graphicFrameLocks xmlns:a="http://schemas.openxmlformats.org/drawingml/2006/main" noChangeAspect="1"/>
+            </wp:cNvGraphicFramePr>
+            <a:graphic xmlns:a="http://schemas.openxmlformats.org/drawingml/2006/main">
+              <a:graphicData uri="http://schemas.openxmlformats.org/drawingml/2006/picture">
+                <pic:pic xmlns:pic="http://schemas.openxmlformats.org/drawingml/2006/picture">
+                  <pic:nvPicPr>
+                    <pic:cNvPr id="1" name=""/>
+                    <pic:cNvPicPr/>
+                  </pic:nvPicPr>
+                  <pic:blipFill>
+                    <a:blip r:embed="rId6"/>
+                    <a:stretch>
+                      <a:fillRect/>
+                    </a:stretch>
+                  </pic:blipFill>
+                  <pic:spPr>
+                    <a:xfrm>
+                      <a:off x="0" y="0"/>
+                      <a:ext cx="5733415" cy="6589395"/>
+                    </a:xfrm>
+                    <a:prstGeom prst="rect">
+                      <a:avLst/>
+                    </a:prstGeom>
+                  </pic:spPr>
+                </pic:pic>
+              </a:graphicData>
+            </a:graphic>
+          </wp:inline>
+        </w:drawing>
+      </w:r>
+    </w:p>
+    <w:p>
+      <w:pPr>
+        <w:spacing w:line="360" w:lineRule="auto"/>
+        <w:rPr>
+          <w:rFonts w:ascii="Times New Roman" w:hAnsi="Times New Roman" w:cs="Times New Roman"/>
+          <w:sz w:val="28"/>
+          <w:szCs w:val="28"/>
+        </w:rPr>
+      </w:pPr>
+    </w:p>
+    <w:p>
       <w:bookmarkStart w:id="12" w:name="_kez7zw47g1zx" w:colFirst="0" w:colLast="0"/>
       <w:bookmarkStart w:id="13" w:name="_3w1q9q4vj0ui" w:colFirst="0" w:colLast="0"/>
       <w:bookmarkStart w:id="14" w:name="_o8dwy1m9nfjk" w:colFirst="0" w:colLast="0"/>
@@ -447,351 +8782,7 @@
       <w:bookmarkEnd w:id="13"/>
       <w:bookmarkEnd w:id="14"/>
       <w:bookmarkEnd w:id="15"/>
-      <w:r>
-        <w:rPr>
-          <w:b/>
-          <w:bCs/>
-        </w:rPr>
-        <w:t>Завдання 4.</w:t>
-      </w:r>
-    </w:p>
-    <w:p>
-      <w:pPr>
-        <w:pStyle w:val="4"/>
-      </w:pPr>
-      <w:bookmarkStart w:id="16" w:name="_8c7vbifojsek" w:colFirst="0" w:colLast="0"/>
-      <w:bookmarkEnd w:id="16"/>
-      <w:r>
-        <w:t>Умова завдання</w:t>
-      </w:r>
-      <w:bookmarkStart w:id="17" w:name="_l2nl53bqnr8r" w:colFirst="0" w:colLast="0"/>
-      <w:bookmarkEnd w:id="17"/>
-    </w:p>
-    <w:p/>
-    <w:p>
-      <w:pPr>
-        <w:pStyle w:val="4"/>
-      </w:pPr>
-      <w:r>
-        <w:t>Програмна реалізація</w:t>
-      </w:r>
-    </w:p>
-    <w:p/>
-    <w:p>
-      <w:pPr>
-        <w:pStyle w:val="4"/>
-      </w:pPr>
-      <w:bookmarkStart w:id="18" w:name="_i1dv18247lxc" w:colFirst="0" w:colLast="0"/>
-      <w:bookmarkEnd w:id="18"/>
-      <w:r>
-        <w:t>Результати виконання та їх аналіз</w:t>
-      </w:r>
-    </w:p>
-    <w:p>
-      <w:pPr>
-        <w:spacing w:line="257" w:lineRule="atLeast"/>
-        <w:rPr>
-          <w:rFonts w:ascii="Consolas" w:eastAsia="Times New Roman" w:hAnsi="Consolas" w:cs="Times New Roman"/>
-          <w:sz w:val="20"/>
-          <w:szCs w:val="20"/>
-          <w:lang w:val="uk-UA"/>
-        </w:rPr>
-      </w:pPr>
-      <w:bookmarkStart w:id="19" w:name="_5ap502pi7z4t" w:colFirst="0" w:colLast="0"/>
-      <w:bookmarkEnd w:id="19"/>
-    </w:p>
-    <w:p>
-      <w:pPr>
-        <w:spacing w:line="257" w:lineRule="atLeast"/>
-        <w:rPr>
-          <w:rFonts w:ascii="Consolas" w:eastAsia="Times New Roman" w:hAnsi="Consolas" w:cs="Times New Roman"/>
-          <w:sz w:val="20"/>
-          <w:szCs w:val="20"/>
-          <w:lang w:val="uk-UA"/>
-        </w:rPr>
-      </w:pPr>
-    </w:p>
-    <w:p>
-      <w:pPr>
-        <w:pStyle w:val="3"/>
-        <w:rPr>
-          <w:b/>
-          <w:bCs/>
-        </w:rPr>
-      </w:pPr>
-    </w:p>
-    <w:p>
-      <w:pPr>
-        <w:pStyle w:val="3"/>
-        <w:rPr>
-          <w:b/>
-          <w:bCs/>
-        </w:rPr>
-      </w:pPr>
-      <w:r>
-        <w:rPr>
-          <w:b/>
-          <w:bCs/>
-        </w:rPr>
-        <w:t>Завдання 5.</w:t>
-      </w:r>
-    </w:p>
-    <w:p>
-      <w:pPr>
-        <w:pStyle w:val="4"/>
-      </w:pPr>
-      <w:bookmarkStart w:id="20" w:name="_4q4i60osdvb" w:colFirst="0" w:colLast="0"/>
-      <w:bookmarkEnd w:id="20"/>
-      <w:r>
-        <w:t>Умова завдання</w:t>
-      </w:r>
-    </w:p>
-    <w:p/>
-    <w:p>
-      <w:pPr>
-        <w:pStyle w:val="4"/>
-      </w:pPr>
-      <w:r>
-        <w:t>Програмна реалізація</w:t>
-      </w:r>
-    </w:p>
-    <w:p/>
-    <w:p>
-      <w:pPr>
-        <w:pStyle w:val="4"/>
-      </w:pPr>
-      <w:bookmarkStart w:id="21" w:name="_3sellt10qu7b" w:colFirst="0" w:colLast="0"/>
-      <w:bookmarkEnd w:id="21"/>
-      <w:r>
-        <w:t>Результати виконання та їх аналіз</w:t>
-      </w:r>
-    </w:p>
-    <w:p/>
-    <w:p/>
-    <w:p>
-      <w:pPr>
-        <w:pStyle w:val="3"/>
-        <w:rPr>
-          <w:b/>
-          <w:bCs/>
-        </w:rPr>
-      </w:pPr>
-      <w:bookmarkStart w:id="22" w:name="_vnuh0plx8ufm" w:colFirst="0" w:colLast="0"/>
-      <w:bookmarkEnd w:id="22"/>
-      <w:r>
-        <w:rPr>
-          <w:b/>
-          <w:bCs/>
-        </w:rPr>
-        <w:t>Завдання 6.</w:t>
-      </w:r>
-    </w:p>
-    <w:p>
-      <w:pPr>
-        <w:pStyle w:val="4"/>
-      </w:pPr>
-      <w:bookmarkStart w:id="23" w:name="_j8jpvfu0scim" w:colFirst="0" w:colLast="0"/>
-      <w:bookmarkEnd w:id="23"/>
-      <w:r>
-        <w:t>Умова завдання</w:t>
-      </w:r>
-      <w:bookmarkStart w:id="24" w:name="_yfnt29rl9gfo" w:colFirst="0" w:colLast="0"/>
-      <w:bookmarkEnd w:id="24"/>
-    </w:p>
-    <w:p/>
-    <w:p>
-      <w:pPr>
-        <w:pStyle w:val="4"/>
-      </w:pPr>
-      <w:r>
-        <w:t>Програмна реалізація</w:t>
-      </w:r>
-    </w:p>
-    <w:p/>
-    <w:p>
-      <w:pPr>
-        <w:pStyle w:val="4"/>
-      </w:pPr>
-      <w:bookmarkStart w:id="25" w:name="_qz0wc7fm4h5y" w:colFirst="0" w:colLast="0"/>
-      <w:bookmarkEnd w:id="25"/>
-      <w:r>
-        <w:lastRenderedPageBreak/>
-        <w:t>Результати виконання та їх аналіз</w:t>
-      </w:r>
-      <w:bookmarkStart w:id="26" w:name="_vrh3vidztp7d" w:colFirst="0" w:colLast="0"/>
-      <w:bookmarkEnd w:id="26"/>
-    </w:p>
-    <w:p/>
-    <w:p/>
-    <w:p>
-      <w:pPr>
-        <w:pStyle w:val="3"/>
-        <w:rPr>
-          <w:b/>
-          <w:bCs/>
-        </w:rPr>
-      </w:pPr>
-      <w:r>
-        <w:rPr>
-          <w:b/>
-          <w:bCs/>
-        </w:rPr>
-        <w:t xml:space="preserve">Завдання </w:t>
-      </w:r>
-      <w:r>
-        <w:rPr>
-          <w:b/>
-          <w:bCs/>
-          <w:lang w:val="ru-RU"/>
-        </w:rPr>
-        <w:t>7</w:t>
-      </w:r>
-      <w:r>
-        <w:rPr>
-          <w:b/>
-          <w:bCs/>
-        </w:rPr>
-        <w:t>.</w:t>
-      </w:r>
-    </w:p>
-    <w:p>
-      <w:pPr>
-        <w:pStyle w:val="4"/>
-      </w:pPr>
-      <w:r>
-        <w:t>Умова завдання</w:t>
-      </w:r>
-    </w:p>
-    <w:p/>
-    <w:p>
-      <w:pPr>
-        <w:pStyle w:val="4"/>
-      </w:pPr>
-      <w:r>
-        <w:t>Програмна реалізація</w:t>
-      </w:r>
-    </w:p>
-    <w:p/>
-    <w:p>
-      <w:pPr>
-        <w:pStyle w:val="4"/>
-      </w:pPr>
-      <w:r>
-        <w:t>Результати виконання та їх аналіз</w:t>
-      </w:r>
-    </w:p>
-    <w:p/>
-    <w:p>
-      <w:pPr>
-        <w:pStyle w:val="3"/>
-        <w:rPr>
-          <w:b/>
-          <w:bCs/>
-        </w:rPr>
-      </w:pPr>
-      <w:r>
-        <w:rPr>
-          <w:b/>
-          <w:bCs/>
-        </w:rPr>
-        <w:t xml:space="preserve">Завдання </w:t>
-      </w:r>
-      <w:r>
-        <w:rPr>
-          <w:b/>
-          <w:bCs/>
-          <w:lang w:val="ru-RU"/>
-        </w:rPr>
-        <w:t>8</w:t>
-      </w:r>
-      <w:r>
-        <w:rPr>
-          <w:b/>
-          <w:bCs/>
-        </w:rPr>
-        <w:t>.</w:t>
-      </w:r>
-    </w:p>
-    <w:p>
-      <w:pPr>
-        <w:pStyle w:val="4"/>
-      </w:pPr>
-      <w:r>
-        <w:t>Умова завдання</w:t>
-      </w:r>
-    </w:p>
-    <w:p/>
-    <w:p>
-      <w:pPr>
-        <w:pStyle w:val="4"/>
-      </w:pPr>
-      <w:r>
-        <w:t>Програмна реалізація</w:t>
-      </w:r>
-    </w:p>
-    <w:p/>
-    <w:p>
-      <w:pPr>
-        <w:pStyle w:val="4"/>
-      </w:pPr>
-      <w:r>
-        <w:t>Результати виконання та їх аналіз</w:t>
-      </w:r>
-    </w:p>
-    <w:p/>
-    <w:p>
-      <w:pPr>
-        <w:pStyle w:val="3"/>
-        <w:rPr>
-          <w:b/>
-          <w:bCs/>
-        </w:rPr>
-      </w:pPr>
-    </w:p>
-    <w:p>
-      <w:pPr>
-        <w:pStyle w:val="3"/>
-        <w:rPr>
-          <w:b/>
-          <w:bCs/>
-        </w:rPr>
-      </w:pPr>
-      <w:r>
-        <w:rPr>
-          <w:b/>
-          <w:bCs/>
-        </w:rPr>
-        <w:t>Завдання 9.</w:t>
-      </w:r>
-    </w:p>
-    <w:p>
-      <w:pPr>
-        <w:pStyle w:val="4"/>
-      </w:pPr>
-      <w:r>
-        <w:t>Умова завдання</w:t>
-      </w:r>
-    </w:p>
-    <w:p/>
-    <w:p>
-      <w:pPr>
-        <w:pStyle w:val="4"/>
-      </w:pPr>
-      <w:r>
-        <w:t>Програмна реалізація</w:t>
-      </w:r>
-    </w:p>
-    <w:p/>
-    <w:p>
-      <w:pPr>
-        <w:pStyle w:val="4"/>
-      </w:pPr>
-      <w:r>
-        <w:t>Результати виконання та їх аналіз</w:t>
-      </w:r>
-    </w:p>
-    <w:p/>
-    <w:p/>
+    </w:p>
     <w:sectPr>
       <w:pgSz w:w="11909" w:h="16834"/>
       <w:pgMar w:top="1440" w:right="1440" w:bottom="1440" w:left="1440" w:header="720" w:footer="720" w:gutter="0"/>
